--- a/Documentation/Титульник ТЗ.docx
+++ b/Documentation/Титульник ТЗ.docx
@@ -4,7 +4,7 @@
   <w:body>
     <w:p>
       <w:pPr>
-        <w:pStyle w:val="698"/>
+        <w:pStyle w:val="918"/>
         <w:pBdr/>
         <w:spacing/>
         <w:ind/>
@@ -13,6 +13,12 @@
           <w:szCs w:val="36"/>
         </w:rPr>
       </w:pPr>
+      <w:r>
+        <w:rPr>
+          <w:sz w:val="36"/>
+          <w:szCs w:val="36"/>
+        </w:rPr>
+      </w:r>
       <w:r>
         <w:rPr>
           <w:sz w:val="36"/>
@@ -28,7 +34,7 @@
     </w:p>
     <w:p>
       <w:pPr>
-        <w:pStyle w:val="698"/>
+        <w:pStyle w:val="918"/>
         <w:pBdr/>
         <w:spacing/>
         <w:ind/>
@@ -37,6 +43,12 @@
           <w:szCs w:val="36"/>
         </w:rPr>
       </w:pPr>
+      <w:r>
+        <w:rPr>
+          <w:sz w:val="36"/>
+          <w:szCs w:val="36"/>
+        </w:rPr>
+      </w:r>
       <w:r>
         <w:rPr>
           <w:sz w:val="36"/>
@@ -52,7 +64,7 @@
     </w:p>
     <w:p>
       <w:pPr>
-        <w:pStyle w:val="698"/>
+        <w:pStyle w:val="918"/>
         <w:pBdr/>
         <w:spacing/>
         <w:ind/>
@@ -61,6 +73,12 @@
           <w:szCs w:val="36"/>
         </w:rPr>
       </w:pPr>
+      <w:r>
+        <w:rPr>
+          <w:sz w:val="36"/>
+          <w:szCs w:val="36"/>
+        </w:rPr>
+      </w:r>
       <w:r>
         <w:rPr>
           <w:sz w:val="36"/>
@@ -76,7 +94,7 @@
     </w:p>
     <w:p>
       <w:pPr>
-        <w:pStyle w:val="698"/>
+        <w:pStyle w:val="918"/>
         <w:pBdr/>
         <w:spacing/>
         <w:ind/>
@@ -85,6 +103,12 @@
           <w:szCs w:val="36"/>
         </w:rPr>
       </w:pPr>
+      <w:r>
+        <w:rPr>
+          <w:sz w:val="36"/>
+          <w:szCs w:val="36"/>
+        </w:rPr>
+      </w:r>
       <w:r>
         <w:rPr>
           <w:sz w:val="36"/>
@@ -100,7 +124,7 @@
     </w:p>
     <w:p>
       <w:pPr>
-        <w:pStyle w:val="698"/>
+        <w:pStyle w:val="918"/>
         <w:pBdr/>
         <w:spacing/>
         <w:ind/>
@@ -109,6 +133,12 @@
           <w:szCs w:val="36"/>
         </w:rPr>
       </w:pPr>
+      <w:r>
+        <w:rPr>
+          <w:sz w:val="36"/>
+          <w:szCs w:val="36"/>
+        </w:rPr>
+      </w:r>
       <w:r>
         <w:rPr>
           <w:sz w:val="36"/>
@@ -124,7 +154,7 @@
     </w:p>
     <w:p>
       <w:pPr>
-        <w:pStyle w:val="698"/>
+        <w:pStyle w:val="918"/>
         <w:pBdr/>
         <w:spacing/>
         <w:ind/>
@@ -133,6 +163,12 @@
           <w:szCs w:val="36"/>
         </w:rPr>
       </w:pPr>
+      <w:r>
+        <w:rPr>
+          <w:sz w:val="36"/>
+          <w:szCs w:val="36"/>
+        </w:rPr>
+      </w:r>
       <w:r>
         <w:rPr>
           <w:sz w:val="36"/>
@@ -148,7 +184,7 @@
     </w:p>
     <w:p>
       <w:pPr>
-        <w:pStyle w:val="698"/>
+        <w:pStyle w:val="918"/>
         <w:pBdr/>
         <w:spacing/>
         <w:ind/>
@@ -157,6 +193,12 @@
           <w:szCs w:val="36"/>
         </w:rPr>
       </w:pPr>
+      <w:r>
+        <w:rPr>
+          <w:sz w:val="36"/>
+          <w:szCs w:val="36"/>
+        </w:rPr>
+      </w:r>
       <w:r>
         <w:rPr>
           <w:sz w:val="36"/>
@@ -172,7 +214,7 @@
     </w:p>
     <w:p>
       <w:pPr>
-        <w:pStyle w:val="698"/>
+        <w:pStyle w:val="918"/>
         <w:pBdr/>
         <w:spacing/>
         <w:ind/>
@@ -181,6 +223,12 @@
           <w:szCs w:val="36"/>
         </w:rPr>
       </w:pPr>
+      <w:r>
+        <w:rPr>
+          <w:sz w:val="36"/>
+          <w:szCs w:val="36"/>
+        </w:rPr>
+      </w:r>
       <w:r>
         <w:rPr>
           <w:sz w:val="36"/>
@@ -196,7 +244,7 @@
     </w:p>
     <w:p>
       <w:pPr>
-        <w:pStyle w:val="698"/>
+        <w:pStyle w:val="918"/>
         <w:pBdr/>
         <w:spacing/>
         <w:ind/>
@@ -205,6 +253,12 @@
           <w:szCs w:val="36"/>
         </w:rPr>
       </w:pPr>
+      <w:r>
+        <w:rPr>
+          <w:sz w:val="36"/>
+          <w:szCs w:val="36"/>
+        </w:rPr>
+      </w:r>
       <w:r>
         <w:rPr>
           <w:sz w:val="36"/>
@@ -220,7 +274,7 @@
     </w:p>
     <w:p>
       <w:pPr>
-        <w:pStyle w:val="698"/>
+        <w:pStyle w:val="918"/>
         <w:pBdr/>
         <w:spacing/>
         <w:ind/>
@@ -229,6 +283,12 @@
           <w:szCs w:val="36"/>
         </w:rPr>
       </w:pPr>
+      <w:r>
+        <w:rPr>
+          <w:sz w:val="36"/>
+          <w:szCs w:val="36"/>
+        </w:rPr>
+      </w:r>
       <w:r>
         <w:rPr>
           <w:sz w:val="36"/>
@@ -244,7 +304,7 @@
     </w:p>
     <w:p>
       <w:pPr>
-        <w:pStyle w:val="697"/>
+        <w:pStyle w:val="917"/>
         <w:pBdr/>
         <w:spacing w:line="360" w:lineRule="auto"/>
         <w:ind/>
@@ -266,10 +326,16 @@
           <w:szCs w:val="36"/>
         </w:rPr>
       </w:r>
+      <w:r>
+        <w:rPr>
+          <w:sz w:val="36"/>
+          <w:szCs w:val="36"/>
+        </w:rPr>
+      </w:r>
     </w:p>
     <w:p>
       <w:pPr>
-        <w:pStyle w:val="712"/>
+        <w:pStyle w:val="932"/>
         <w:pBdr/>
         <w:spacing w:line="240" w:lineRule="auto"/>
         <w:ind/>
@@ -301,7 +367,7 @@
           <w:highlight w:val="white"/>
           <w:u w:val="none"/>
         </w:rPr>
-        <w:t xml:space="preserve">Разработка Web API для мониторинга и управления личными финансами</w:t>
+        <w:t xml:space="preserve">Разработка RESTful API для систематизации и отслеживания персональных финансов</w:t>
       </w:r>
       <w:r>
         <w:rPr>
@@ -326,7 +392,7 @@
     </w:p>
     <w:p>
       <w:pPr>
-        <w:pStyle w:val="712"/>
+        <w:pStyle w:val="932"/>
         <w:pBdr/>
         <w:spacing w:line="240" w:lineRule="auto"/>
         <w:ind/>
@@ -335,6 +401,12 @@
           <w:szCs w:val="16"/>
         </w:rPr>
       </w:pPr>
+      <w:r>
+        <w:rPr>
+          <w:sz w:val="16"/>
+          <w:szCs w:val="16"/>
+        </w:rPr>
+      </w:r>
       <w:r>
         <w:rPr>
           <w:sz w:val="16"/>
@@ -350,7 +422,7 @@
     </w:p>
     <w:p>
       <w:pPr>
-        <w:pStyle w:val="698"/>
+        <w:pStyle w:val="918"/>
         <w:pBdr/>
         <w:spacing/>
         <w:ind/>
@@ -372,10 +444,16 @@
           <w:szCs w:val="36"/>
         </w:rPr>
       </w:r>
+      <w:r>
+        <w:rPr>
+          <w:sz w:val="36"/>
+          <w:szCs w:val="36"/>
+        </w:rPr>
+      </w:r>
     </w:p>
     <w:p>
       <w:pPr>
-        <w:pStyle w:val="710"/>
+        <w:pStyle w:val="930"/>
         <w:pBdr/>
         <w:spacing/>
         <w:ind/>
@@ -398,7 +476,7 @@
     </w:p>
     <w:p>
       <w:pPr>
-        <w:pStyle w:val="710"/>
+        <w:pStyle w:val="930"/>
         <w:pBdr/>
         <w:spacing/>
         <w:ind/>
@@ -409,7 +487,7 @@
     </w:p>
     <w:p>
       <w:pPr>
-        <w:pStyle w:val="710"/>
+        <w:pStyle w:val="930"/>
         <w:pBdr/>
         <w:spacing/>
         <w:ind/>
@@ -427,10 +505,11 @@
     </w:p>
     <w:p>
       <w:pPr>
-        <w:pStyle w:val="710"/>
-        <w:pBdr/>
-        <w:spacing/>
-        <w:ind/>
+        <w:pStyle w:val="930"/>
+        <w:pBdr/>
+        <w:spacing/>
+        <w:ind/>
+        <w:jc w:val="center"/>
         <w:rPr/>
       </w:pPr>
       <w:r/>
@@ -438,7 +517,7 @@
     </w:p>
     <w:p>
       <w:pPr>
-        <w:pStyle w:val="712"/>
+        <w:pStyle w:val="932"/>
         <w:pBdr/>
         <w:spacing w:line="240" w:lineRule="auto"/>
         <w:ind/>
@@ -447,6 +526,12 @@
           <w:szCs w:val="16"/>
         </w:rPr>
       </w:pPr>
+      <w:r>
+        <w:rPr>
+          <w:sz w:val="16"/>
+          <w:szCs w:val="16"/>
+        </w:rPr>
+      </w:r>
       <w:r>
         <w:rPr>
           <w:sz w:val="16"/>
@@ -485,7 +570,6 @@
         <w:ind/>
         <w:rPr/>
       </w:pPr>
-      <w:r/>
       <w:r>
         <w:separator/>
       </w:r>
@@ -500,7 +584,6 @@
         <w:ind/>
         <w:rPr/>
       </w:pPr>
-      <w:r/>
       <w:r>
         <w:continuationSeparator/>
       </w:r>
@@ -514,7 +597,7 @@
 <w:ftr xmlns:wpc="http://schemas.microsoft.com/office/word/2010/wordprocessingCanvas" xmlns:mc="http://schemas.openxmlformats.org/markup-compatibility/2006" xmlns:o="urn:schemas-microsoft-com:office:office" xmlns:r="http://schemas.openxmlformats.org/officeDocument/2006/relationships" xmlns:m="http://schemas.openxmlformats.org/officeDocument/2006/math" xmlns:v="urn:schemas-microsoft-com:vml" xmlns:wp14="http://schemas.microsoft.com/office/word/2010/wordprocessingDrawing" xmlns:wp="http://schemas.openxmlformats.org/drawingml/2006/wordprocessingDrawing" xmlns:w10="urn:schemas-microsoft-com:office:word" xmlns:w="http://schemas.openxmlformats.org/wordprocessingml/2006/main" xmlns:w14="http://schemas.microsoft.com/office/word/2010/wordml" xmlns:w15="http://schemas.microsoft.com/office/word/2012/wordml" xmlns:wpg="http://schemas.microsoft.com/office/word/2010/wordprocessingGroup" xmlns:wpi="http://schemas.microsoft.com/office/word/2010/wordprocessingInk" xmlns:wne="http://schemas.microsoft.com/office/word/2006/wordml" xmlns:a="http://schemas.openxmlformats.org/drawingml/2006/main" xmlns:wps="http://schemas.microsoft.com/office/word/2010/wordprocessingShape" mc:Ignorable="w14 w15 wp14">
   <w:p>
     <w:pPr>
-      <w:pStyle w:val="711"/>
+      <w:pStyle w:val="931"/>
       <w:pBdr/>
       <w:spacing/>
       <w:ind/>
@@ -536,7 +619,6 @@
         <w:ind/>
         <w:rPr/>
       </w:pPr>
-      <w:r/>
       <w:r>
         <w:separator/>
       </w:r>
@@ -551,7 +633,6 @@
         <w:ind/>
         <w:rPr/>
       </w:pPr>
-      <w:r/>
       <w:r>
         <w:continuationSeparator/>
       </w:r>
@@ -565,7 +646,7 @@
 <w:hdr xmlns:wpc="http://schemas.microsoft.com/office/word/2010/wordprocessingCanvas" xmlns:mc="http://schemas.openxmlformats.org/markup-compatibility/2006" xmlns:o="urn:schemas-microsoft-com:office:office" xmlns:r="http://schemas.openxmlformats.org/officeDocument/2006/relationships" xmlns:m="http://schemas.openxmlformats.org/officeDocument/2006/math" xmlns:v="urn:schemas-microsoft-com:vml" xmlns:wp14="http://schemas.microsoft.com/office/word/2010/wordprocessingDrawing" xmlns:wp="http://schemas.openxmlformats.org/drawingml/2006/wordprocessingDrawing" xmlns:w10="urn:schemas-microsoft-com:office:word" xmlns:w="http://schemas.openxmlformats.org/wordprocessingml/2006/main" xmlns:w14="http://schemas.microsoft.com/office/word/2010/wordml" xmlns:w15="http://schemas.microsoft.com/office/word/2012/wordml" xmlns:wpg="http://schemas.microsoft.com/office/word/2010/wordprocessingGroup" xmlns:wpi="http://schemas.microsoft.com/office/word/2010/wordprocessingInk" xmlns:wne="http://schemas.microsoft.com/office/word/2006/wordml" xmlns:a="http://schemas.openxmlformats.org/drawingml/2006/main" xmlns:wps="http://schemas.microsoft.com/office/word/2010/wordprocessingShape" mc:Ignorable="w14 w15 wp14">
   <w:p>
     <w:pPr>
-      <w:pStyle w:val="710"/>
+      <w:pStyle w:val="930"/>
       <w:pBdr/>
       <w:spacing/>
       <w:ind/>
@@ -579,7 +660,7 @@
   </w:p>
   <w:p>
     <w:pPr>
-      <w:pStyle w:val="710"/>
+      <w:pStyle w:val="930"/>
       <w:pBdr/>
       <w:spacing/>
       <w:ind/>
@@ -593,7 +674,7 @@
   </w:p>
   <w:p>
     <w:pPr>
-      <w:pStyle w:val="710"/>
+      <w:pStyle w:val="930"/>
       <w:pBdr/>
       <w:spacing/>
       <w:ind/>
@@ -607,7 +688,7 @@
   </w:p>
   <w:p>
     <w:pPr>
-      <w:pStyle w:val="710"/>
+      <w:pStyle w:val="930"/>
       <w:pBdr/>
       <w:spacing/>
       <w:ind/>
@@ -621,7 +702,7 @@
   </w:p>
   <w:p>
     <w:pPr>
-      <w:pStyle w:val="710"/>
+      <w:pStyle w:val="930"/>
       <w:pBdr/>
       <w:spacing/>
       <w:ind/>
@@ -792,9 +873,23 @@
     <w:lsdException w:name="Bibliography" w:uiPriority="37"/>
     <w:lsdException w:name="TOC Heading" w:uiPriority="39" w:qFormat="1"/>
   </w:latentStyles>
-  <w:style w:type="table" w:styleId="11">
+  <w:style w:type="character" w:styleId="198">
+    <w:name w:val="Placeholder Text"/>
+    <w:basedOn w:val="919"/>
+    <w:uiPriority w:val="99"/>
+    <w:semiHidden/>
+    <w:pPr>
+      <w:pBdr/>
+      <w:spacing/>
+      <w:ind/>
+    </w:pPr>
+    <w:rPr>
+      <w:color w:val="666666"/>
+    </w:rPr>
+  </w:style>
+  <w:style w:type="table" w:styleId="737">
     <w:name w:val="Table Grid"/>
-    <w:basedOn w:val="716"/>
+    <w:basedOn w:val="936"/>
     <w:uiPriority w:val="59"/>
     <w:pPr>
       <w:pBdr/>
@@ -803,6 +898,12 @@
     </w:pPr>
     <w:tblPr>
       <w:tblInd w:w="0" w:type="dxa"/>
+      <w:tblCellMar>
+        <w:left w:w="108" w:type="dxa"/>
+        <w:top w:w="0" w:type="dxa"/>
+        <w:right w:w="108" w:type="dxa"/>
+        <w:bottom w:w="0" w:type="dxa"/>
+      </w:tblCellMar>
       <w:tblBorders>
         <w:top w:val="single" w:color="000000" w:sz="4" w:space="0"/>
         <w:left w:val="single" w:color="000000" w:sz="4" w:space="0"/>
@@ -811,12 +912,6 @@
         <w:insideH w:val="single" w:color="000000" w:sz="4" w:space="0"/>
         <w:insideV w:val="single" w:color="000000" w:sz="4" w:space="0"/>
       </w:tblBorders>
-      <w:tblCellMar>
-        <w:left w:w="108" w:type="dxa"/>
-        <w:top w:w="0" w:type="dxa"/>
-        <w:right w:w="108" w:type="dxa"/>
-        <w:bottom w:w="0" w:type="dxa"/>
-      </w:tblCellMar>
     </w:tblPr>
     <w:tcPr>
       <w:tcBorders/>
@@ -991,9 +1086,9 @@
       </w:tcPr>
     </w:tblStylePr>
   </w:style>
-  <w:style w:type="table" w:styleId="12">
+  <w:style w:type="table" w:styleId="738">
     <w:name w:val="Table Grid Light"/>
-    <w:basedOn w:val="716"/>
+    <w:basedOn w:val="936"/>
     <w:uiPriority w:val="59"/>
     <w:pPr>
       <w:pBdr/>
@@ -1002,6 +1097,12 @@
     </w:pPr>
     <w:tblPr>
       <w:tblInd w:w="0" w:type="dxa"/>
+      <w:tblCellMar>
+        <w:left w:w="108" w:type="dxa"/>
+        <w:top w:w="0" w:type="dxa"/>
+        <w:right w:w="108" w:type="dxa"/>
+        <w:bottom w:w="0" w:type="dxa"/>
+      </w:tblCellMar>
       <w:tblBorders>
         <w:top w:val="single" w:color="000000" w:themeColor="text1" w:themeTint="50" w:sz="4" w:space="0"/>
         <w:left w:val="single" w:color="000000" w:themeColor="text1" w:themeTint="50" w:sz="4" w:space="0"/>
@@ -1010,12 +1111,6 @@
         <w:insideH w:val="single" w:color="000000" w:themeColor="text1" w:themeTint="50" w:sz="4" w:space="0"/>
         <w:insideV w:val="single" w:color="000000" w:themeColor="text1" w:themeTint="50" w:sz="4" w:space="0"/>
       </w:tblBorders>
-      <w:tblCellMar>
-        <w:left w:w="108" w:type="dxa"/>
-        <w:top w:w="0" w:type="dxa"/>
-        <w:right w:w="108" w:type="dxa"/>
-        <w:bottom w:w="0" w:type="dxa"/>
-      </w:tblCellMar>
     </w:tblPr>
     <w:tcPr>
       <w:tcBorders/>
@@ -1190,9 +1285,9 @@
       </w:tcPr>
     </w:tblStylePr>
   </w:style>
-  <w:style w:type="table" w:styleId="13">
+  <w:style w:type="table" w:styleId="739">
     <w:name w:val="Plain Table 1"/>
-    <w:basedOn w:val="716"/>
+    <w:basedOn w:val="936"/>
     <w:uiPriority w:val="59"/>
     <w:pPr>
       <w:pBdr/>
@@ -1201,6 +1296,12 @@
     </w:pPr>
     <w:tblPr>
       <w:tblInd w:w="0" w:type="dxa"/>
+      <w:tblCellMar>
+        <w:left w:w="108" w:type="dxa"/>
+        <w:top w:w="0" w:type="dxa"/>
+        <w:right w:w="108" w:type="dxa"/>
+        <w:bottom w:w="0" w:type="dxa"/>
+      </w:tblCellMar>
       <w:tblBorders>
         <w:top w:val="single" w:color="000000" w:themeColor="text1" w:themeTint="50" w:sz="4" w:space="0"/>
         <w:left w:val="single" w:color="000000" w:themeColor="text1" w:themeTint="50" w:sz="4" w:space="0"/>
@@ -1209,12 +1310,6 @@
         <w:insideH w:val="single" w:color="000000" w:themeColor="text1" w:themeTint="50" w:sz="4" w:space="0"/>
         <w:insideV w:val="single" w:color="000000" w:themeColor="text1" w:themeTint="50" w:sz="4" w:space="0"/>
       </w:tblBorders>
-      <w:tblCellMar>
-        <w:left w:w="108" w:type="dxa"/>
-        <w:top w:w="0" w:type="dxa"/>
-        <w:right w:w="108" w:type="dxa"/>
-        <w:bottom w:w="0" w:type="dxa"/>
-      </w:tblCellMar>
     </w:tblPr>
     <w:tcPr>
       <w:tcBorders/>
@@ -1415,9 +1510,9 @@
       </w:tcPr>
     </w:tblStylePr>
   </w:style>
-  <w:style w:type="table" w:styleId="14">
+  <w:style w:type="table" w:styleId="740">
     <w:name w:val="Plain Table 2"/>
-    <w:basedOn w:val="716"/>
+    <w:basedOn w:val="936"/>
     <w:uiPriority w:val="59"/>
     <w:pPr>
       <w:pBdr/>
@@ -1426,18 +1521,18 @@
     </w:pPr>
     <w:tblPr>
       <w:tblInd w:w="0" w:type="dxa"/>
+      <w:tblCellMar>
+        <w:left w:w="108" w:type="dxa"/>
+        <w:top w:w="0" w:type="dxa"/>
+        <w:right w:w="108" w:type="dxa"/>
+        <w:bottom w:w="0" w:type="dxa"/>
+      </w:tblCellMar>
       <w:tblBorders>
         <w:top w:val="single" w:color="000000" w:themeColor="text1" w:sz="4" w:space="0"/>
         <w:left w:val="none" w:color="000000" w:themeColor="text1" w:sz="4" w:space="0"/>
         <w:bottom w:val="single" w:color="000000" w:themeColor="text1" w:sz="4" w:space="0"/>
         <w:right w:val="none" w:color="000000" w:themeColor="text1" w:sz="4" w:space="0"/>
       </w:tblBorders>
-      <w:tblCellMar>
-        <w:left w:w="108" w:type="dxa"/>
-        <w:top w:w="0" w:type="dxa"/>
-        <w:right w:w="108" w:type="dxa"/>
-        <w:bottom w:w="0" w:type="dxa"/>
-      </w:tblCellMar>
     </w:tblPr>
     <w:tcPr>
       <w:tcBorders/>
@@ -1648,9 +1743,9 @@
       </w:tcPr>
     </w:tblStylePr>
   </w:style>
-  <w:style w:type="table" w:styleId="15">
+  <w:style w:type="table" w:styleId="741">
     <w:name w:val="Plain Table 3"/>
-    <w:basedOn w:val="716"/>
+    <w:basedOn w:val="936"/>
     <w:uiPriority w:val="99"/>
     <w:pPr>
       <w:pBdr/>
@@ -1878,9 +1973,9 @@
       </w:tcPr>
     </w:tblStylePr>
   </w:style>
-  <w:style w:type="table" w:styleId="16">
+  <w:style w:type="table" w:styleId="742">
     <w:name w:val="Plain Table 4"/>
-    <w:basedOn w:val="716"/>
+    <w:basedOn w:val="936"/>
     <w:uiPriority w:val="99"/>
     <w:pPr>
       <w:pBdr/>
@@ -2094,9 +2189,9 @@
       </w:tcPr>
     </w:tblStylePr>
   </w:style>
-  <w:style w:type="table" w:styleId="17">
+  <w:style w:type="table" w:styleId="743">
     <w:name w:val="Plain Table 5"/>
-    <w:basedOn w:val="716"/>
+    <w:basedOn w:val="936"/>
     <w:uiPriority w:val="99"/>
     <w:pPr>
       <w:pBdr/>
@@ -2327,9 +2422,9 @@
       </w:tcPr>
     </w:tblStylePr>
   </w:style>
-  <w:style w:type="table" w:styleId="18">
+  <w:style w:type="table" w:styleId="744">
     <w:name w:val="Grid Table 1 Light"/>
-    <w:basedOn w:val="716"/>
+    <w:basedOn w:val="936"/>
     <w:uiPriority w:val="99"/>
     <w:pPr>
       <w:pBdr/>
@@ -2550,9 +2645,9 @@
       </w:tcPr>
     </w:tblStylePr>
   </w:style>
-  <w:style w:type="table" w:styleId="19">
+  <w:style w:type="table" w:styleId="745">
     <w:name w:val="Grid Table 1 Light - Accent 1"/>
-    <w:basedOn w:val="716"/>
+    <w:basedOn w:val="936"/>
     <w:uiPriority w:val="99"/>
     <w:pPr>
       <w:pBdr/>
@@ -2773,9 +2868,9 @@
       </w:tcPr>
     </w:tblStylePr>
   </w:style>
-  <w:style w:type="table" w:styleId="20">
+  <w:style w:type="table" w:styleId="746">
     <w:name w:val="Grid Table 1 Light - Accent 2"/>
-    <w:basedOn w:val="716"/>
+    <w:basedOn w:val="936"/>
     <w:uiPriority w:val="99"/>
     <w:pPr>
       <w:pBdr/>
@@ -2996,9 +3091,9 @@
       </w:tcPr>
     </w:tblStylePr>
   </w:style>
-  <w:style w:type="table" w:styleId="21">
+  <w:style w:type="table" w:styleId="747">
     <w:name w:val="Grid Table 1 Light - Accent 3"/>
-    <w:basedOn w:val="716"/>
+    <w:basedOn w:val="936"/>
     <w:uiPriority w:val="99"/>
     <w:pPr>
       <w:pBdr/>
@@ -3219,9 +3314,9 @@
       </w:tcPr>
     </w:tblStylePr>
   </w:style>
-  <w:style w:type="table" w:styleId="22">
+  <w:style w:type="table" w:styleId="748">
     <w:name w:val="Grid Table 1 Light - Accent 4"/>
-    <w:basedOn w:val="716"/>
+    <w:basedOn w:val="936"/>
     <w:uiPriority w:val="99"/>
     <w:pPr>
       <w:pBdr/>
@@ -3442,9 +3537,9 @@
       </w:tcPr>
     </w:tblStylePr>
   </w:style>
-  <w:style w:type="table" w:styleId="23">
+  <w:style w:type="table" w:styleId="749">
     <w:name w:val="Grid Table 1 Light - Accent 5"/>
-    <w:basedOn w:val="716"/>
+    <w:basedOn w:val="936"/>
     <w:uiPriority w:val="99"/>
     <w:pPr>
       <w:pBdr/>
@@ -3665,9 +3760,9 @@
       </w:tcPr>
     </w:tblStylePr>
   </w:style>
-  <w:style w:type="table" w:styleId="24">
+  <w:style w:type="table" w:styleId="750">
     <w:name w:val="Grid Table 1 Light - Accent 6"/>
-    <w:basedOn w:val="716"/>
+    <w:basedOn w:val="936"/>
     <w:uiPriority w:val="99"/>
     <w:pPr>
       <w:pBdr/>
@@ -3888,9 +3983,9 @@
       </w:tcPr>
     </w:tblStylePr>
   </w:style>
-  <w:style w:type="table" w:styleId="25">
+  <w:style w:type="table" w:styleId="751">
     <w:name w:val="Grid Table 2"/>
-    <w:basedOn w:val="716"/>
+    <w:basedOn w:val="936"/>
     <w:uiPriority w:val="99"/>
     <w:pPr>
       <w:pBdr/>
@@ -4120,9 +4215,9 @@
       </w:tcPr>
     </w:tblStylePr>
   </w:style>
-  <w:style w:type="table" w:styleId="26">
+  <w:style w:type="table" w:styleId="752">
     <w:name w:val="Grid Table 2 - Accent 1"/>
-    <w:basedOn w:val="716"/>
+    <w:basedOn w:val="936"/>
     <w:uiPriority w:val="99"/>
     <w:pPr>
       <w:pBdr/>
@@ -4352,9 +4447,9 @@
       </w:tcPr>
     </w:tblStylePr>
   </w:style>
-  <w:style w:type="table" w:styleId="27">
+  <w:style w:type="table" w:styleId="753">
     <w:name w:val="Grid Table 2 - Accent 2"/>
-    <w:basedOn w:val="716"/>
+    <w:basedOn w:val="936"/>
     <w:uiPriority w:val="99"/>
     <w:pPr>
       <w:pBdr/>
@@ -4584,9 +4679,9 @@
       </w:tcPr>
     </w:tblStylePr>
   </w:style>
-  <w:style w:type="table" w:styleId="28">
+  <w:style w:type="table" w:styleId="754">
     <w:name w:val="Grid Table 2 - Accent 3"/>
-    <w:basedOn w:val="716"/>
+    <w:basedOn w:val="936"/>
     <w:uiPriority w:val="99"/>
     <w:pPr>
       <w:pBdr/>
@@ -4816,9 +4911,9 @@
       </w:tcPr>
     </w:tblStylePr>
   </w:style>
-  <w:style w:type="table" w:styleId="29">
+  <w:style w:type="table" w:styleId="755">
     <w:name w:val="Grid Table 2 - Accent 4"/>
-    <w:basedOn w:val="716"/>
+    <w:basedOn w:val="936"/>
     <w:uiPriority w:val="99"/>
     <w:pPr>
       <w:pBdr/>
@@ -5048,9 +5143,9 @@
       </w:tcPr>
     </w:tblStylePr>
   </w:style>
-  <w:style w:type="table" w:styleId="30">
+  <w:style w:type="table" w:styleId="756">
     <w:name w:val="Grid Table 2 - Accent 5"/>
-    <w:basedOn w:val="716"/>
+    <w:basedOn w:val="936"/>
     <w:uiPriority w:val="99"/>
     <w:pPr>
       <w:pBdr/>
@@ -5280,9 +5375,9 @@
       </w:tcPr>
     </w:tblStylePr>
   </w:style>
-  <w:style w:type="table" w:styleId="31">
+  <w:style w:type="table" w:styleId="757">
     <w:name w:val="Grid Table 2 - Accent 6"/>
-    <w:basedOn w:val="716"/>
+    <w:basedOn w:val="936"/>
     <w:uiPriority w:val="99"/>
     <w:pPr>
       <w:pBdr/>
@@ -5512,9 +5607,9 @@
       </w:tcPr>
     </w:tblStylePr>
   </w:style>
-  <w:style w:type="table" w:styleId="32">
+  <w:style w:type="table" w:styleId="758">
     <w:name w:val="Grid Table 3"/>
-    <w:basedOn w:val="716"/>
+    <w:basedOn w:val="936"/>
     <w:uiPriority w:val="99"/>
     <w:pPr>
       <w:pBdr/>
@@ -5613,29 +5708,6 @@
         <w:tblBorders/>
       </w:tblPr>
       <w:tcPr>
-        <w:shd w:color="ffffff"/>
-        <w:tcBorders>
-          <w:top w:val="none" w:color="000000" w:sz="4" w:space="0"/>
-          <w:left w:val="none" w:color="000000" w:sz="4" w:space="0"/>
-          <w:bottom w:val="none" w:color="000000" w:sz="4" w:space="0"/>
-          <w:right w:val="none" w:color="000000" w:sz="4" w:space="0"/>
-        </w:tcBorders>
-      </w:tcPr>
-    </w:tblStylePr>
-    <w:tblStylePr w:type="firstRow">
-      <w:rPr>
-        <w:b/>
-        <w:color w:val="404040"/>
-      </w:rPr>
-      <w:pPr>
-        <w:pBdr/>
-        <w:spacing/>
-        <w:ind/>
-      </w:pPr>
-      <w:tblPr>
-        <w:tblBorders/>
-      </w:tblPr>
-      <w:tcPr>
         <w:shd w:val="clear" w:color="ffffff"/>
         <w:tcBorders>
           <w:top w:val="none" w:color="000000" w:sz="4" w:space="0"/>
@@ -5645,30 +5717,7 @@
         </w:tcBorders>
       </w:tcPr>
     </w:tblStylePr>
-    <w:tblStylePr w:type="lastCol">
-      <w:rPr>
-        <w:i/>
-        <w:color w:val="404040"/>
-      </w:rPr>
-      <w:pPr>
-        <w:pBdr/>
-        <w:spacing/>
-        <w:ind/>
-      </w:pPr>
-      <w:tblPr>
-        <w:tblBorders/>
-      </w:tblPr>
-      <w:tcPr>
-        <w:shd w:color="ffffff"/>
-        <w:tcBorders>
-          <w:top w:val="none" w:color="000000" w:sz="4" w:space="0"/>
-          <w:left w:val="none" w:color="000000" w:sz="4" w:space="0"/>
-          <w:bottom w:val="none" w:color="000000" w:sz="4" w:space="0"/>
-          <w:right w:val="none" w:color="000000" w:sz="4" w:space="0"/>
-        </w:tcBorders>
-      </w:tcPr>
-    </w:tblStylePr>
-    <w:tblStylePr w:type="lastRow">
+    <w:tblStylePr w:type="firstRow">
       <w:rPr>
         <w:b/>
         <w:color w:val="404040"/>
@@ -5691,6 +5740,52 @@
         </w:tcBorders>
       </w:tcPr>
     </w:tblStylePr>
+    <w:tblStylePr w:type="lastCol">
+      <w:rPr>
+        <w:i/>
+        <w:color w:val="404040"/>
+      </w:rPr>
+      <w:pPr>
+        <w:pBdr/>
+        <w:spacing/>
+        <w:ind/>
+      </w:pPr>
+      <w:tblPr>
+        <w:tblBorders/>
+      </w:tblPr>
+      <w:tcPr>
+        <w:shd w:val="clear" w:color="ffffff"/>
+        <w:tcBorders>
+          <w:top w:val="none" w:color="000000" w:sz="4" w:space="0"/>
+          <w:left w:val="none" w:color="000000" w:sz="4" w:space="0"/>
+          <w:bottom w:val="none" w:color="000000" w:sz="4" w:space="0"/>
+          <w:right w:val="none" w:color="000000" w:sz="4" w:space="0"/>
+        </w:tcBorders>
+      </w:tcPr>
+    </w:tblStylePr>
+    <w:tblStylePr w:type="lastRow">
+      <w:rPr>
+        <w:b/>
+        <w:color w:val="404040"/>
+      </w:rPr>
+      <w:pPr>
+        <w:pBdr/>
+        <w:spacing/>
+        <w:ind/>
+      </w:pPr>
+      <w:tblPr>
+        <w:tblBorders/>
+      </w:tblPr>
+      <w:tcPr>
+        <w:shd w:val="clear" w:color="ffffff"/>
+        <w:tcBorders>
+          <w:top w:val="none" w:color="000000" w:sz="4" w:space="0"/>
+          <w:left w:val="none" w:color="000000" w:sz="4" w:space="0"/>
+          <w:bottom w:val="none" w:color="000000" w:sz="4" w:space="0"/>
+          <w:right w:val="none" w:color="000000" w:sz="4" w:space="0"/>
+        </w:tcBorders>
+      </w:tcPr>
+    </w:tblStylePr>
     <w:tblStylePr w:type="nwCell">
       <w:pPr>
         <w:pBdr/>
@@ -5757,9 +5852,9 @@
       </w:tcPr>
     </w:tblStylePr>
   </w:style>
-  <w:style w:type="table" w:styleId="33">
+  <w:style w:type="table" w:styleId="759">
     <w:name w:val="Grid Table 3 - Accent 1"/>
-    <w:basedOn w:val="716"/>
+    <w:basedOn w:val="936"/>
     <w:uiPriority w:val="99"/>
     <w:pPr>
       <w:pBdr/>
@@ -5858,29 +5953,6 @@
         <w:tblBorders/>
       </w:tblPr>
       <w:tcPr>
-        <w:shd w:color="ffffff"/>
-        <w:tcBorders>
-          <w:top w:val="none" w:color="000000" w:sz="4" w:space="0"/>
-          <w:left w:val="none" w:color="000000" w:sz="4" w:space="0"/>
-          <w:bottom w:val="none" w:color="000000" w:sz="4" w:space="0"/>
-          <w:right w:val="none" w:color="000000" w:sz="4" w:space="0"/>
-        </w:tcBorders>
-      </w:tcPr>
-    </w:tblStylePr>
-    <w:tblStylePr w:type="firstRow">
-      <w:rPr>
-        <w:b/>
-        <w:color w:val="404040"/>
-      </w:rPr>
-      <w:pPr>
-        <w:pBdr/>
-        <w:spacing/>
-        <w:ind/>
-      </w:pPr>
-      <w:tblPr>
-        <w:tblBorders/>
-      </w:tblPr>
-      <w:tcPr>
         <w:shd w:val="clear" w:color="ffffff"/>
         <w:tcBorders>
           <w:top w:val="none" w:color="000000" w:sz="4" w:space="0"/>
@@ -5890,30 +5962,7 @@
         </w:tcBorders>
       </w:tcPr>
     </w:tblStylePr>
-    <w:tblStylePr w:type="lastCol">
-      <w:rPr>
-        <w:i/>
-        <w:color w:val="404040"/>
-      </w:rPr>
-      <w:pPr>
-        <w:pBdr/>
-        <w:spacing/>
-        <w:ind/>
-      </w:pPr>
-      <w:tblPr>
-        <w:tblBorders/>
-      </w:tblPr>
-      <w:tcPr>
-        <w:shd w:color="ffffff"/>
-        <w:tcBorders>
-          <w:top w:val="none" w:color="000000" w:sz="4" w:space="0"/>
-          <w:left w:val="none" w:color="000000" w:sz="4" w:space="0"/>
-          <w:bottom w:val="none" w:color="000000" w:sz="4" w:space="0"/>
-          <w:right w:val="none" w:color="000000" w:sz="4" w:space="0"/>
-        </w:tcBorders>
-      </w:tcPr>
-    </w:tblStylePr>
-    <w:tblStylePr w:type="lastRow">
+    <w:tblStylePr w:type="firstRow">
       <w:rPr>
         <w:b/>
         <w:color w:val="404040"/>
@@ -5936,6 +5985,52 @@
         </w:tcBorders>
       </w:tcPr>
     </w:tblStylePr>
+    <w:tblStylePr w:type="lastCol">
+      <w:rPr>
+        <w:i/>
+        <w:color w:val="404040"/>
+      </w:rPr>
+      <w:pPr>
+        <w:pBdr/>
+        <w:spacing/>
+        <w:ind/>
+      </w:pPr>
+      <w:tblPr>
+        <w:tblBorders/>
+      </w:tblPr>
+      <w:tcPr>
+        <w:shd w:val="clear" w:color="ffffff"/>
+        <w:tcBorders>
+          <w:top w:val="none" w:color="000000" w:sz="4" w:space="0"/>
+          <w:left w:val="none" w:color="000000" w:sz="4" w:space="0"/>
+          <w:bottom w:val="none" w:color="000000" w:sz="4" w:space="0"/>
+          <w:right w:val="none" w:color="000000" w:sz="4" w:space="0"/>
+        </w:tcBorders>
+      </w:tcPr>
+    </w:tblStylePr>
+    <w:tblStylePr w:type="lastRow">
+      <w:rPr>
+        <w:b/>
+        <w:color w:val="404040"/>
+      </w:rPr>
+      <w:pPr>
+        <w:pBdr/>
+        <w:spacing/>
+        <w:ind/>
+      </w:pPr>
+      <w:tblPr>
+        <w:tblBorders/>
+      </w:tblPr>
+      <w:tcPr>
+        <w:shd w:val="clear" w:color="ffffff"/>
+        <w:tcBorders>
+          <w:top w:val="none" w:color="000000" w:sz="4" w:space="0"/>
+          <w:left w:val="none" w:color="000000" w:sz="4" w:space="0"/>
+          <w:bottom w:val="none" w:color="000000" w:sz="4" w:space="0"/>
+          <w:right w:val="none" w:color="000000" w:sz="4" w:space="0"/>
+        </w:tcBorders>
+      </w:tcPr>
+    </w:tblStylePr>
     <w:tblStylePr w:type="nwCell">
       <w:pPr>
         <w:pBdr/>
@@ -6002,9 +6097,9 @@
       </w:tcPr>
     </w:tblStylePr>
   </w:style>
-  <w:style w:type="table" w:styleId="34">
+  <w:style w:type="table" w:styleId="760">
     <w:name w:val="Grid Table 3 - Accent 2"/>
-    <w:basedOn w:val="716"/>
+    <w:basedOn w:val="936"/>
     <w:uiPriority w:val="99"/>
     <w:pPr>
       <w:pBdr/>
@@ -6103,29 +6198,6 @@
         <w:tblBorders/>
       </w:tblPr>
       <w:tcPr>
-        <w:shd w:color="ffffff"/>
-        <w:tcBorders>
-          <w:top w:val="none" w:color="000000" w:sz="4" w:space="0"/>
-          <w:left w:val="none" w:color="000000" w:sz="4" w:space="0"/>
-          <w:bottom w:val="none" w:color="000000" w:sz="4" w:space="0"/>
-          <w:right w:val="none" w:color="000000" w:sz="4" w:space="0"/>
-        </w:tcBorders>
-      </w:tcPr>
-    </w:tblStylePr>
-    <w:tblStylePr w:type="firstRow">
-      <w:rPr>
-        <w:b/>
-        <w:color w:val="404040"/>
-      </w:rPr>
-      <w:pPr>
-        <w:pBdr/>
-        <w:spacing/>
-        <w:ind/>
-      </w:pPr>
-      <w:tblPr>
-        <w:tblBorders/>
-      </w:tblPr>
-      <w:tcPr>
         <w:shd w:val="clear" w:color="ffffff"/>
         <w:tcBorders>
           <w:top w:val="none" w:color="000000" w:sz="4" w:space="0"/>
@@ -6135,30 +6207,7 @@
         </w:tcBorders>
       </w:tcPr>
     </w:tblStylePr>
-    <w:tblStylePr w:type="lastCol">
-      <w:rPr>
-        <w:i/>
-        <w:color w:val="404040"/>
-      </w:rPr>
-      <w:pPr>
-        <w:pBdr/>
-        <w:spacing/>
-        <w:ind/>
-      </w:pPr>
-      <w:tblPr>
-        <w:tblBorders/>
-      </w:tblPr>
-      <w:tcPr>
-        <w:shd w:color="ffffff"/>
-        <w:tcBorders>
-          <w:top w:val="none" w:color="000000" w:sz="4" w:space="0"/>
-          <w:left w:val="none" w:color="000000" w:sz="4" w:space="0"/>
-          <w:bottom w:val="none" w:color="000000" w:sz="4" w:space="0"/>
-          <w:right w:val="none" w:color="000000" w:sz="4" w:space="0"/>
-        </w:tcBorders>
-      </w:tcPr>
-    </w:tblStylePr>
-    <w:tblStylePr w:type="lastRow">
+    <w:tblStylePr w:type="firstRow">
       <w:rPr>
         <w:b/>
         <w:color w:val="404040"/>
@@ -6181,6 +6230,52 @@
         </w:tcBorders>
       </w:tcPr>
     </w:tblStylePr>
+    <w:tblStylePr w:type="lastCol">
+      <w:rPr>
+        <w:i/>
+        <w:color w:val="404040"/>
+      </w:rPr>
+      <w:pPr>
+        <w:pBdr/>
+        <w:spacing/>
+        <w:ind/>
+      </w:pPr>
+      <w:tblPr>
+        <w:tblBorders/>
+      </w:tblPr>
+      <w:tcPr>
+        <w:shd w:val="clear" w:color="ffffff"/>
+        <w:tcBorders>
+          <w:top w:val="none" w:color="000000" w:sz="4" w:space="0"/>
+          <w:left w:val="none" w:color="000000" w:sz="4" w:space="0"/>
+          <w:bottom w:val="none" w:color="000000" w:sz="4" w:space="0"/>
+          <w:right w:val="none" w:color="000000" w:sz="4" w:space="0"/>
+        </w:tcBorders>
+      </w:tcPr>
+    </w:tblStylePr>
+    <w:tblStylePr w:type="lastRow">
+      <w:rPr>
+        <w:b/>
+        <w:color w:val="404040"/>
+      </w:rPr>
+      <w:pPr>
+        <w:pBdr/>
+        <w:spacing/>
+        <w:ind/>
+      </w:pPr>
+      <w:tblPr>
+        <w:tblBorders/>
+      </w:tblPr>
+      <w:tcPr>
+        <w:shd w:val="clear" w:color="ffffff"/>
+        <w:tcBorders>
+          <w:top w:val="none" w:color="000000" w:sz="4" w:space="0"/>
+          <w:left w:val="none" w:color="000000" w:sz="4" w:space="0"/>
+          <w:bottom w:val="none" w:color="000000" w:sz="4" w:space="0"/>
+          <w:right w:val="none" w:color="000000" w:sz="4" w:space="0"/>
+        </w:tcBorders>
+      </w:tcPr>
+    </w:tblStylePr>
     <w:tblStylePr w:type="nwCell">
       <w:pPr>
         <w:pBdr/>
@@ -6247,9 +6342,9 @@
       </w:tcPr>
     </w:tblStylePr>
   </w:style>
-  <w:style w:type="table" w:styleId="35">
+  <w:style w:type="table" w:styleId="761">
     <w:name w:val="Grid Table 3 - Accent 3"/>
-    <w:basedOn w:val="716"/>
+    <w:basedOn w:val="936"/>
     <w:uiPriority w:val="99"/>
     <w:pPr>
       <w:pBdr/>
@@ -6348,29 +6443,6 @@
         <w:tblBorders/>
       </w:tblPr>
       <w:tcPr>
-        <w:shd w:color="ffffff"/>
-        <w:tcBorders>
-          <w:top w:val="none" w:color="000000" w:sz="4" w:space="0"/>
-          <w:left w:val="none" w:color="000000" w:sz="4" w:space="0"/>
-          <w:bottom w:val="none" w:color="000000" w:sz="4" w:space="0"/>
-          <w:right w:val="none" w:color="000000" w:sz="4" w:space="0"/>
-        </w:tcBorders>
-      </w:tcPr>
-    </w:tblStylePr>
-    <w:tblStylePr w:type="firstRow">
-      <w:rPr>
-        <w:b/>
-        <w:color w:val="404040"/>
-      </w:rPr>
-      <w:pPr>
-        <w:pBdr/>
-        <w:spacing/>
-        <w:ind/>
-      </w:pPr>
-      <w:tblPr>
-        <w:tblBorders/>
-      </w:tblPr>
-      <w:tcPr>
         <w:shd w:val="clear" w:color="ffffff"/>
         <w:tcBorders>
           <w:top w:val="none" w:color="000000" w:sz="4" w:space="0"/>
@@ -6380,30 +6452,7 @@
         </w:tcBorders>
       </w:tcPr>
     </w:tblStylePr>
-    <w:tblStylePr w:type="lastCol">
-      <w:rPr>
-        <w:i/>
-        <w:color w:val="404040"/>
-      </w:rPr>
-      <w:pPr>
-        <w:pBdr/>
-        <w:spacing/>
-        <w:ind/>
-      </w:pPr>
-      <w:tblPr>
-        <w:tblBorders/>
-      </w:tblPr>
-      <w:tcPr>
-        <w:shd w:color="ffffff"/>
-        <w:tcBorders>
-          <w:top w:val="none" w:color="000000" w:sz="4" w:space="0"/>
-          <w:left w:val="none" w:color="000000" w:sz="4" w:space="0"/>
-          <w:bottom w:val="none" w:color="000000" w:sz="4" w:space="0"/>
-          <w:right w:val="none" w:color="000000" w:sz="4" w:space="0"/>
-        </w:tcBorders>
-      </w:tcPr>
-    </w:tblStylePr>
-    <w:tblStylePr w:type="lastRow">
+    <w:tblStylePr w:type="firstRow">
       <w:rPr>
         <w:b/>
         <w:color w:val="404040"/>
@@ -6426,6 +6475,52 @@
         </w:tcBorders>
       </w:tcPr>
     </w:tblStylePr>
+    <w:tblStylePr w:type="lastCol">
+      <w:rPr>
+        <w:i/>
+        <w:color w:val="404040"/>
+      </w:rPr>
+      <w:pPr>
+        <w:pBdr/>
+        <w:spacing/>
+        <w:ind/>
+      </w:pPr>
+      <w:tblPr>
+        <w:tblBorders/>
+      </w:tblPr>
+      <w:tcPr>
+        <w:shd w:val="clear" w:color="ffffff"/>
+        <w:tcBorders>
+          <w:top w:val="none" w:color="000000" w:sz="4" w:space="0"/>
+          <w:left w:val="none" w:color="000000" w:sz="4" w:space="0"/>
+          <w:bottom w:val="none" w:color="000000" w:sz="4" w:space="0"/>
+          <w:right w:val="none" w:color="000000" w:sz="4" w:space="0"/>
+        </w:tcBorders>
+      </w:tcPr>
+    </w:tblStylePr>
+    <w:tblStylePr w:type="lastRow">
+      <w:rPr>
+        <w:b/>
+        <w:color w:val="404040"/>
+      </w:rPr>
+      <w:pPr>
+        <w:pBdr/>
+        <w:spacing/>
+        <w:ind/>
+      </w:pPr>
+      <w:tblPr>
+        <w:tblBorders/>
+      </w:tblPr>
+      <w:tcPr>
+        <w:shd w:val="clear" w:color="ffffff"/>
+        <w:tcBorders>
+          <w:top w:val="none" w:color="000000" w:sz="4" w:space="0"/>
+          <w:left w:val="none" w:color="000000" w:sz="4" w:space="0"/>
+          <w:bottom w:val="none" w:color="000000" w:sz="4" w:space="0"/>
+          <w:right w:val="none" w:color="000000" w:sz="4" w:space="0"/>
+        </w:tcBorders>
+      </w:tcPr>
+    </w:tblStylePr>
     <w:tblStylePr w:type="nwCell">
       <w:pPr>
         <w:pBdr/>
@@ -6492,9 +6587,9 @@
       </w:tcPr>
     </w:tblStylePr>
   </w:style>
-  <w:style w:type="table" w:styleId="36">
+  <w:style w:type="table" w:styleId="762">
     <w:name w:val="Grid Table 3 - Accent 4"/>
-    <w:basedOn w:val="716"/>
+    <w:basedOn w:val="936"/>
     <w:uiPriority w:val="99"/>
     <w:pPr>
       <w:pBdr/>
@@ -6593,29 +6688,6 @@
         <w:tblBorders/>
       </w:tblPr>
       <w:tcPr>
-        <w:shd w:color="ffffff"/>
-        <w:tcBorders>
-          <w:top w:val="none" w:color="000000" w:sz="4" w:space="0"/>
-          <w:left w:val="none" w:color="000000" w:sz="4" w:space="0"/>
-          <w:bottom w:val="none" w:color="000000" w:sz="4" w:space="0"/>
-          <w:right w:val="none" w:color="000000" w:sz="4" w:space="0"/>
-        </w:tcBorders>
-      </w:tcPr>
-    </w:tblStylePr>
-    <w:tblStylePr w:type="firstRow">
-      <w:rPr>
-        <w:b/>
-        <w:color w:val="404040"/>
-      </w:rPr>
-      <w:pPr>
-        <w:pBdr/>
-        <w:spacing/>
-        <w:ind/>
-      </w:pPr>
-      <w:tblPr>
-        <w:tblBorders/>
-      </w:tblPr>
-      <w:tcPr>
         <w:shd w:val="clear" w:color="ffffff"/>
         <w:tcBorders>
           <w:top w:val="none" w:color="000000" w:sz="4" w:space="0"/>
@@ -6625,30 +6697,7 @@
         </w:tcBorders>
       </w:tcPr>
     </w:tblStylePr>
-    <w:tblStylePr w:type="lastCol">
-      <w:rPr>
-        <w:i/>
-        <w:color w:val="404040"/>
-      </w:rPr>
-      <w:pPr>
-        <w:pBdr/>
-        <w:spacing/>
-        <w:ind/>
-      </w:pPr>
-      <w:tblPr>
-        <w:tblBorders/>
-      </w:tblPr>
-      <w:tcPr>
-        <w:shd w:color="ffffff"/>
-        <w:tcBorders>
-          <w:top w:val="none" w:color="000000" w:sz="4" w:space="0"/>
-          <w:left w:val="none" w:color="000000" w:sz="4" w:space="0"/>
-          <w:bottom w:val="none" w:color="000000" w:sz="4" w:space="0"/>
-          <w:right w:val="none" w:color="000000" w:sz="4" w:space="0"/>
-        </w:tcBorders>
-      </w:tcPr>
-    </w:tblStylePr>
-    <w:tblStylePr w:type="lastRow">
+    <w:tblStylePr w:type="firstRow">
       <w:rPr>
         <w:b/>
         <w:color w:val="404040"/>
@@ -6671,6 +6720,52 @@
         </w:tcBorders>
       </w:tcPr>
     </w:tblStylePr>
+    <w:tblStylePr w:type="lastCol">
+      <w:rPr>
+        <w:i/>
+        <w:color w:val="404040"/>
+      </w:rPr>
+      <w:pPr>
+        <w:pBdr/>
+        <w:spacing/>
+        <w:ind/>
+      </w:pPr>
+      <w:tblPr>
+        <w:tblBorders/>
+      </w:tblPr>
+      <w:tcPr>
+        <w:shd w:val="clear" w:color="ffffff"/>
+        <w:tcBorders>
+          <w:top w:val="none" w:color="000000" w:sz="4" w:space="0"/>
+          <w:left w:val="none" w:color="000000" w:sz="4" w:space="0"/>
+          <w:bottom w:val="none" w:color="000000" w:sz="4" w:space="0"/>
+          <w:right w:val="none" w:color="000000" w:sz="4" w:space="0"/>
+        </w:tcBorders>
+      </w:tcPr>
+    </w:tblStylePr>
+    <w:tblStylePr w:type="lastRow">
+      <w:rPr>
+        <w:b/>
+        <w:color w:val="404040"/>
+      </w:rPr>
+      <w:pPr>
+        <w:pBdr/>
+        <w:spacing/>
+        <w:ind/>
+      </w:pPr>
+      <w:tblPr>
+        <w:tblBorders/>
+      </w:tblPr>
+      <w:tcPr>
+        <w:shd w:val="clear" w:color="ffffff"/>
+        <w:tcBorders>
+          <w:top w:val="none" w:color="000000" w:sz="4" w:space="0"/>
+          <w:left w:val="none" w:color="000000" w:sz="4" w:space="0"/>
+          <w:bottom w:val="none" w:color="000000" w:sz="4" w:space="0"/>
+          <w:right w:val="none" w:color="000000" w:sz="4" w:space="0"/>
+        </w:tcBorders>
+      </w:tcPr>
+    </w:tblStylePr>
     <w:tblStylePr w:type="nwCell">
       <w:pPr>
         <w:pBdr/>
@@ -6737,9 +6832,9 @@
       </w:tcPr>
     </w:tblStylePr>
   </w:style>
-  <w:style w:type="table" w:styleId="37">
+  <w:style w:type="table" w:styleId="763">
     <w:name w:val="Grid Table 3 - Accent 5"/>
-    <w:basedOn w:val="716"/>
+    <w:basedOn w:val="936"/>
     <w:uiPriority w:val="99"/>
     <w:pPr>
       <w:pBdr/>
@@ -6838,29 +6933,6 @@
         <w:tblBorders/>
       </w:tblPr>
       <w:tcPr>
-        <w:shd w:color="ffffff"/>
-        <w:tcBorders>
-          <w:top w:val="none" w:color="000000" w:sz="4" w:space="0"/>
-          <w:left w:val="none" w:color="000000" w:sz="4" w:space="0"/>
-          <w:bottom w:val="none" w:color="000000" w:sz="4" w:space="0"/>
-          <w:right w:val="none" w:color="000000" w:sz="4" w:space="0"/>
-        </w:tcBorders>
-      </w:tcPr>
-    </w:tblStylePr>
-    <w:tblStylePr w:type="firstRow">
-      <w:rPr>
-        <w:b/>
-        <w:color w:val="404040"/>
-      </w:rPr>
-      <w:pPr>
-        <w:pBdr/>
-        <w:spacing/>
-        <w:ind/>
-      </w:pPr>
-      <w:tblPr>
-        <w:tblBorders/>
-      </w:tblPr>
-      <w:tcPr>
         <w:shd w:val="clear" w:color="ffffff"/>
         <w:tcBorders>
           <w:top w:val="none" w:color="000000" w:sz="4" w:space="0"/>
@@ -6870,30 +6942,7 @@
         </w:tcBorders>
       </w:tcPr>
     </w:tblStylePr>
-    <w:tblStylePr w:type="lastCol">
-      <w:rPr>
-        <w:i/>
-        <w:color w:val="404040"/>
-      </w:rPr>
-      <w:pPr>
-        <w:pBdr/>
-        <w:spacing/>
-        <w:ind/>
-      </w:pPr>
-      <w:tblPr>
-        <w:tblBorders/>
-      </w:tblPr>
-      <w:tcPr>
-        <w:shd w:color="ffffff"/>
-        <w:tcBorders>
-          <w:top w:val="none" w:color="000000" w:sz="4" w:space="0"/>
-          <w:left w:val="none" w:color="000000" w:sz="4" w:space="0"/>
-          <w:bottom w:val="none" w:color="000000" w:sz="4" w:space="0"/>
-          <w:right w:val="none" w:color="000000" w:sz="4" w:space="0"/>
-        </w:tcBorders>
-      </w:tcPr>
-    </w:tblStylePr>
-    <w:tblStylePr w:type="lastRow">
+    <w:tblStylePr w:type="firstRow">
       <w:rPr>
         <w:b/>
         <w:color w:val="404040"/>
@@ -6916,6 +6965,52 @@
         </w:tcBorders>
       </w:tcPr>
     </w:tblStylePr>
+    <w:tblStylePr w:type="lastCol">
+      <w:rPr>
+        <w:i/>
+        <w:color w:val="404040"/>
+      </w:rPr>
+      <w:pPr>
+        <w:pBdr/>
+        <w:spacing/>
+        <w:ind/>
+      </w:pPr>
+      <w:tblPr>
+        <w:tblBorders/>
+      </w:tblPr>
+      <w:tcPr>
+        <w:shd w:val="clear" w:color="ffffff"/>
+        <w:tcBorders>
+          <w:top w:val="none" w:color="000000" w:sz="4" w:space="0"/>
+          <w:left w:val="none" w:color="000000" w:sz="4" w:space="0"/>
+          <w:bottom w:val="none" w:color="000000" w:sz="4" w:space="0"/>
+          <w:right w:val="none" w:color="000000" w:sz="4" w:space="0"/>
+        </w:tcBorders>
+      </w:tcPr>
+    </w:tblStylePr>
+    <w:tblStylePr w:type="lastRow">
+      <w:rPr>
+        <w:b/>
+        <w:color w:val="404040"/>
+      </w:rPr>
+      <w:pPr>
+        <w:pBdr/>
+        <w:spacing/>
+        <w:ind/>
+      </w:pPr>
+      <w:tblPr>
+        <w:tblBorders/>
+      </w:tblPr>
+      <w:tcPr>
+        <w:shd w:val="clear" w:color="ffffff"/>
+        <w:tcBorders>
+          <w:top w:val="none" w:color="000000" w:sz="4" w:space="0"/>
+          <w:left w:val="none" w:color="000000" w:sz="4" w:space="0"/>
+          <w:bottom w:val="none" w:color="000000" w:sz="4" w:space="0"/>
+          <w:right w:val="none" w:color="000000" w:sz="4" w:space="0"/>
+        </w:tcBorders>
+      </w:tcPr>
+    </w:tblStylePr>
     <w:tblStylePr w:type="nwCell">
       <w:pPr>
         <w:pBdr/>
@@ -6982,9 +7077,9 @@
       </w:tcPr>
     </w:tblStylePr>
   </w:style>
-  <w:style w:type="table" w:styleId="38">
+  <w:style w:type="table" w:styleId="764">
     <w:name w:val="Grid Table 3 - Accent 6"/>
-    <w:basedOn w:val="716"/>
+    <w:basedOn w:val="936"/>
     <w:uiPriority w:val="99"/>
     <w:pPr>
       <w:pBdr/>
@@ -7083,29 +7178,6 @@
         <w:tblBorders/>
       </w:tblPr>
       <w:tcPr>
-        <w:shd w:color="ffffff"/>
-        <w:tcBorders>
-          <w:top w:val="none" w:color="000000" w:sz="4" w:space="0"/>
-          <w:left w:val="none" w:color="000000" w:sz="4" w:space="0"/>
-          <w:bottom w:val="none" w:color="000000" w:sz="4" w:space="0"/>
-          <w:right w:val="none" w:color="000000" w:sz="4" w:space="0"/>
-        </w:tcBorders>
-      </w:tcPr>
-    </w:tblStylePr>
-    <w:tblStylePr w:type="firstRow">
-      <w:rPr>
-        <w:b/>
-        <w:color w:val="404040"/>
-      </w:rPr>
-      <w:pPr>
-        <w:pBdr/>
-        <w:spacing/>
-        <w:ind/>
-      </w:pPr>
-      <w:tblPr>
-        <w:tblBorders/>
-      </w:tblPr>
-      <w:tcPr>
         <w:shd w:val="clear" w:color="ffffff"/>
         <w:tcBorders>
           <w:top w:val="none" w:color="000000" w:sz="4" w:space="0"/>
@@ -7115,30 +7187,7 @@
         </w:tcBorders>
       </w:tcPr>
     </w:tblStylePr>
-    <w:tblStylePr w:type="lastCol">
-      <w:rPr>
-        <w:i/>
-        <w:color w:val="404040"/>
-      </w:rPr>
-      <w:pPr>
-        <w:pBdr/>
-        <w:spacing/>
-        <w:ind/>
-      </w:pPr>
-      <w:tblPr>
-        <w:tblBorders/>
-      </w:tblPr>
-      <w:tcPr>
-        <w:shd w:color="ffffff"/>
-        <w:tcBorders>
-          <w:top w:val="none" w:color="000000" w:sz="4" w:space="0"/>
-          <w:left w:val="none" w:color="000000" w:sz="4" w:space="0"/>
-          <w:bottom w:val="none" w:color="000000" w:sz="4" w:space="0"/>
-          <w:right w:val="none" w:color="000000" w:sz="4" w:space="0"/>
-        </w:tcBorders>
-      </w:tcPr>
-    </w:tblStylePr>
-    <w:tblStylePr w:type="lastRow">
+    <w:tblStylePr w:type="firstRow">
       <w:rPr>
         <w:b/>
         <w:color w:val="404040"/>
@@ -7161,6 +7210,52 @@
         </w:tcBorders>
       </w:tcPr>
     </w:tblStylePr>
+    <w:tblStylePr w:type="lastCol">
+      <w:rPr>
+        <w:i/>
+        <w:color w:val="404040"/>
+      </w:rPr>
+      <w:pPr>
+        <w:pBdr/>
+        <w:spacing/>
+        <w:ind/>
+      </w:pPr>
+      <w:tblPr>
+        <w:tblBorders/>
+      </w:tblPr>
+      <w:tcPr>
+        <w:shd w:val="clear" w:color="ffffff"/>
+        <w:tcBorders>
+          <w:top w:val="none" w:color="000000" w:sz="4" w:space="0"/>
+          <w:left w:val="none" w:color="000000" w:sz="4" w:space="0"/>
+          <w:bottom w:val="none" w:color="000000" w:sz="4" w:space="0"/>
+          <w:right w:val="none" w:color="000000" w:sz="4" w:space="0"/>
+        </w:tcBorders>
+      </w:tcPr>
+    </w:tblStylePr>
+    <w:tblStylePr w:type="lastRow">
+      <w:rPr>
+        <w:b/>
+        <w:color w:val="404040"/>
+      </w:rPr>
+      <w:pPr>
+        <w:pBdr/>
+        <w:spacing/>
+        <w:ind/>
+      </w:pPr>
+      <w:tblPr>
+        <w:tblBorders/>
+      </w:tblPr>
+      <w:tcPr>
+        <w:shd w:val="clear" w:color="ffffff"/>
+        <w:tcBorders>
+          <w:top w:val="none" w:color="000000" w:sz="4" w:space="0"/>
+          <w:left w:val="none" w:color="000000" w:sz="4" w:space="0"/>
+          <w:bottom w:val="none" w:color="000000" w:sz="4" w:space="0"/>
+          <w:right w:val="none" w:color="000000" w:sz="4" w:space="0"/>
+        </w:tcBorders>
+      </w:tcPr>
+    </w:tblStylePr>
     <w:tblStylePr w:type="nwCell">
       <w:pPr>
         <w:pBdr/>
@@ -7227,9 +7322,9 @@
       </w:tcPr>
     </w:tblStylePr>
   </w:style>
-  <w:style w:type="table" w:styleId="39">
+  <w:style w:type="table" w:styleId="765">
     <w:name w:val="Grid Table 4"/>
-    <w:basedOn w:val="716"/>
+    <w:basedOn w:val="936"/>
     <w:uiPriority w:val="59"/>
     <w:pPr>
       <w:pBdr/>
@@ -7460,9 +7555,9 @@
       </w:tcPr>
     </w:tblStylePr>
   </w:style>
-  <w:style w:type="table" w:styleId="40">
+  <w:style w:type="table" w:styleId="766">
     <w:name w:val="Grid Table 4 - Accent 1"/>
-    <w:basedOn w:val="716"/>
+    <w:basedOn w:val="936"/>
     <w:uiPriority w:val="59"/>
     <w:pPr>
       <w:pBdr/>
@@ -7693,9 +7788,9 @@
       </w:tcPr>
     </w:tblStylePr>
   </w:style>
-  <w:style w:type="table" w:styleId="41">
+  <w:style w:type="table" w:styleId="767">
     <w:name w:val="Grid Table 4 - Accent 2"/>
-    <w:basedOn w:val="716"/>
+    <w:basedOn w:val="936"/>
     <w:uiPriority w:val="59"/>
     <w:pPr>
       <w:pBdr/>
@@ -7926,9 +8021,9 @@
       </w:tcPr>
     </w:tblStylePr>
   </w:style>
-  <w:style w:type="table" w:styleId="42">
+  <w:style w:type="table" w:styleId="768">
     <w:name w:val="Grid Table 4 - Accent 3"/>
-    <w:basedOn w:val="716"/>
+    <w:basedOn w:val="936"/>
     <w:uiPriority w:val="59"/>
     <w:pPr>
       <w:pBdr/>
@@ -8159,9 +8254,9 @@
       </w:tcPr>
     </w:tblStylePr>
   </w:style>
-  <w:style w:type="table" w:styleId="43">
+  <w:style w:type="table" w:styleId="769">
     <w:name w:val="Grid Table 4 - Accent 4"/>
-    <w:basedOn w:val="716"/>
+    <w:basedOn w:val="936"/>
     <w:uiPriority w:val="59"/>
     <w:pPr>
       <w:pBdr/>
@@ -8392,9 +8487,9 @@
       </w:tcPr>
     </w:tblStylePr>
   </w:style>
-  <w:style w:type="table" w:styleId="44">
+  <w:style w:type="table" w:styleId="770">
     <w:name w:val="Grid Table 4 - Accent 5"/>
-    <w:basedOn w:val="716"/>
+    <w:basedOn w:val="936"/>
     <w:uiPriority w:val="59"/>
     <w:pPr>
       <w:pBdr/>
@@ -8625,9 +8720,9 @@
       </w:tcPr>
     </w:tblStylePr>
   </w:style>
-  <w:style w:type="table" w:styleId="45">
+  <w:style w:type="table" w:styleId="771">
     <w:name w:val="Grid Table 4 - Accent 6"/>
-    <w:basedOn w:val="716"/>
+    <w:basedOn w:val="936"/>
     <w:uiPriority w:val="59"/>
     <w:pPr>
       <w:pBdr/>
@@ -8858,9 +8953,9 @@
       </w:tcPr>
     </w:tblStylePr>
   </w:style>
-  <w:style w:type="table" w:styleId="46">
+  <w:style w:type="table" w:styleId="772">
     <w:name w:val="Grid Table 5 Dark"/>
-    <w:basedOn w:val="716"/>
+    <w:basedOn w:val="936"/>
     <w:uiPriority w:val="99"/>
     <w:pPr>
       <w:pBdr/>
@@ -9086,9 +9181,9 @@
       </w:tcPr>
     </w:tblStylePr>
   </w:style>
-  <w:style w:type="table" w:styleId="47">
+  <w:style w:type="table" w:styleId="773">
     <w:name w:val="Grid Table 5 Dark- Accent 1"/>
-    <w:basedOn w:val="716"/>
+    <w:basedOn w:val="936"/>
     <w:uiPriority w:val="99"/>
     <w:pPr>
       <w:pBdr/>
@@ -9314,9 +9409,9 @@
       </w:tcPr>
     </w:tblStylePr>
   </w:style>
-  <w:style w:type="table" w:styleId="48">
+  <w:style w:type="table" w:styleId="774">
     <w:name w:val="Grid Table 5 Dark - Accent 2"/>
-    <w:basedOn w:val="716"/>
+    <w:basedOn w:val="936"/>
     <w:uiPriority w:val="99"/>
     <w:pPr>
       <w:pBdr/>
@@ -9542,9 +9637,9 @@
       </w:tcPr>
     </w:tblStylePr>
   </w:style>
-  <w:style w:type="table" w:styleId="49">
+  <w:style w:type="table" w:styleId="775">
     <w:name w:val="Grid Table 5 Dark - Accent 3"/>
-    <w:basedOn w:val="716"/>
+    <w:basedOn w:val="936"/>
     <w:uiPriority w:val="99"/>
     <w:pPr>
       <w:pBdr/>
@@ -9770,9 +9865,9 @@
       </w:tcPr>
     </w:tblStylePr>
   </w:style>
-  <w:style w:type="table" w:styleId="50">
+  <w:style w:type="table" w:styleId="776">
     <w:name w:val="Grid Table 5 Dark- Accent 4"/>
-    <w:basedOn w:val="716"/>
+    <w:basedOn w:val="936"/>
     <w:uiPriority w:val="99"/>
     <w:pPr>
       <w:pBdr/>
@@ -9998,9 +10093,9 @@
       </w:tcPr>
     </w:tblStylePr>
   </w:style>
-  <w:style w:type="table" w:styleId="51">
+  <w:style w:type="table" w:styleId="777">
     <w:name w:val="Grid Table 5 Dark - Accent 5"/>
-    <w:basedOn w:val="716"/>
+    <w:basedOn w:val="936"/>
     <w:uiPriority w:val="99"/>
     <w:pPr>
       <w:pBdr/>
@@ -10226,9 +10321,9 @@
       </w:tcPr>
     </w:tblStylePr>
   </w:style>
-  <w:style w:type="table" w:styleId="52">
+  <w:style w:type="table" w:styleId="778">
     <w:name w:val="Grid Table 5 Dark - Accent 6"/>
-    <w:basedOn w:val="716"/>
+    <w:basedOn w:val="936"/>
     <w:uiPriority w:val="99"/>
     <w:pPr>
       <w:pBdr/>
@@ -10454,9 +10549,9 @@
       </w:tcPr>
     </w:tblStylePr>
   </w:style>
-  <w:style w:type="table" w:styleId="53">
+  <w:style w:type="table" w:styleId="779">
     <w:name w:val="Grid Table 6 Colorful"/>
-    <w:basedOn w:val="716"/>
+    <w:basedOn w:val="936"/>
     <w:uiPriority w:val="99"/>
     <w:pPr>
       <w:pBdr/>
@@ -10684,9 +10779,9 @@
       </w:tcPr>
     </w:tblStylePr>
   </w:style>
-  <w:style w:type="table" w:styleId="54">
+  <w:style w:type="table" w:styleId="780">
     <w:name w:val="Grid Table 6 Colorful - Accent 1"/>
-    <w:basedOn w:val="716"/>
+    <w:basedOn w:val="936"/>
     <w:uiPriority w:val="99"/>
     <w:pPr>
       <w:pBdr/>
@@ -10914,9 +11009,9 @@
       </w:tcPr>
     </w:tblStylePr>
   </w:style>
-  <w:style w:type="table" w:styleId="55">
+  <w:style w:type="table" w:styleId="781">
     <w:name w:val="Grid Table 6 Colorful - Accent 2"/>
-    <w:basedOn w:val="716"/>
+    <w:basedOn w:val="936"/>
     <w:uiPriority w:val="99"/>
     <w:pPr>
       <w:pBdr/>
@@ -11144,9 +11239,9 @@
       </w:tcPr>
     </w:tblStylePr>
   </w:style>
-  <w:style w:type="table" w:styleId="56">
+  <w:style w:type="table" w:styleId="782">
     <w:name w:val="Grid Table 6 Colorful - Accent 3"/>
-    <w:basedOn w:val="716"/>
+    <w:basedOn w:val="936"/>
     <w:uiPriority w:val="99"/>
     <w:pPr>
       <w:pBdr/>
@@ -11374,9 +11469,9 @@
       </w:tcPr>
     </w:tblStylePr>
   </w:style>
-  <w:style w:type="table" w:styleId="57">
+  <w:style w:type="table" w:styleId="783">
     <w:name w:val="Grid Table 6 Colorful - Accent 4"/>
-    <w:basedOn w:val="716"/>
+    <w:basedOn w:val="936"/>
     <w:uiPriority w:val="99"/>
     <w:pPr>
       <w:pBdr/>
@@ -11604,9 +11699,9 @@
       </w:tcPr>
     </w:tblStylePr>
   </w:style>
-  <w:style w:type="table" w:styleId="58">
+  <w:style w:type="table" w:styleId="784">
     <w:name w:val="Grid Table 6 Colorful - Accent 5"/>
-    <w:basedOn w:val="716"/>
+    <w:basedOn w:val="936"/>
     <w:uiPriority w:val="99"/>
     <w:pPr>
       <w:pBdr/>
@@ -11834,9 +11929,9 @@
       </w:tcPr>
     </w:tblStylePr>
   </w:style>
-  <w:style w:type="table" w:styleId="59">
+  <w:style w:type="table" w:styleId="785">
     <w:name w:val="Grid Table 6 Colorful - Accent 6"/>
-    <w:basedOn w:val="716"/>
+    <w:basedOn w:val="936"/>
     <w:uiPriority w:val="99"/>
     <w:pPr>
       <w:pBdr/>
@@ -12064,9 +12159,9 @@
       </w:tcPr>
     </w:tblStylePr>
   </w:style>
-  <w:style w:type="table" w:styleId="60">
+  <w:style w:type="table" w:styleId="786">
     <w:name w:val="Grid Table 7 Colorful"/>
-    <w:basedOn w:val="716"/>
+    <w:basedOn w:val="936"/>
     <w:uiPriority w:val="99"/>
     <w:pPr>
       <w:pBdr/>
@@ -12168,11 +12263,11 @@
         <w:tblBorders/>
       </w:tblPr>
       <w:tcPr>
-        <w:shd w:color="ffffff"/>
+        <w:shd w:val="clear" w:color="ffffff"/>
         <w:tcBorders>
-          <w:top w:val="none"/>
-          <w:left w:val="none"/>
-          <w:bottom w:val="none"/>
+          <w:top w:val="none" w:color="000000" w:sz="4" w:space="0"/>
+          <w:left w:val="none" w:color="000000" w:sz="4" w:space="0"/>
+          <w:bottom w:val="none" w:color="000000" w:sz="4" w:space="0"/>
           <w:right w:val="single" w:color="000000" w:themeColor="text1" w:themeTint="80" w:sz="4" w:space="0"/>
         </w:tcBorders>
       </w:tcPr>
@@ -12195,10 +12290,10 @@
       <w:tcPr>
         <w:shd w:val="clear" w:color="ffffff" w:themeColor="light1" w:fill="ffffff" w:themeFill="light1"/>
         <w:tcBorders>
-          <w:top w:val="none"/>
-          <w:left w:val="none"/>
+          <w:top w:val="none" w:color="000000" w:sz="4" w:space="0"/>
+          <w:left w:val="none" w:color="000000" w:sz="4" w:space="0"/>
           <w:bottom w:val="single" w:color="000000" w:themeColor="text1" w:themeTint="80" w:sz="4" w:space="0"/>
-          <w:right w:val="none"/>
+          <w:right w:val="none" w:color="000000" w:sz="4" w:space="0"/>
         </w:tcBorders>
       </w:tcPr>
     </w:tblStylePr>
@@ -12218,12 +12313,12 @@
         <w:tblBorders/>
       </w:tblPr>
       <w:tcPr>
-        <w:shd w:color="ffffff"/>
+        <w:shd w:val="clear" w:color="ffffff"/>
         <w:tcBorders>
-          <w:top w:val="none"/>
+          <w:top w:val="none" w:color="000000" w:sz="4" w:space="0"/>
           <w:left w:val="single" w:color="000000" w:themeColor="text1" w:themeTint="80" w:sz="4" w:space="0"/>
-          <w:bottom w:val="none"/>
-          <w:right w:val="none"/>
+          <w:bottom w:val="none" w:color="000000" w:sz="4" w:space="0"/>
+          <w:right w:val="none" w:color="000000" w:sz="4" w:space="0"/>
         </w:tcBorders>
       </w:tcPr>
     </w:tblStylePr>
@@ -12246,9 +12341,9 @@
         <w:shd w:val="clear" w:color="ffffff" w:themeColor="light1" w:fill="ffffff" w:themeFill="light1"/>
         <w:tcBorders>
           <w:top w:val="single" w:color="000000" w:themeColor="text1" w:themeTint="80" w:sz="4" w:space="0"/>
-          <w:left w:val="none"/>
-          <w:bottom w:val="none"/>
-          <w:right w:val="none"/>
+          <w:left w:val="none" w:color="000000" w:sz="4" w:space="0"/>
+          <w:bottom w:val="none" w:color="000000" w:sz="4" w:space="0"/>
+          <w:right w:val="none" w:color="000000" w:sz="4" w:space="0"/>
         </w:tcBorders>
       </w:tcPr>
     </w:tblStylePr>
@@ -12318,9 +12413,9 @@
       </w:tcPr>
     </w:tblStylePr>
   </w:style>
-  <w:style w:type="table" w:styleId="61">
+  <w:style w:type="table" w:styleId="787">
     <w:name w:val="Grid Table 7 Colorful - Accent 1"/>
-    <w:basedOn w:val="716"/>
+    <w:basedOn w:val="936"/>
     <w:uiPriority w:val="99"/>
     <w:pPr>
       <w:pBdr/>
@@ -12422,11 +12517,11 @@
         <w:tblBorders/>
       </w:tblPr>
       <w:tcPr>
-        <w:shd w:color="ffffff"/>
+        <w:shd w:val="clear" w:color="ffffff"/>
         <w:tcBorders>
-          <w:top w:val="none"/>
-          <w:left w:val="none"/>
-          <w:bottom w:val="none"/>
+          <w:top w:val="none" w:color="000000" w:sz="4" w:space="0"/>
+          <w:left w:val="none" w:color="000000" w:sz="4" w:space="0"/>
+          <w:bottom w:val="none" w:color="000000" w:sz="4" w:space="0"/>
           <w:right w:val="single" w:color="000000" w:themeColor="accent1" w:themeTint="80" w:sz="4" w:space="0"/>
         </w:tcBorders>
       </w:tcPr>
@@ -12449,10 +12544,10 @@
       <w:tcPr>
         <w:shd w:val="clear" w:color="ffffff" w:themeColor="light1" w:fill="ffffff" w:themeFill="light1"/>
         <w:tcBorders>
-          <w:top w:val="none"/>
-          <w:left w:val="none"/>
+          <w:top w:val="none" w:color="000000" w:sz="4" w:space="0"/>
+          <w:left w:val="none" w:color="000000" w:sz="4" w:space="0"/>
           <w:bottom w:val="single" w:color="000000" w:themeColor="accent1" w:themeTint="80" w:sz="4" w:space="0"/>
-          <w:right w:val="none"/>
+          <w:right w:val="none" w:color="000000" w:sz="4" w:space="0"/>
         </w:tcBorders>
       </w:tcPr>
     </w:tblStylePr>
@@ -12472,12 +12567,12 @@
         <w:tblBorders/>
       </w:tblPr>
       <w:tcPr>
-        <w:shd w:color="ffffff"/>
+        <w:shd w:val="clear" w:color="ffffff"/>
         <w:tcBorders>
-          <w:top w:val="none"/>
+          <w:top w:val="none" w:color="000000" w:sz="4" w:space="0"/>
           <w:left w:val="single" w:color="000000" w:themeColor="accent1" w:themeTint="80" w:sz="4" w:space="0"/>
-          <w:bottom w:val="none"/>
-          <w:right w:val="none"/>
+          <w:bottom w:val="none" w:color="000000" w:sz="4" w:space="0"/>
+          <w:right w:val="none" w:color="000000" w:sz="4" w:space="0"/>
         </w:tcBorders>
       </w:tcPr>
     </w:tblStylePr>
@@ -12500,9 +12595,9 @@
         <w:shd w:val="clear" w:color="ffffff" w:themeColor="light1" w:fill="ffffff" w:themeFill="light1"/>
         <w:tcBorders>
           <w:top w:val="single" w:color="000000" w:themeColor="accent1" w:themeTint="80" w:sz="4" w:space="0"/>
-          <w:left w:val="none"/>
-          <w:bottom w:val="none"/>
-          <w:right w:val="none"/>
+          <w:left w:val="none" w:color="000000" w:sz="4" w:space="0"/>
+          <w:bottom w:val="none" w:color="000000" w:sz="4" w:space="0"/>
+          <w:right w:val="none" w:color="000000" w:sz="4" w:space="0"/>
         </w:tcBorders>
       </w:tcPr>
     </w:tblStylePr>
@@ -12572,9 +12667,9 @@
       </w:tcPr>
     </w:tblStylePr>
   </w:style>
-  <w:style w:type="table" w:styleId="62">
+  <w:style w:type="table" w:styleId="788">
     <w:name w:val="Grid Table 7 Colorful - Accent 2"/>
-    <w:basedOn w:val="716"/>
+    <w:basedOn w:val="936"/>
     <w:uiPriority w:val="99"/>
     <w:pPr>
       <w:pBdr/>
@@ -12676,11 +12771,11 @@
         <w:tblBorders/>
       </w:tblPr>
       <w:tcPr>
-        <w:shd w:color="ffffff"/>
+        <w:shd w:val="clear" w:color="ffffff"/>
         <w:tcBorders>
-          <w:top w:val="none"/>
-          <w:left w:val="none"/>
-          <w:bottom w:val="none"/>
+          <w:top w:val="none" w:color="000000" w:sz="4" w:space="0"/>
+          <w:left w:val="none" w:color="000000" w:sz="4" w:space="0"/>
+          <w:bottom w:val="none" w:color="000000" w:sz="4" w:space="0"/>
           <w:right w:val="single" w:color="000000" w:themeColor="accent2" w:themeTint="97" w:sz="4" w:space="0"/>
         </w:tcBorders>
       </w:tcPr>
@@ -12703,10 +12798,10 @@
       <w:tcPr>
         <w:shd w:val="clear" w:color="ffffff" w:themeColor="light1" w:fill="ffffff" w:themeFill="light1"/>
         <w:tcBorders>
-          <w:top w:val="none"/>
-          <w:left w:val="none"/>
+          <w:top w:val="none" w:color="000000" w:sz="4" w:space="0"/>
+          <w:left w:val="none" w:color="000000" w:sz="4" w:space="0"/>
           <w:bottom w:val="single" w:color="000000" w:themeColor="accent2" w:themeTint="97" w:sz="4" w:space="0"/>
-          <w:right w:val="none"/>
+          <w:right w:val="none" w:color="000000" w:sz="4" w:space="0"/>
         </w:tcBorders>
       </w:tcPr>
     </w:tblStylePr>
@@ -12726,12 +12821,12 @@
         <w:tblBorders/>
       </w:tblPr>
       <w:tcPr>
-        <w:shd w:color="ffffff"/>
+        <w:shd w:val="clear" w:color="ffffff"/>
         <w:tcBorders>
-          <w:top w:val="none"/>
+          <w:top w:val="none" w:color="000000" w:sz="4" w:space="0"/>
           <w:left w:val="single" w:color="000000" w:themeColor="accent2" w:themeTint="97" w:sz="4" w:space="0"/>
-          <w:bottom w:val="none"/>
-          <w:right w:val="none"/>
+          <w:bottom w:val="none" w:color="000000" w:sz="4" w:space="0"/>
+          <w:right w:val="none" w:color="000000" w:sz="4" w:space="0"/>
         </w:tcBorders>
       </w:tcPr>
     </w:tblStylePr>
@@ -12754,9 +12849,9 @@
         <w:shd w:val="clear" w:color="ffffff" w:themeColor="light1" w:fill="ffffff" w:themeFill="light1"/>
         <w:tcBorders>
           <w:top w:val="single" w:color="000000" w:themeColor="accent2" w:themeTint="97" w:sz="4" w:space="0"/>
-          <w:left w:val="none"/>
-          <w:bottom w:val="none"/>
-          <w:right w:val="none"/>
+          <w:left w:val="none" w:color="000000" w:sz="4" w:space="0"/>
+          <w:bottom w:val="none" w:color="000000" w:sz="4" w:space="0"/>
+          <w:right w:val="none" w:color="000000" w:sz="4" w:space="0"/>
         </w:tcBorders>
       </w:tcPr>
     </w:tblStylePr>
@@ -12826,9 +12921,9 @@
       </w:tcPr>
     </w:tblStylePr>
   </w:style>
-  <w:style w:type="table" w:styleId="63">
+  <w:style w:type="table" w:styleId="789">
     <w:name w:val="Grid Table 7 Colorful - Accent 3"/>
-    <w:basedOn w:val="716"/>
+    <w:basedOn w:val="936"/>
     <w:uiPriority w:val="99"/>
     <w:pPr>
       <w:pBdr/>
@@ -12930,11 +13025,11 @@
         <w:tblBorders/>
       </w:tblPr>
       <w:tcPr>
-        <w:shd w:color="ffffff"/>
+        <w:shd w:val="clear" w:color="ffffff"/>
         <w:tcBorders>
-          <w:top w:val="none"/>
-          <w:left w:val="none"/>
-          <w:bottom w:val="none"/>
+          <w:top w:val="none" w:color="000000" w:sz="4" w:space="0"/>
+          <w:left w:val="none" w:color="000000" w:sz="4" w:space="0"/>
+          <w:bottom w:val="none" w:color="000000" w:sz="4" w:space="0"/>
           <w:right w:val="single" w:color="000000" w:themeColor="accent3" w:themeTint="FE" w:sz="4" w:space="0"/>
         </w:tcBorders>
       </w:tcPr>
@@ -12957,10 +13052,10 @@
       <w:tcPr>
         <w:shd w:val="clear" w:color="ffffff" w:themeColor="light1" w:fill="ffffff" w:themeFill="light1"/>
         <w:tcBorders>
-          <w:top w:val="none"/>
-          <w:left w:val="none"/>
+          <w:top w:val="none" w:color="000000" w:sz="4" w:space="0"/>
+          <w:left w:val="none" w:color="000000" w:sz="4" w:space="0"/>
           <w:bottom w:val="single" w:color="000000" w:themeColor="accent3" w:themeTint="FE" w:sz="4" w:space="0"/>
-          <w:right w:val="none"/>
+          <w:right w:val="none" w:color="000000" w:sz="4" w:space="0"/>
         </w:tcBorders>
       </w:tcPr>
     </w:tblStylePr>
@@ -12980,12 +13075,12 @@
         <w:tblBorders/>
       </w:tblPr>
       <w:tcPr>
-        <w:shd w:color="ffffff"/>
+        <w:shd w:val="clear" w:color="ffffff"/>
         <w:tcBorders>
-          <w:top w:val="none"/>
+          <w:top w:val="none" w:color="000000" w:sz="4" w:space="0"/>
           <w:left w:val="single" w:color="000000" w:themeColor="accent3" w:themeTint="FE" w:sz="4" w:space="0"/>
-          <w:bottom w:val="none"/>
-          <w:right w:val="none"/>
+          <w:bottom w:val="none" w:color="000000" w:sz="4" w:space="0"/>
+          <w:right w:val="none" w:color="000000" w:sz="4" w:space="0"/>
         </w:tcBorders>
       </w:tcPr>
     </w:tblStylePr>
@@ -13008,9 +13103,9 @@
         <w:shd w:val="clear" w:color="ffffff" w:themeColor="light1" w:fill="ffffff" w:themeFill="light1"/>
         <w:tcBorders>
           <w:top w:val="single" w:color="000000" w:themeColor="accent3" w:themeTint="FE" w:sz="4" w:space="0"/>
-          <w:left w:val="none"/>
-          <w:bottom w:val="none"/>
-          <w:right w:val="none"/>
+          <w:left w:val="none" w:color="000000" w:sz="4" w:space="0"/>
+          <w:bottom w:val="none" w:color="000000" w:sz="4" w:space="0"/>
+          <w:right w:val="none" w:color="000000" w:sz="4" w:space="0"/>
         </w:tcBorders>
       </w:tcPr>
     </w:tblStylePr>
@@ -13080,9 +13175,9 @@
       </w:tcPr>
     </w:tblStylePr>
   </w:style>
-  <w:style w:type="table" w:styleId="64">
+  <w:style w:type="table" w:styleId="790">
     <w:name w:val="Grid Table 7 Colorful - Accent 4"/>
-    <w:basedOn w:val="716"/>
+    <w:basedOn w:val="936"/>
     <w:uiPriority w:val="99"/>
     <w:pPr>
       <w:pBdr/>
@@ -13184,11 +13279,11 @@
         <w:tblBorders/>
       </w:tblPr>
       <w:tcPr>
-        <w:shd w:color="ffffff"/>
+        <w:shd w:val="clear" w:color="ffffff"/>
         <w:tcBorders>
-          <w:top w:val="none"/>
-          <w:left w:val="none"/>
-          <w:bottom w:val="none"/>
+          <w:top w:val="none" w:color="000000" w:sz="4" w:space="0"/>
+          <w:left w:val="none" w:color="000000" w:sz="4" w:space="0"/>
+          <w:bottom w:val="none" w:color="000000" w:sz="4" w:space="0"/>
           <w:right w:val="single" w:color="000000" w:themeColor="accent4" w:themeTint="9A" w:sz="4" w:space="0"/>
         </w:tcBorders>
       </w:tcPr>
@@ -13211,10 +13306,10 @@
       <w:tcPr>
         <w:shd w:val="clear" w:color="ffffff" w:themeColor="light1" w:fill="ffffff" w:themeFill="light1"/>
         <w:tcBorders>
-          <w:top w:val="none"/>
-          <w:left w:val="none"/>
+          <w:top w:val="none" w:color="000000" w:sz="4" w:space="0"/>
+          <w:left w:val="none" w:color="000000" w:sz="4" w:space="0"/>
           <w:bottom w:val="single" w:color="000000" w:themeColor="accent4" w:themeTint="9A" w:sz="4" w:space="0"/>
-          <w:right w:val="none"/>
+          <w:right w:val="none" w:color="000000" w:sz="4" w:space="0"/>
         </w:tcBorders>
       </w:tcPr>
     </w:tblStylePr>
@@ -13234,12 +13329,12 @@
         <w:tblBorders/>
       </w:tblPr>
       <w:tcPr>
-        <w:shd w:color="ffffff"/>
+        <w:shd w:val="clear" w:color="ffffff"/>
         <w:tcBorders>
-          <w:top w:val="none"/>
+          <w:top w:val="none" w:color="000000" w:sz="4" w:space="0"/>
           <w:left w:val="single" w:color="000000" w:themeColor="accent4" w:themeTint="9A" w:sz="4" w:space="0"/>
-          <w:bottom w:val="none"/>
-          <w:right w:val="none"/>
+          <w:bottom w:val="none" w:color="000000" w:sz="4" w:space="0"/>
+          <w:right w:val="none" w:color="000000" w:sz="4" w:space="0"/>
         </w:tcBorders>
       </w:tcPr>
     </w:tblStylePr>
@@ -13262,9 +13357,9 @@
         <w:shd w:val="clear" w:color="ffffff" w:themeColor="light1" w:fill="ffffff" w:themeFill="light1"/>
         <w:tcBorders>
           <w:top w:val="single" w:color="000000" w:themeColor="accent4" w:themeTint="9A" w:sz="4" w:space="0"/>
-          <w:left w:val="none"/>
-          <w:bottom w:val="none"/>
-          <w:right w:val="none"/>
+          <w:left w:val="none" w:color="000000" w:sz="4" w:space="0"/>
+          <w:bottom w:val="none" w:color="000000" w:sz="4" w:space="0"/>
+          <w:right w:val="none" w:color="000000" w:sz="4" w:space="0"/>
         </w:tcBorders>
       </w:tcPr>
     </w:tblStylePr>
@@ -13334,9 +13429,9 @@
       </w:tcPr>
     </w:tblStylePr>
   </w:style>
-  <w:style w:type="table" w:styleId="65">
+  <w:style w:type="table" w:styleId="791">
     <w:name w:val="Grid Table 7 Colorful - Accent 5"/>
-    <w:basedOn w:val="716"/>
+    <w:basedOn w:val="936"/>
     <w:uiPriority w:val="99"/>
     <w:pPr>
       <w:pBdr/>
@@ -13438,11 +13533,11 @@
         <w:tblBorders/>
       </w:tblPr>
       <w:tcPr>
-        <w:shd w:color="ffffff"/>
+        <w:shd w:val="clear" w:color="ffffff"/>
         <w:tcBorders>
-          <w:top w:val="none"/>
-          <w:left w:val="none"/>
-          <w:bottom w:val="none"/>
+          <w:top w:val="none" w:color="000000" w:sz="4" w:space="0"/>
+          <w:left w:val="none" w:color="000000" w:sz="4" w:space="0"/>
+          <w:bottom w:val="none" w:color="000000" w:sz="4" w:space="0"/>
           <w:right w:val="single" w:color="000000" w:themeColor="accent5" w:themeTint="90" w:sz="4" w:space="0"/>
         </w:tcBorders>
       </w:tcPr>
@@ -13465,10 +13560,10 @@
       <w:tcPr>
         <w:shd w:val="clear" w:color="ffffff" w:themeColor="light1" w:fill="ffffff" w:themeFill="light1"/>
         <w:tcBorders>
-          <w:top w:val="none"/>
-          <w:left w:val="none"/>
+          <w:top w:val="none" w:color="000000" w:sz="4" w:space="0"/>
+          <w:left w:val="none" w:color="000000" w:sz="4" w:space="0"/>
           <w:bottom w:val="single" w:color="000000" w:themeColor="accent5" w:themeTint="90" w:sz="4" w:space="0"/>
-          <w:right w:val="none"/>
+          <w:right w:val="none" w:color="000000" w:sz="4" w:space="0"/>
         </w:tcBorders>
       </w:tcPr>
     </w:tblStylePr>
@@ -13488,12 +13583,12 @@
         <w:tblBorders/>
       </w:tblPr>
       <w:tcPr>
-        <w:shd w:color="ffffff"/>
+        <w:shd w:val="clear" w:color="ffffff"/>
         <w:tcBorders>
-          <w:top w:val="none"/>
+          <w:top w:val="none" w:color="000000" w:sz="4" w:space="0"/>
           <w:left w:val="single" w:color="000000" w:themeColor="accent5" w:themeTint="90" w:sz="4" w:space="0"/>
-          <w:bottom w:val="none"/>
-          <w:right w:val="none"/>
+          <w:bottom w:val="none" w:color="000000" w:sz="4" w:space="0"/>
+          <w:right w:val="none" w:color="000000" w:sz="4" w:space="0"/>
         </w:tcBorders>
       </w:tcPr>
     </w:tblStylePr>
@@ -13516,9 +13611,9 @@
         <w:shd w:val="clear" w:color="ffffff" w:themeColor="light1" w:fill="ffffff" w:themeFill="light1"/>
         <w:tcBorders>
           <w:top w:val="single" w:color="000000" w:themeColor="accent5" w:themeTint="90" w:sz="4" w:space="0"/>
-          <w:left w:val="none"/>
-          <w:bottom w:val="none"/>
-          <w:right w:val="none"/>
+          <w:left w:val="none" w:color="000000" w:sz="4" w:space="0"/>
+          <w:bottom w:val="none" w:color="000000" w:sz="4" w:space="0"/>
+          <w:right w:val="none" w:color="000000" w:sz="4" w:space="0"/>
         </w:tcBorders>
       </w:tcPr>
     </w:tblStylePr>
@@ -13588,9 +13683,9 @@
       </w:tcPr>
     </w:tblStylePr>
   </w:style>
-  <w:style w:type="table" w:styleId="66">
+  <w:style w:type="table" w:styleId="792">
     <w:name w:val="Grid Table 7 Colorful - Accent 6"/>
-    <w:basedOn w:val="716"/>
+    <w:basedOn w:val="936"/>
     <w:uiPriority w:val="99"/>
     <w:pPr>
       <w:pBdr/>
@@ -13692,11 +13787,11 @@
         <w:tblBorders/>
       </w:tblPr>
       <w:tcPr>
-        <w:shd w:color="ffffff"/>
+        <w:shd w:val="clear" w:color="ffffff"/>
         <w:tcBorders>
-          <w:top w:val="none"/>
-          <w:left w:val="none"/>
-          <w:bottom w:val="none"/>
+          <w:top w:val="none" w:color="000000" w:sz="4" w:space="0"/>
+          <w:left w:val="none" w:color="000000" w:sz="4" w:space="0"/>
+          <w:bottom w:val="none" w:color="000000" w:sz="4" w:space="0"/>
           <w:right w:val="single" w:color="000000" w:themeColor="accent6" w:themeTint="90" w:sz="4" w:space="0"/>
         </w:tcBorders>
       </w:tcPr>
@@ -13719,10 +13814,10 @@
       <w:tcPr>
         <w:shd w:val="clear" w:color="ffffff" w:themeColor="light1" w:fill="ffffff" w:themeFill="light1"/>
         <w:tcBorders>
-          <w:top w:val="none"/>
-          <w:left w:val="none"/>
+          <w:top w:val="none" w:color="000000" w:sz="4" w:space="0"/>
+          <w:left w:val="none" w:color="000000" w:sz="4" w:space="0"/>
           <w:bottom w:val="single" w:color="000000" w:themeColor="accent6" w:themeTint="90" w:sz="4" w:space="0"/>
-          <w:right w:val="none"/>
+          <w:right w:val="none" w:color="000000" w:sz="4" w:space="0"/>
         </w:tcBorders>
       </w:tcPr>
     </w:tblStylePr>
@@ -13742,12 +13837,12 @@
         <w:tblBorders/>
       </w:tblPr>
       <w:tcPr>
-        <w:shd w:color="ffffff"/>
+        <w:shd w:val="clear" w:color="ffffff"/>
         <w:tcBorders>
-          <w:top w:val="none"/>
+          <w:top w:val="none" w:color="000000" w:sz="4" w:space="0"/>
           <w:left w:val="single" w:color="000000" w:themeColor="accent6" w:themeTint="90" w:sz="4" w:space="0"/>
-          <w:bottom w:val="none"/>
-          <w:right w:val="none"/>
+          <w:bottom w:val="none" w:color="000000" w:sz="4" w:space="0"/>
+          <w:right w:val="none" w:color="000000" w:sz="4" w:space="0"/>
         </w:tcBorders>
       </w:tcPr>
     </w:tblStylePr>
@@ -13770,9 +13865,9 @@
         <w:shd w:val="clear" w:color="ffffff" w:themeColor="light1" w:fill="ffffff" w:themeFill="light1"/>
         <w:tcBorders>
           <w:top w:val="single" w:color="000000" w:themeColor="accent6" w:themeTint="90" w:sz="4" w:space="0"/>
-          <w:left w:val="none"/>
-          <w:bottom w:val="none"/>
-          <w:right w:val="none"/>
+          <w:left w:val="none" w:color="000000" w:sz="4" w:space="0"/>
+          <w:bottom w:val="none" w:color="000000" w:sz="4" w:space="0"/>
+          <w:right w:val="none" w:color="000000" w:sz="4" w:space="0"/>
         </w:tcBorders>
       </w:tcPr>
     </w:tblStylePr>
@@ -13842,9 +13937,9 @@
       </w:tcPr>
     </w:tblStylePr>
   </w:style>
-  <w:style w:type="table" w:styleId="67">
+  <w:style w:type="table" w:styleId="793">
     <w:name w:val="List Table 1 Light"/>
-    <w:basedOn w:val="716"/>
+    <w:basedOn w:val="936"/>
     <w:uiPriority w:val="99"/>
     <w:pPr>
       <w:pBdr/>
@@ -14058,9 +14153,9 @@
       </w:tcPr>
     </w:tblStylePr>
   </w:style>
-  <w:style w:type="table" w:styleId="68">
+  <w:style w:type="table" w:styleId="794">
     <w:name w:val="List Table 1 Light - Accent 1"/>
-    <w:basedOn w:val="716"/>
+    <w:basedOn w:val="936"/>
     <w:uiPriority w:val="99"/>
     <w:pPr>
       <w:pBdr/>
@@ -14274,9 +14369,9 @@
       </w:tcPr>
     </w:tblStylePr>
   </w:style>
-  <w:style w:type="table" w:styleId="69">
+  <w:style w:type="table" w:styleId="795">
     <w:name w:val="List Table 1 Light - Accent 2"/>
-    <w:basedOn w:val="716"/>
+    <w:basedOn w:val="936"/>
     <w:uiPriority w:val="99"/>
     <w:pPr>
       <w:pBdr/>
@@ -14490,9 +14585,9 @@
       </w:tcPr>
     </w:tblStylePr>
   </w:style>
-  <w:style w:type="table" w:styleId="70">
+  <w:style w:type="table" w:styleId="796">
     <w:name w:val="List Table 1 Light - Accent 3"/>
-    <w:basedOn w:val="716"/>
+    <w:basedOn w:val="936"/>
     <w:uiPriority w:val="99"/>
     <w:pPr>
       <w:pBdr/>
@@ -14706,9 +14801,9 @@
       </w:tcPr>
     </w:tblStylePr>
   </w:style>
-  <w:style w:type="table" w:styleId="71">
+  <w:style w:type="table" w:styleId="797">
     <w:name w:val="List Table 1 Light - Accent 4"/>
-    <w:basedOn w:val="716"/>
+    <w:basedOn w:val="936"/>
     <w:uiPriority w:val="99"/>
     <w:pPr>
       <w:pBdr/>
@@ -14922,9 +15017,9 @@
       </w:tcPr>
     </w:tblStylePr>
   </w:style>
-  <w:style w:type="table" w:styleId="72">
+  <w:style w:type="table" w:styleId="798">
     <w:name w:val="List Table 1 Light - Accent 5"/>
-    <w:basedOn w:val="716"/>
+    <w:basedOn w:val="936"/>
     <w:uiPriority w:val="99"/>
     <w:pPr>
       <w:pBdr/>
@@ -15138,9 +15233,9 @@
       </w:tcPr>
     </w:tblStylePr>
   </w:style>
-  <w:style w:type="table" w:styleId="73">
+  <w:style w:type="table" w:styleId="799">
     <w:name w:val="List Table 1 Light - Accent 6"/>
-    <w:basedOn w:val="716"/>
+    <w:basedOn w:val="936"/>
     <w:uiPriority w:val="99"/>
     <w:pPr>
       <w:pBdr/>
@@ -15354,9 +15449,9 @@
       </w:tcPr>
     </w:tblStylePr>
   </w:style>
-  <w:style w:type="table" w:styleId="74">
+  <w:style w:type="table" w:styleId="800">
     <w:name w:val="List Table 2"/>
-    <w:basedOn w:val="716"/>
+    <w:basedOn w:val="936"/>
     <w:uiPriority w:val="99"/>
     <w:pPr>
       <w:pBdr/>
@@ -15592,9 +15687,9 @@
       </w:tcPr>
     </w:tblStylePr>
   </w:style>
-  <w:style w:type="table" w:styleId="75">
+  <w:style w:type="table" w:styleId="801">
     <w:name w:val="List Table 2 - Accent 1"/>
-    <w:basedOn w:val="716"/>
+    <w:basedOn w:val="936"/>
     <w:uiPriority w:val="99"/>
     <w:pPr>
       <w:pBdr/>
@@ -15830,9 +15925,9 @@
       </w:tcPr>
     </w:tblStylePr>
   </w:style>
-  <w:style w:type="table" w:styleId="76">
+  <w:style w:type="table" w:styleId="802">
     <w:name w:val="List Table 2 - Accent 2"/>
-    <w:basedOn w:val="716"/>
+    <w:basedOn w:val="936"/>
     <w:uiPriority w:val="99"/>
     <w:pPr>
       <w:pBdr/>
@@ -16068,9 +16163,9 @@
       </w:tcPr>
     </w:tblStylePr>
   </w:style>
-  <w:style w:type="table" w:styleId="77">
+  <w:style w:type="table" w:styleId="803">
     <w:name w:val="List Table 2 - Accent 3"/>
-    <w:basedOn w:val="716"/>
+    <w:basedOn w:val="936"/>
     <w:uiPriority w:val="99"/>
     <w:pPr>
       <w:pBdr/>
@@ -16306,9 +16401,9 @@
       </w:tcPr>
     </w:tblStylePr>
   </w:style>
-  <w:style w:type="table" w:styleId="78">
+  <w:style w:type="table" w:styleId="804">
     <w:name w:val="List Table 2 - Accent 4"/>
-    <w:basedOn w:val="716"/>
+    <w:basedOn w:val="936"/>
     <w:uiPriority w:val="99"/>
     <w:pPr>
       <w:pBdr/>
@@ -16544,9 +16639,9 @@
       </w:tcPr>
     </w:tblStylePr>
   </w:style>
-  <w:style w:type="table" w:styleId="79">
+  <w:style w:type="table" w:styleId="805">
     <w:name w:val="List Table 2 - Accent 5"/>
-    <w:basedOn w:val="716"/>
+    <w:basedOn w:val="936"/>
     <w:uiPriority w:val="99"/>
     <w:pPr>
       <w:pBdr/>
@@ -16782,9 +16877,9 @@
       </w:tcPr>
     </w:tblStylePr>
   </w:style>
-  <w:style w:type="table" w:styleId="80">
+  <w:style w:type="table" w:styleId="806">
     <w:name w:val="List Table 2 - Accent 6"/>
-    <w:basedOn w:val="716"/>
+    <w:basedOn w:val="936"/>
     <w:uiPriority w:val="99"/>
     <w:pPr>
       <w:pBdr/>
@@ -17020,9 +17115,9 @@
       </w:tcPr>
     </w:tblStylePr>
   </w:style>
-  <w:style w:type="table" w:styleId="81">
+  <w:style w:type="table" w:styleId="807">
     <w:name w:val="List Table 3"/>
-    <w:basedOn w:val="716"/>
+    <w:basedOn w:val="936"/>
     <w:uiPriority w:val="99"/>
     <w:pPr>
       <w:pBdr/>
@@ -17248,9 +17343,9 @@
       </w:tcPr>
     </w:tblStylePr>
   </w:style>
-  <w:style w:type="table" w:styleId="82">
+  <w:style w:type="table" w:styleId="808">
     <w:name w:val="List Table 3 - Accent 1"/>
-    <w:basedOn w:val="716"/>
+    <w:basedOn w:val="936"/>
     <w:uiPriority w:val="99"/>
     <w:pPr>
       <w:pBdr/>
@@ -17476,9 +17571,9 @@
       </w:tcPr>
     </w:tblStylePr>
   </w:style>
-  <w:style w:type="table" w:styleId="83">
+  <w:style w:type="table" w:styleId="809">
     <w:name w:val="List Table 3 - Accent 2"/>
-    <w:basedOn w:val="716"/>
+    <w:basedOn w:val="936"/>
     <w:uiPriority w:val="99"/>
     <w:pPr>
       <w:pBdr/>
@@ -17704,9 +17799,9 @@
       </w:tcPr>
     </w:tblStylePr>
   </w:style>
-  <w:style w:type="table" w:styleId="84">
+  <w:style w:type="table" w:styleId="810">
     <w:name w:val="List Table 3 - Accent 3"/>
-    <w:basedOn w:val="716"/>
+    <w:basedOn w:val="936"/>
     <w:uiPriority w:val="99"/>
     <w:pPr>
       <w:pBdr/>
@@ -17932,9 +18027,9 @@
       </w:tcPr>
     </w:tblStylePr>
   </w:style>
-  <w:style w:type="table" w:styleId="85">
+  <w:style w:type="table" w:styleId="811">
     <w:name w:val="List Table 3 - Accent 4"/>
-    <w:basedOn w:val="716"/>
+    <w:basedOn w:val="936"/>
     <w:uiPriority w:val="99"/>
     <w:pPr>
       <w:pBdr/>
@@ -18160,9 +18255,9 @@
       </w:tcPr>
     </w:tblStylePr>
   </w:style>
-  <w:style w:type="table" w:styleId="86">
+  <w:style w:type="table" w:styleId="812">
     <w:name w:val="List Table 3 - Accent 5"/>
-    <w:basedOn w:val="716"/>
+    <w:basedOn w:val="936"/>
     <w:uiPriority w:val="99"/>
     <w:pPr>
       <w:pBdr/>
@@ -18388,9 +18483,9 @@
       </w:tcPr>
     </w:tblStylePr>
   </w:style>
-  <w:style w:type="table" w:styleId="87">
+  <w:style w:type="table" w:styleId="813">
     <w:name w:val="List Table 3 - Accent 6"/>
-    <w:basedOn w:val="716"/>
+    <w:basedOn w:val="936"/>
     <w:uiPriority w:val="99"/>
     <w:pPr>
       <w:pBdr/>
@@ -18616,9 +18711,9 @@
       </w:tcPr>
     </w:tblStylePr>
   </w:style>
-  <w:style w:type="table" w:styleId="88">
+  <w:style w:type="table" w:styleId="814">
     <w:name w:val="List Table 4"/>
-    <w:basedOn w:val="716"/>
+    <w:basedOn w:val="936"/>
     <w:uiPriority w:val="99"/>
     <w:pPr>
       <w:pBdr/>
@@ -18841,9 +18936,9 @@
       </w:tcPr>
     </w:tblStylePr>
   </w:style>
-  <w:style w:type="table" w:styleId="89">
+  <w:style w:type="table" w:styleId="815">
     <w:name w:val="List Table 4 - Accent 1"/>
-    <w:basedOn w:val="716"/>
+    <w:basedOn w:val="936"/>
     <w:uiPriority w:val="99"/>
     <w:pPr>
       <w:pBdr/>
@@ -19066,9 +19161,9 @@
       </w:tcPr>
     </w:tblStylePr>
   </w:style>
-  <w:style w:type="table" w:styleId="90">
+  <w:style w:type="table" w:styleId="816">
     <w:name w:val="List Table 4 - Accent 2"/>
-    <w:basedOn w:val="716"/>
+    <w:basedOn w:val="936"/>
     <w:uiPriority w:val="99"/>
     <w:pPr>
       <w:pBdr/>
@@ -19291,9 +19386,9 @@
       </w:tcPr>
     </w:tblStylePr>
   </w:style>
-  <w:style w:type="table" w:styleId="91">
+  <w:style w:type="table" w:styleId="817">
     <w:name w:val="List Table 4 - Accent 3"/>
-    <w:basedOn w:val="716"/>
+    <w:basedOn w:val="936"/>
     <w:uiPriority w:val="99"/>
     <w:pPr>
       <w:pBdr/>
@@ -19516,9 +19611,9 @@
       </w:tcPr>
     </w:tblStylePr>
   </w:style>
-  <w:style w:type="table" w:styleId="92">
+  <w:style w:type="table" w:styleId="818">
     <w:name w:val="List Table 4 - Accent 4"/>
-    <w:basedOn w:val="716"/>
+    <w:basedOn w:val="936"/>
     <w:uiPriority w:val="99"/>
     <w:pPr>
       <w:pBdr/>
@@ -19741,9 +19836,9 @@
       </w:tcPr>
     </w:tblStylePr>
   </w:style>
-  <w:style w:type="table" w:styleId="93">
+  <w:style w:type="table" w:styleId="819">
     <w:name w:val="List Table 4 - Accent 5"/>
-    <w:basedOn w:val="716"/>
+    <w:basedOn w:val="936"/>
     <w:uiPriority w:val="99"/>
     <w:pPr>
       <w:pBdr/>
@@ -19966,9 +20061,9 @@
       </w:tcPr>
     </w:tblStylePr>
   </w:style>
-  <w:style w:type="table" w:styleId="94">
+  <w:style w:type="table" w:styleId="820">
     <w:name w:val="List Table 4 - Accent 6"/>
-    <w:basedOn w:val="716"/>
+    <w:basedOn w:val="936"/>
     <w:uiPriority w:val="99"/>
     <w:pPr>
       <w:pBdr/>
@@ -20191,9 +20286,9 @@
       </w:tcPr>
     </w:tblStylePr>
   </w:style>
-  <w:style w:type="table" w:styleId="95">
+  <w:style w:type="table" w:styleId="821">
     <w:name w:val="List Table 5 Dark"/>
-    <w:basedOn w:val="716"/>
+    <w:basedOn w:val="936"/>
     <w:uiPriority w:val="99"/>
     <w:pPr>
       <w:pBdr/>
@@ -20433,9 +20528,9 @@
       </w:tcPr>
     </w:tblStylePr>
   </w:style>
-  <w:style w:type="table" w:styleId="96">
+  <w:style w:type="table" w:styleId="822">
     <w:name w:val="List Table 5 Dark - Accent 1"/>
-    <w:basedOn w:val="716"/>
+    <w:basedOn w:val="936"/>
     <w:uiPriority w:val="99"/>
     <w:pPr>
       <w:pBdr/>
@@ -20675,9 +20770,9 @@
       </w:tcPr>
     </w:tblStylePr>
   </w:style>
-  <w:style w:type="table" w:styleId="97">
+  <w:style w:type="table" w:styleId="823">
     <w:name w:val="List Table 5 Dark - Accent 2"/>
-    <w:basedOn w:val="716"/>
+    <w:basedOn w:val="936"/>
     <w:uiPriority w:val="99"/>
     <w:pPr>
       <w:pBdr/>
@@ -20917,9 +21012,9 @@
       </w:tcPr>
     </w:tblStylePr>
   </w:style>
-  <w:style w:type="table" w:styleId="98">
+  <w:style w:type="table" w:styleId="824">
     <w:name w:val="List Table 5 Dark - Accent 3"/>
-    <w:basedOn w:val="716"/>
+    <w:basedOn w:val="936"/>
     <w:uiPriority w:val="99"/>
     <w:pPr>
       <w:pBdr/>
@@ -21159,9 +21254,9 @@
       </w:tcPr>
     </w:tblStylePr>
   </w:style>
-  <w:style w:type="table" w:styleId="99">
+  <w:style w:type="table" w:styleId="825">
     <w:name w:val="List Table 5 Dark - Accent 4"/>
-    <w:basedOn w:val="716"/>
+    <w:basedOn w:val="936"/>
     <w:uiPriority w:val="99"/>
     <w:pPr>
       <w:pBdr/>
@@ -21401,9 +21496,9 @@
       </w:tcPr>
     </w:tblStylePr>
   </w:style>
-  <w:style w:type="table" w:styleId="100">
+  <w:style w:type="table" w:styleId="826">
     <w:name w:val="List Table 5 Dark - Accent 5"/>
-    <w:basedOn w:val="716"/>
+    <w:basedOn w:val="936"/>
     <w:uiPriority w:val="99"/>
     <w:pPr>
       <w:pBdr/>
@@ -21643,9 +21738,9 @@
       </w:tcPr>
     </w:tblStylePr>
   </w:style>
-  <w:style w:type="table" w:styleId="101">
+  <w:style w:type="table" w:styleId="827">
     <w:name w:val="List Table 5 Dark - Accent 6"/>
-    <w:basedOn w:val="716"/>
+    <w:basedOn w:val="936"/>
     <w:uiPriority w:val="99"/>
     <w:pPr>
       <w:pBdr/>
@@ -21885,9 +21980,9 @@
       </w:tcPr>
     </w:tblStylePr>
   </w:style>
-  <w:style w:type="table" w:styleId="102">
+  <w:style w:type="table" w:styleId="828">
     <w:name w:val="List Table 6 Colorful"/>
-    <w:basedOn w:val="716"/>
+    <w:basedOn w:val="936"/>
     <w:uiPriority w:val="99"/>
     <w:pPr>
       <w:pBdr/>
@@ -22108,9 +22203,9 @@
       </w:tcPr>
     </w:tblStylePr>
   </w:style>
-  <w:style w:type="table" w:styleId="103">
+  <w:style w:type="table" w:styleId="829">
     <w:name w:val="List Table 6 Colorful - Accent 1"/>
-    <w:basedOn w:val="716"/>
+    <w:basedOn w:val="936"/>
     <w:uiPriority w:val="99"/>
     <w:pPr>
       <w:pBdr/>
@@ -22331,9 +22426,9 @@
       </w:tcPr>
     </w:tblStylePr>
   </w:style>
-  <w:style w:type="table" w:styleId="104">
+  <w:style w:type="table" w:styleId="830">
     <w:name w:val="List Table 6 Colorful - Accent 2"/>
-    <w:basedOn w:val="716"/>
+    <w:basedOn w:val="936"/>
     <w:uiPriority w:val="99"/>
     <w:pPr>
       <w:pBdr/>
@@ -22554,9 +22649,9 @@
       </w:tcPr>
     </w:tblStylePr>
   </w:style>
-  <w:style w:type="table" w:styleId="105">
+  <w:style w:type="table" w:styleId="831">
     <w:name w:val="List Table 6 Colorful - Accent 3"/>
-    <w:basedOn w:val="716"/>
+    <w:basedOn w:val="936"/>
     <w:uiPriority w:val="99"/>
     <w:pPr>
       <w:pBdr/>
@@ -22777,9 +22872,9 @@
       </w:tcPr>
     </w:tblStylePr>
   </w:style>
-  <w:style w:type="table" w:styleId="106">
+  <w:style w:type="table" w:styleId="832">
     <w:name w:val="List Table 6 Colorful - Accent 4"/>
-    <w:basedOn w:val="716"/>
+    <w:basedOn w:val="936"/>
     <w:uiPriority w:val="99"/>
     <w:pPr>
       <w:pBdr/>
@@ -23000,9 +23095,9 @@
       </w:tcPr>
     </w:tblStylePr>
   </w:style>
-  <w:style w:type="table" w:styleId="107">
+  <w:style w:type="table" w:styleId="833">
     <w:name w:val="List Table 6 Colorful - Accent 5"/>
-    <w:basedOn w:val="716"/>
+    <w:basedOn w:val="936"/>
     <w:uiPriority w:val="99"/>
     <w:pPr>
       <w:pBdr/>
@@ -23223,9 +23318,9 @@
       </w:tcPr>
     </w:tblStylePr>
   </w:style>
-  <w:style w:type="table" w:styleId="108">
+  <w:style w:type="table" w:styleId="834">
     <w:name w:val="List Table 6 Colorful - Accent 6"/>
-    <w:basedOn w:val="716"/>
+    <w:basedOn w:val="936"/>
     <w:uiPriority w:val="99"/>
     <w:pPr>
       <w:pBdr/>
@@ -23446,9 +23541,9 @@
       </w:tcPr>
     </w:tblStylePr>
   </w:style>
-  <w:style w:type="table" w:styleId="109">
+  <w:style w:type="table" w:styleId="835">
     <w:name w:val="List Table 7 Colorful"/>
-    <w:basedOn w:val="716"/>
+    <w:basedOn w:val="936"/>
     <w:uiPriority w:val="99"/>
     <w:pPr>
       <w:pBdr/>
@@ -23547,11 +23642,11 @@
         <w:tblBorders/>
       </w:tblPr>
       <w:tcPr>
-        <w:shd w:color="ffffff"/>
+        <w:shd w:val="clear" w:color="ffffff"/>
         <w:tcBorders>
-          <w:top w:val="none"/>
-          <w:left w:val="none"/>
-          <w:bottom w:val="none"/>
+          <w:top w:val="none" w:color="000000" w:sz="4" w:space="0"/>
+          <w:left w:val="none" w:color="000000" w:sz="4" w:space="0"/>
+          <w:bottom w:val="none" w:color="000000" w:sz="4" w:space="0"/>
           <w:right w:val="single" w:color="000000" w:themeColor="text1" w:themeTint="80" w:sz="4" w:space="0"/>
         </w:tcBorders>
       </w:tcPr>
@@ -23574,10 +23669,10 @@
       <w:tcPr>
         <w:shd w:val="clear" w:color="ffffff" w:themeColor="light1" w:fill="ffffff" w:themeFill="light1"/>
         <w:tcBorders>
-          <w:top w:val="none"/>
-          <w:left w:val="none"/>
+          <w:top w:val="none" w:color="000000" w:sz="4" w:space="0"/>
+          <w:left w:val="none" w:color="000000" w:sz="4" w:space="0"/>
           <w:bottom w:val="single" w:color="000000" w:themeColor="text1" w:themeTint="80" w:sz="4" w:space="0"/>
-          <w:right w:val="none"/>
+          <w:right w:val="none" w:color="000000" w:sz="4" w:space="0"/>
         </w:tcBorders>
       </w:tcPr>
     </w:tblStylePr>
@@ -23597,12 +23692,12 @@
         <w:tblBorders/>
       </w:tblPr>
       <w:tcPr>
-        <w:shd w:color="ffffff"/>
+        <w:shd w:val="clear" w:color="ffffff"/>
         <w:tcBorders>
-          <w:top w:val="none"/>
+          <w:top w:val="none" w:color="000000" w:sz="4" w:space="0"/>
           <w:left w:val="single" w:color="000000" w:themeColor="text1" w:themeTint="80" w:sz="4" w:space="0"/>
-          <w:bottom w:val="none"/>
-          <w:right w:val="none"/>
+          <w:bottom w:val="none" w:color="000000" w:sz="4" w:space="0"/>
+          <w:right w:val="none" w:color="000000" w:sz="4" w:space="0"/>
         </w:tcBorders>
       </w:tcPr>
     </w:tblStylePr>
@@ -23625,9 +23720,9 @@
         <w:shd w:val="clear" w:color="ffffff" w:themeColor="light1" w:fill="ffffff" w:themeFill="light1"/>
         <w:tcBorders>
           <w:top w:val="single" w:color="000000" w:themeColor="text1" w:themeTint="80" w:sz="4" w:space="0"/>
-          <w:left w:val="none"/>
-          <w:bottom w:val="none"/>
-          <w:right w:val="none"/>
+          <w:left w:val="none" w:color="000000" w:sz="4" w:space="0"/>
+          <w:bottom w:val="none" w:color="000000" w:sz="4" w:space="0"/>
+          <w:right w:val="none" w:color="000000" w:sz="4" w:space="0"/>
         </w:tcBorders>
       </w:tcPr>
     </w:tblStylePr>
@@ -23702,9 +23797,9 @@
       </w:tcPr>
     </w:tblStylePr>
   </w:style>
-  <w:style w:type="table" w:styleId="110">
+  <w:style w:type="table" w:styleId="836">
     <w:name w:val="List Table 7 Colorful - Accent 1"/>
-    <w:basedOn w:val="716"/>
+    <w:basedOn w:val="936"/>
     <w:uiPriority w:val="99"/>
     <w:pPr>
       <w:pBdr/>
@@ -23803,11 +23898,11 @@
         <w:tblBorders/>
       </w:tblPr>
       <w:tcPr>
-        <w:shd w:color="ffffff"/>
+        <w:shd w:val="clear" w:color="ffffff"/>
         <w:tcBorders>
-          <w:top w:val="none"/>
-          <w:left w:val="none"/>
-          <w:bottom w:val="none"/>
+          <w:top w:val="none" w:color="000000" w:sz="4" w:space="0"/>
+          <w:left w:val="none" w:color="000000" w:sz="4" w:space="0"/>
+          <w:bottom w:val="none" w:color="000000" w:sz="4" w:space="0"/>
           <w:right w:val="single" w:color="000000" w:themeColor="accent1" w:sz="4" w:space="0"/>
         </w:tcBorders>
       </w:tcPr>
@@ -23830,10 +23925,10 @@
       <w:tcPr>
         <w:shd w:val="clear" w:color="ffffff" w:themeColor="light1" w:fill="ffffff" w:themeFill="light1"/>
         <w:tcBorders>
-          <w:top w:val="none"/>
-          <w:left w:val="none"/>
+          <w:top w:val="none" w:color="000000" w:sz="4" w:space="0"/>
+          <w:left w:val="none" w:color="000000" w:sz="4" w:space="0"/>
           <w:bottom w:val="single" w:color="000000" w:themeColor="accent1" w:sz="4" w:space="0"/>
-          <w:right w:val="none"/>
+          <w:right w:val="none" w:color="000000" w:sz="4" w:space="0"/>
         </w:tcBorders>
       </w:tcPr>
     </w:tblStylePr>
@@ -23853,12 +23948,12 @@
         <w:tblBorders/>
       </w:tblPr>
       <w:tcPr>
-        <w:shd w:color="ffffff"/>
+        <w:shd w:val="clear" w:color="ffffff"/>
         <w:tcBorders>
-          <w:top w:val="none"/>
+          <w:top w:val="none" w:color="000000" w:sz="4" w:space="0"/>
           <w:left w:val="single" w:color="000000" w:themeColor="accent1" w:sz="4" w:space="0"/>
-          <w:bottom w:val="none"/>
-          <w:right w:val="none"/>
+          <w:bottom w:val="none" w:color="000000" w:sz="4" w:space="0"/>
+          <w:right w:val="none" w:color="000000" w:sz="4" w:space="0"/>
         </w:tcBorders>
       </w:tcPr>
     </w:tblStylePr>
@@ -23881,9 +23976,9 @@
         <w:shd w:val="clear" w:color="ffffff" w:themeColor="light1" w:fill="ffffff" w:themeFill="light1"/>
         <w:tcBorders>
           <w:top w:val="single" w:color="000000" w:themeColor="accent1" w:sz="4" w:space="0"/>
-          <w:left w:val="none"/>
-          <w:bottom w:val="none"/>
-          <w:right w:val="none"/>
+          <w:left w:val="none" w:color="000000" w:sz="4" w:space="0"/>
+          <w:bottom w:val="none" w:color="000000" w:sz="4" w:space="0"/>
+          <w:right w:val="none" w:color="000000" w:sz="4" w:space="0"/>
         </w:tcBorders>
       </w:tcPr>
     </w:tblStylePr>
@@ -23958,9 +24053,9 @@
       </w:tcPr>
     </w:tblStylePr>
   </w:style>
-  <w:style w:type="table" w:styleId="111">
+  <w:style w:type="table" w:styleId="837">
     <w:name w:val="List Table 7 Colorful - Accent 2"/>
-    <w:basedOn w:val="716"/>
+    <w:basedOn w:val="936"/>
     <w:uiPriority w:val="99"/>
     <w:pPr>
       <w:pBdr/>
@@ -24059,11 +24154,11 @@
         <w:tblBorders/>
       </w:tblPr>
       <w:tcPr>
-        <w:shd w:color="ffffff"/>
+        <w:shd w:val="clear" w:color="ffffff"/>
         <w:tcBorders>
-          <w:top w:val="none"/>
-          <w:left w:val="none"/>
-          <w:bottom w:val="none"/>
+          <w:top w:val="none" w:color="000000" w:sz="4" w:space="0"/>
+          <w:left w:val="none" w:color="000000" w:sz="4" w:space="0"/>
+          <w:bottom w:val="none" w:color="000000" w:sz="4" w:space="0"/>
           <w:right w:val="single" w:color="000000" w:themeColor="accent2" w:themeTint="97" w:sz="4" w:space="0"/>
         </w:tcBorders>
       </w:tcPr>
@@ -24086,10 +24181,10 @@
       <w:tcPr>
         <w:shd w:val="clear" w:color="ffffff" w:themeColor="light1" w:fill="ffffff" w:themeFill="light1"/>
         <w:tcBorders>
-          <w:top w:val="none"/>
-          <w:left w:val="none"/>
+          <w:top w:val="none" w:color="000000" w:sz="4" w:space="0"/>
+          <w:left w:val="none" w:color="000000" w:sz="4" w:space="0"/>
           <w:bottom w:val="single" w:color="000000" w:themeColor="accent2" w:themeTint="97" w:sz="4" w:space="0"/>
-          <w:right w:val="none"/>
+          <w:right w:val="none" w:color="000000" w:sz="4" w:space="0"/>
         </w:tcBorders>
       </w:tcPr>
     </w:tblStylePr>
@@ -24109,12 +24204,12 @@
         <w:tblBorders/>
       </w:tblPr>
       <w:tcPr>
-        <w:shd w:color="ffffff"/>
+        <w:shd w:val="clear" w:color="ffffff"/>
         <w:tcBorders>
-          <w:top w:val="none"/>
+          <w:top w:val="none" w:color="000000" w:sz="4" w:space="0"/>
           <w:left w:val="single" w:color="000000" w:themeColor="accent2" w:themeTint="97" w:sz="4" w:space="0"/>
-          <w:bottom w:val="none"/>
-          <w:right w:val="none"/>
+          <w:bottom w:val="none" w:color="000000" w:sz="4" w:space="0"/>
+          <w:right w:val="none" w:color="000000" w:sz="4" w:space="0"/>
         </w:tcBorders>
       </w:tcPr>
     </w:tblStylePr>
@@ -24137,9 +24232,9 @@
         <w:shd w:val="clear" w:color="ffffff" w:themeColor="light1" w:fill="ffffff" w:themeFill="light1"/>
         <w:tcBorders>
           <w:top w:val="single" w:color="000000" w:themeColor="accent2" w:themeTint="97" w:sz="4" w:space="0"/>
-          <w:left w:val="none"/>
-          <w:bottom w:val="none"/>
-          <w:right w:val="none"/>
+          <w:left w:val="none" w:color="000000" w:sz="4" w:space="0"/>
+          <w:bottom w:val="none" w:color="000000" w:sz="4" w:space="0"/>
+          <w:right w:val="none" w:color="000000" w:sz="4" w:space="0"/>
         </w:tcBorders>
       </w:tcPr>
     </w:tblStylePr>
@@ -24214,9 +24309,9 @@
       </w:tcPr>
     </w:tblStylePr>
   </w:style>
-  <w:style w:type="table" w:styleId="112">
+  <w:style w:type="table" w:styleId="838">
     <w:name w:val="List Table 7 Colorful - Accent 3"/>
-    <w:basedOn w:val="716"/>
+    <w:basedOn w:val="936"/>
     <w:uiPriority w:val="99"/>
     <w:pPr>
       <w:pBdr/>
@@ -24315,11 +24410,11 @@
         <w:tblBorders/>
       </w:tblPr>
       <w:tcPr>
-        <w:shd w:color="ffffff"/>
+        <w:shd w:val="clear" w:color="ffffff"/>
         <w:tcBorders>
-          <w:top w:val="none"/>
-          <w:left w:val="none"/>
-          <w:bottom w:val="none"/>
+          <w:top w:val="none" w:color="000000" w:sz="4" w:space="0"/>
+          <w:left w:val="none" w:color="000000" w:sz="4" w:space="0"/>
+          <w:bottom w:val="none" w:color="000000" w:sz="4" w:space="0"/>
           <w:right w:val="single" w:color="000000" w:themeColor="accent3" w:themeTint="98" w:sz="4" w:space="0"/>
         </w:tcBorders>
       </w:tcPr>
@@ -24342,10 +24437,10 @@
       <w:tcPr>
         <w:shd w:val="clear" w:color="ffffff" w:themeColor="light1" w:fill="ffffff" w:themeFill="light1"/>
         <w:tcBorders>
-          <w:top w:val="none"/>
-          <w:left w:val="none"/>
+          <w:top w:val="none" w:color="000000" w:sz="4" w:space="0"/>
+          <w:left w:val="none" w:color="000000" w:sz="4" w:space="0"/>
           <w:bottom w:val="single" w:color="000000" w:themeColor="accent3" w:themeTint="98" w:sz="4" w:space="0"/>
-          <w:right w:val="none"/>
+          <w:right w:val="none" w:color="000000" w:sz="4" w:space="0"/>
         </w:tcBorders>
       </w:tcPr>
     </w:tblStylePr>
@@ -24365,12 +24460,12 @@
         <w:tblBorders/>
       </w:tblPr>
       <w:tcPr>
-        <w:shd w:color="ffffff"/>
+        <w:shd w:val="clear" w:color="ffffff"/>
         <w:tcBorders>
-          <w:top w:val="none"/>
+          <w:top w:val="none" w:color="000000" w:sz="4" w:space="0"/>
           <w:left w:val="single" w:color="000000" w:themeColor="accent3" w:themeTint="98" w:sz="4" w:space="0"/>
-          <w:bottom w:val="none"/>
-          <w:right w:val="none"/>
+          <w:bottom w:val="none" w:color="000000" w:sz="4" w:space="0"/>
+          <w:right w:val="none" w:color="000000" w:sz="4" w:space="0"/>
         </w:tcBorders>
       </w:tcPr>
     </w:tblStylePr>
@@ -24393,9 +24488,9 @@
         <w:shd w:val="clear" w:color="ffffff" w:themeColor="light1" w:fill="ffffff" w:themeFill="light1"/>
         <w:tcBorders>
           <w:top w:val="single" w:color="000000" w:themeColor="accent3" w:themeTint="98" w:sz="4" w:space="0"/>
-          <w:left w:val="none"/>
-          <w:bottom w:val="none"/>
-          <w:right w:val="none"/>
+          <w:left w:val="none" w:color="000000" w:sz="4" w:space="0"/>
+          <w:bottom w:val="none" w:color="000000" w:sz="4" w:space="0"/>
+          <w:right w:val="none" w:color="000000" w:sz="4" w:space="0"/>
         </w:tcBorders>
       </w:tcPr>
     </w:tblStylePr>
@@ -24470,9 +24565,9 @@
       </w:tcPr>
     </w:tblStylePr>
   </w:style>
-  <w:style w:type="table" w:styleId="113">
+  <w:style w:type="table" w:styleId="839">
     <w:name w:val="List Table 7 Colorful - Accent 4"/>
-    <w:basedOn w:val="716"/>
+    <w:basedOn w:val="936"/>
     <w:uiPriority w:val="99"/>
     <w:pPr>
       <w:pBdr/>
@@ -24571,11 +24666,11 @@
         <w:tblBorders/>
       </w:tblPr>
       <w:tcPr>
-        <w:shd w:color="ffffff"/>
+        <w:shd w:val="clear" w:color="ffffff"/>
         <w:tcBorders>
-          <w:top w:val="none"/>
-          <w:left w:val="none"/>
-          <w:bottom w:val="none"/>
+          <w:top w:val="none" w:color="000000" w:sz="4" w:space="0"/>
+          <w:left w:val="none" w:color="000000" w:sz="4" w:space="0"/>
+          <w:bottom w:val="none" w:color="000000" w:sz="4" w:space="0"/>
           <w:right w:val="single" w:color="000000" w:themeColor="accent4" w:themeTint="9A" w:sz="4" w:space="0"/>
         </w:tcBorders>
       </w:tcPr>
@@ -24598,10 +24693,10 @@
       <w:tcPr>
         <w:shd w:val="clear" w:color="ffffff" w:themeColor="light1" w:fill="ffffff" w:themeFill="light1"/>
         <w:tcBorders>
-          <w:top w:val="none"/>
-          <w:left w:val="none"/>
+          <w:top w:val="none" w:color="000000" w:sz="4" w:space="0"/>
+          <w:left w:val="none" w:color="000000" w:sz="4" w:space="0"/>
           <w:bottom w:val="single" w:color="000000" w:themeColor="accent4" w:themeTint="9A" w:sz="4" w:space="0"/>
-          <w:right w:val="none"/>
+          <w:right w:val="none" w:color="000000" w:sz="4" w:space="0"/>
         </w:tcBorders>
       </w:tcPr>
     </w:tblStylePr>
@@ -24621,12 +24716,12 @@
         <w:tblBorders/>
       </w:tblPr>
       <w:tcPr>
-        <w:shd w:color="ffffff"/>
+        <w:shd w:val="clear" w:color="ffffff"/>
         <w:tcBorders>
-          <w:top w:val="none"/>
+          <w:top w:val="none" w:color="000000" w:sz="4" w:space="0"/>
           <w:left w:val="single" w:color="000000" w:themeColor="accent4" w:themeTint="9A" w:sz="4" w:space="0"/>
-          <w:bottom w:val="none"/>
-          <w:right w:val="none"/>
+          <w:bottom w:val="none" w:color="000000" w:sz="4" w:space="0"/>
+          <w:right w:val="none" w:color="000000" w:sz="4" w:space="0"/>
         </w:tcBorders>
       </w:tcPr>
     </w:tblStylePr>
@@ -24649,9 +24744,9 @@
         <w:shd w:val="clear" w:color="ffffff" w:themeColor="light1" w:fill="ffffff" w:themeFill="light1"/>
         <w:tcBorders>
           <w:top w:val="single" w:color="000000" w:themeColor="accent4" w:themeTint="9A" w:sz="4" w:space="0"/>
-          <w:left w:val="none"/>
-          <w:bottom w:val="none"/>
-          <w:right w:val="none"/>
+          <w:left w:val="none" w:color="000000" w:sz="4" w:space="0"/>
+          <w:bottom w:val="none" w:color="000000" w:sz="4" w:space="0"/>
+          <w:right w:val="none" w:color="000000" w:sz="4" w:space="0"/>
         </w:tcBorders>
       </w:tcPr>
     </w:tblStylePr>
@@ -24726,9 +24821,9 @@
       </w:tcPr>
     </w:tblStylePr>
   </w:style>
-  <w:style w:type="table" w:styleId="114">
+  <w:style w:type="table" w:styleId="840">
     <w:name w:val="List Table 7 Colorful - Accent 5"/>
-    <w:basedOn w:val="716"/>
+    <w:basedOn w:val="936"/>
     <w:uiPriority w:val="99"/>
     <w:pPr>
       <w:pBdr/>
@@ -24827,11 +24922,11 @@
         <w:tblBorders/>
       </w:tblPr>
       <w:tcPr>
-        <w:shd w:color="ffffff"/>
+        <w:shd w:val="clear" w:color="ffffff"/>
         <w:tcBorders>
-          <w:top w:val="none"/>
-          <w:left w:val="none"/>
-          <w:bottom w:val="none"/>
+          <w:top w:val="none" w:color="000000" w:sz="4" w:space="0"/>
+          <w:left w:val="none" w:color="000000" w:sz="4" w:space="0"/>
+          <w:bottom w:val="none" w:color="000000" w:sz="4" w:space="0"/>
           <w:right w:val="single" w:color="000000" w:themeColor="accent5" w:themeTint="9A" w:sz="4" w:space="0"/>
         </w:tcBorders>
       </w:tcPr>
@@ -24854,10 +24949,10 @@
       <w:tcPr>
         <w:shd w:val="clear" w:color="ffffff" w:themeColor="light1" w:fill="ffffff" w:themeFill="light1"/>
         <w:tcBorders>
-          <w:top w:val="none"/>
-          <w:left w:val="none"/>
+          <w:top w:val="none" w:color="000000" w:sz="4" w:space="0"/>
+          <w:left w:val="none" w:color="000000" w:sz="4" w:space="0"/>
           <w:bottom w:val="single" w:color="000000" w:themeColor="accent5" w:themeTint="9A" w:sz="4" w:space="0"/>
-          <w:right w:val="none"/>
+          <w:right w:val="none" w:color="000000" w:sz="4" w:space="0"/>
         </w:tcBorders>
       </w:tcPr>
     </w:tblStylePr>
@@ -24877,12 +24972,12 @@
         <w:tblBorders/>
       </w:tblPr>
       <w:tcPr>
-        <w:shd w:color="ffffff"/>
+        <w:shd w:val="clear" w:color="ffffff"/>
         <w:tcBorders>
-          <w:top w:val="none"/>
+          <w:top w:val="none" w:color="000000" w:sz="4" w:space="0"/>
           <w:left w:val="single" w:color="000000" w:themeColor="accent5" w:themeTint="9A" w:sz="4" w:space="0"/>
-          <w:bottom w:val="none"/>
-          <w:right w:val="none"/>
+          <w:bottom w:val="none" w:color="000000" w:sz="4" w:space="0"/>
+          <w:right w:val="none" w:color="000000" w:sz="4" w:space="0"/>
         </w:tcBorders>
       </w:tcPr>
     </w:tblStylePr>
@@ -24905,9 +25000,9 @@
         <w:shd w:val="clear" w:color="ffffff" w:themeColor="light1" w:fill="ffffff" w:themeFill="light1"/>
         <w:tcBorders>
           <w:top w:val="single" w:color="000000" w:themeColor="accent5" w:themeTint="9A" w:sz="4" w:space="0"/>
-          <w:left w:val="none"/>
-          <w:bottom w:val="none"/>
-          <w:right w:val="none"/>
+          <w:left w:val="none" w:color="000000" w:sz="4" w:space="0"/>
+          <w:bottom w:val="none" w:color="000000" w:sz="4" w:space="0"/>
+          <w:right w:val="none" w:color="000000" w:sz="4" w:space="0"/>
         </w:tcBorders>
       </w:tcPr>
     </w:tblStylePr>
@@ -24982,9 +25077,9 @@
       </w:tcPr>
     </w:tblStylePr>
   </w:style>
-  <w:style w:type="table" w:styleId="115">
+  <w:style w:type="table" w:styleId="841">
     <w:name w:val="List Table 7 Colorful - Accent 6"/>
-    <w:basedOn w:val="716"/>
+    <w:basedOn w:val="936"/>
     <w:uiPriority w:val="99"/>
     <w:pPr>
       <w:pBdr/>
@@ -25083,11 +25178,11 @@
         <w:tblBorders/>
       </w:tblPr>
       <w:tcPr>
-        <w:shd w:color="ffffff"/>
+        <w:shd w:val="clear" w:color="ffffff"/>
         <w:tcBorders>
-          <w:top w:val="none"/>
-          <w:left w:val="none"/>
-          <w:bottom w:val="none"/>
+          <w:top w:val="none" w:color="000000" w:sz="4" w:space="0"/>
+          <w:left w:val="none" w:color="000000" w:sz="4" w:space="0"/>
+          <w:bottom w:val="none" w:color="000000" w:sz="4" w:space="0"/>
           <w:right w:val="single" w:color="000000" w:themeColor="accent6" w:themeTint="98" w:sz="4" w:space="0"/>
         </w:tcBorders>
       </w:tcPr>
@@ -25110,10 +25205,10 @@
       <w:tcPr>
         <w:shd w:val="clear" w:color="ffffff" w:themeColor="light1" w:fill="ffffff" w:themeFill="light1"/>
         <w:tcBorders>
-          <w:top w:val="none"/>
-          <w:left w:val="none"/>
+          <w:top w:val="none" w:color="000000" w:sz="4" w:space="0"/>
+          <w:left w:val="none" w:color="000000" w:sz="4" w:space="0"/>
           <w:bottom w:val="single" w:color="000000" w:themeColor="accent6" w:themeTint="98" w:sz="4" w:space="0"/>
-          <w:right w:val="none"/>
+          <w:right w:val="none" w:color="000000" w:sz="4" w:space="0"/>
         </w:tcBorders>
       </w:tcPr>
     </w:tblStylePr>
@@ -25133,12 +25228,12 @@
         <w:tblBorders/>
       </w:tblPr>
       <w:tcPr>
-        <w:shd w:color="ffffff"/>
+        <w:shd w:val="clear" w:color="ffffff"/>
         <w:tcBorders>
-          <w:top w:val="none"/>
+          <w:top w:val="none" w:color="000000" w:sz="4" w:space="0"/>
           <w:left w:val="single" w:color="000000" w:themeColor="accent6" w:themeTint="98" w:sz="4" w:space="0"/>
-          <w:bottom w:val="none"/>
-          <w:right w:val="none"/>
+          <w:bottom w:val="none" w:color="000000" w:sz="4" w:space="0"/>
+          <w:right w:val="none" w:color="000000" w:sz="4" w:space="0"/>
         </w:tcBorders>
       </w:tcPr>
     </w:tblStylePr>
@@ -25161,9 +25256,9 @@
         <w:shd w:val="clear" w:color="ffffff" w:themeColor="light1" w:fill="ffffff" w:themeFill="light1"/>
         <w:tcBorders>
           <w:top w:val="single" w:color="000000" w:themeColor="accent6" w:themeTint="98" w:sz="4" w:space="0"/>
-          <w:left w:val="none"/>
-          <w:bottom w:val="none"/>
-          <w:right w:val="none"/>
+          <w:left w:val="none" w:color="000000" w:sz="4" w:space="0"/>
+          <w:bottom w:val="none" w:color="000000" w:sz="4" w:space="0"/>
+          <w:right w:val="none" w:color="000000" w:sz="4" w:space="0"/>
         </w:tcBorders>
       </w:tcPr>
     </w:tblStylePr>
@@ -25238,9 +25333,9 @@
       </w:tcPr>
     </w:tblStylePr>
   </w:style>
-  <w:style w:type="table" w:styleId="116">
+  <w:style w:type="table" w:styleId="842">
     <w:name w:val="Lined - Accent"/>
-    <w:basedOn w:val="716"/>
+    <w:basedOn w:val="936"/>
     <w:uiPriority w:val="99"/>
     <w:pPr>
       <w:pBdr/>
@@ -25475,9 +25570,9 @@
       </w:tcPr>
     </w:tblStylePr>
   </w:style>
-  <w:style w:type="table" w:styleId="117">
+  <w:style w:type="table" w:styleId="843">
     <w:name w:val="Lined - Accent 1"/>
-    <w:basedOn w:val="716"/>
+    <w:basedOn w:val="936"/>
     <w:uiPriority w:val="99"/>
     <w:pPr>
       <w:pBdr/>
@@ -25712,9 +25807,9 @@
       </w:tcPr>
     </w:tblStylePr>
   </w:style>
-  <w:style w:type="table" w:styleId="118">
+  <w:style w:type="table" w:styleId="844">
     <w:name w:val="Lined - Accent 2"/>
-    <w:basedOn w:val="716"/>
+    <w:basedOn w:val="936"/>
     <w:uiPriority w:val="99"/>
     <w:pPr>
       <w:pBdr/>
@@ -25949,9 +26044,9 @@
       </w:tcPr>
     </w:tblStylePr>
   </w:style>
-  <w:style w:type="table" w:styleId="119">
+  <w:style w:type="table" w:styleId="845">
     <w:name w:val="Lined - Accent 3"/>
-    <w:basedOn w:val="716"/>
+    <w:basedOn w:val="936"/>
     <w:uiPriority w:val="99"/>
     <w:pPr>
       <w:pBdr/>
@@ -26186,9 +26281,9 @@
       </w:tcPr>
     </w:tblStylePr>
   </w:style>
-  <w:style w:type="table" w:styleId="120">
+  <w:style w:type="table" w:styleId="846">
     <w:name w:val="Lined - Accent 4"/>
-    <w:basedOn w:val="716"/>
+    <w:basedOn w:val="936"/>
     <w:uiPriority w:val="99"/>
     <w:pPr>
       <w:pBdr/>
@@ -26423,9 +26518,9 @@
       </w:tcPr>
     </w:tblStylePr>
   </w:style>
-  <w:style w:type="table" w:styleId="121">
+  <w:style w:type="table" w:styleId="847">
     <w:name w:val="Lined - Accent 5"/>
-    <w:basedOn w:val="716"/>
+    <w:basedOn w:val="936"/>
     <w:uiPriority w:val="99"/>
     <w:pPr>
       <w:pBdr/>
@@ -26660,9 +26755,9 @@
       </w:tcPr>
     </w:tblStylePr>
   </w:style>
-  <w:style w:type="table" w:styleId="122">
+  <w:style w:type="table" w:styleId="848">
     <w:name w:val="Lined - Accent 6"/>
-    <w:basedOn w:val="716"/>
+    <w:basedOn w:val="936"/>
     <w:uiPriority w:val="99"/>
     <w:pPr>
       <w:pBdr/>
@@ -26897,9 +26992,9 @@
       </w:tcPr>
     </w:tblStylePr>
   </w:style>
-  <w:style w:type="table" w:styleId="123">
+  <w:style w:type="table" w:styleId="849">
     <w:name w:val="Bordered &amp; Lined - Accent"/>
-    <w:basedOn w:val="716"/>
+    <w:basedOn w:val="936"/>
     <w:uiPriority w:val="99"/>
     <w:pPr>
       <w:pBdr/>
@@ -27141,9 +27236,9 @@
       </w:tcPr>
     </w:tblStylePr>
   </w:style>
-  <w:style w:type="table" w:styleId="124">
+  <w:style w:type="table" w:styleId="850">
     <w:name w:val="Bordered &amp; Lined - Accent 1"/>
-    <w:basedOn w:val="716"/>
+    <w:basedOn w:val="936"/>
     <w:uiPriority w:val="99"/>
     <w:pPr>
       <w:pBdr/>
@@ -27385,9 +27480,9 @@
       </w:tcPr>
     </w:tblStylePr>
   </w:style>
-  <w:style w:type="table" w:styleId="125">
+  <w:style w:type="table" w:styleId="851">
     <w:name w:val="Bordered &amp; Lined - Accent 2"/>
-    <w:basedOn w:val="716"/>
+    <w:basedOn w:val="936"/>
     <w:uiPriority w:val="99"/>
     <w:pPr>
       <w:pBdr/>
@@ -27629,9 +27724,9 @@
       </w:tcPr>
     </w:tblStylePr>
   </w:style>
-  <w:style w:type="table" w:styleId="126">
+  <w:style w:type="table" w:styleId="852">
     <w:name w:val="Bordered &amp; Lined - Accent 3"/>
-    <w:basedOn w:val="716"/>
+    <w:basedOn w:val="936"/>
     <w:uiPriority w:val="99"/>
     <w:pPr>
       <w:pBdr/>
@@ -27873,9 +27968,9 @@
       </w:tcPr>
     </w:tblStylePr>
   </w:style>
-  <w:style w:type="table" w:styleId="127">
+  <w:style w:type="table" w:styleId="853">
     <w:name w:val="Bordered &amp; Lined - Accent 4"/>
-    <w:basedOn w:val="716"/>
+    <w:basedOn w:val="936"/>
     <w:uiPriority w:val="99"/>
     <w:pPr>
       <w:pBdr/>
@@ -28117,9 +28212,9 @@
       </w:tcPr>
     </w:tblStylePr>
   </w:style>
-  <w:style w:type="table" w:styleId="128">
+  <w:style w:type="table" w:styleId="854">
     <w:name w:val="Bordered &amp; Lined - Accent 5"/>
-    <w:basedOn w:val="716"/>
+    <w:basedOn w:val="936"/>
     <w:uiPriority w:val="99"/>
     <w:pPr>
       <w:pBdr/>
@@ -28361,9 +28456,9 @@
       </w:tcPr>
     </w:tblStylePr>
   </w:style>
-  <w:style w:type="table" w:styleId="129">
+  <w:style w:type="table" w:styleId="855">
     <w:name w:val="Bordered &amp; Lined - Accent 6"/>
-    <w:basedOn w:val="716"/>
+    <w:basedOn w:val="936"/>
     <w:uiPriority w:val="99"/>
     <w:pPr>
       <w:pBdr/>
@@ -28605,9 +28700,9 @@
       </w:tcPr>
     </w:tblStylePr>
   </w:style>
-  <w:style w:type="table" w:styleId="130">
+  <w:style w:type="table" w:styleId="856">
     <w:name w:val="Bordered"/>
-    <w:basedOn w:val="716"/>
+    <w:basedOn w:val="936"/>
     <w:uiPriority w:val="99"/>
     <w:pPr>
       <w:pBdr/>
@@ -28836,9 +28931,9 @@
       </w:tcPr>
     </w:tblStylePr>
   </w:style>
-  <w:style w:type="table" w:styleId="131">
+  <w:style w:type="table" w:styleId="857">
     <w:name w:val="Bordered - Accent 1"/>
-    <w:basedOn w:val="716"/>
+    <w:basedOn w:val="936"/>
     <w:uiPriority w:val="99"/>
     <w:pPr>
       <w:pBdr/>
@@ -29067,9 +29162,9 @@
       </w:tcPr>
     </w:tblStylePr>
   </w:style>
-  <w:style w:type="table" w:styleId="132">
+  <w:style w:type="table" w:styleId="858">
     <w:name w:val="Bordered - Accent 2"/>
-    <w:basedOn w:val="716"/>
+    <w:basedOn w:val="936"/>
     <w:uiPriority w:val="99"/>
     <w:pPr>
       <w:pBdr/>
@@ -29298,9 +29393,9 @@
       </w:tcPr>
     </w:tblStylePr>
   </w:style>
-  <w:style w:type="table" w:styleId="133">
+  <w:style w:type="table" w:styleId="859">
     <w:name w:val="Bordered - Accent 3"/>
-    <w:basedOn w:val="716"/>
+    <w:basedOn w:val="936"/>
     <w:uiPriority w:val="99"/>
     <w:pPr>
       <w:pBdr/>
@@ -29529,9 +29624,9 @@
       </w:tcPr>
     </w:tblStylePr>
   </w:style>
-  <w:style w:type="table" w:styleId="134">
+  <w:style w:type="table" w:styleId="860">
     <w:name w:val="Bordered - Accent 4"/>
-    <w:basedOn w:val="716"/>
+    <w:basedOn w:val="936"/>
     <w:uiPriority w:val="99"/>
     <w:pPr>
       <w:pBdr/>
@@ -29760,9 +29855,9 @@
       </w:tcPr>
     </w:tblStylePr>
   </w:style>
-  <w:style w:type="table" w:styleId="135">
+  <w:style w:type="table" w:styleId="861">
     <w:name w:val="Bordered - Accent 5"/>
-    <w:basedOn w:val="716"/>
+    <w:basedOn w:val="936"/>
     <w:uiPriority w:val="99"/>
     <w:pPr>
       <w:pBdr/>
@@ -29991,9 +30086,9 @@
       </w:tcPr>
     </w:tblStylePr>
   </w:style>
-  <w:style w:type="table" w:styleId="136">
+  <w:style w:type="table" w:styleId="862">
     <w:name w:val="Bordered - Accent 6"/>
-    <w:basedOn w:val="716"/>
+    <w:basedOn w:val="936"/>
     <w:uiPriority w:val="99"/>
     <w:pPr>
       <w:pBdr/>
@@ -30222,11 +30317,11 @@
       </w:tcPr>
     </w:tblStylePr>
   </w:style>
-  <w:style w:type="paragraph" w:styleId="140">
+  <w:style w:type="paragraph" w:styleId="863">
     <w:name w:val="Heading 3"/>
-    <w:basedOn w:val="696"/>
-    <w:next w:val="696"/>
-    <w:link w:val="151"/>
+    <w:basedOn w:val="916"/>
+    <w:next w:val="916"/>
+    <w:link w:val="872"/>
     <w:uiPriority w:val="9"/>
     <w:unhideWhenUsed/>
     <w:qFormat/>
@@ -30245,11 +30340,11 @@
       <w:szCs w:val="28"/>
     </w:rPr>
   </w:style>
-  <w:style w:type="paragraph" w:styleId="141">
+  <w:style w:type="paragraph" w:styleId="864">
     <w:name w:val="Heading 4"/>
-    <w:basedOn w:val="696"/>
-    <w:next w:val="696"/>
-    <w:link w:val="152"/>
+    <w:basedOn w:val="916"/>
+    <w:next w:val="916"/>
+    <w:link w:val="873"/>
     <w:uiPriority w:val="9"/>
     <w:unhideWhenUsed/>
     <w:qFormat/>
@@ -30268,11 +30363,11 @@
       <w:color w:val="0f4761" w:themeColor="accent1" w:themeShade="BF"/>
     </w:rPr>
   </w:style>
-  <w:style w:type="paragraph" w:styleId="142">
+  <w:style w:type="paragraph" w:styleId="865">
     <w:name w:val="Heading 5"/>
-    <w:basedOn w:val="696"/>
-    <w:next w:val="696"/>
-    <w:link w:val="153"/>
+    <w:basedOn w:val="916"/>
+    <w:next w:val="916"/>
+    <w:link w:val="874"/>
     <w:uiPriority w:val="9"/>
     <w:unhideWhenUsed/>
     <w:qFormat/>
@@ -30289,11 +30384,11 @@
       <w:color w:val="0f4761" w:themeColor="accent1" w:themeShade="BF"/>
     </w:rPr>
   </w:style>
-  <w:style w:type="paragraph" w:styleId="143">
+  <w:style w:type="paragraph" w:styleId="866">
     <w:name w:val="Heading 6"/>
-    <w:basedOn w:val="696"/>
-    <w:next w:val="696"/>
-    <w:link w:val="154"/>
+    <w:basedOn w:val="916"/>
+    <w:next w:val="916"/>
+    <w:link w:val="875"/>
     <w:uiPriority w:val="9"/>
     <w:unhideWhenUsed/>
     <w:qFormat/>
@@ -30312,11 +30407,11 @@
       <w:color w:val="595959" w:themeColor="text1" w:themeTint="A6"/>
     </w:rPr>
   </w:style>
-  <w:style w:type="paragraph" w:styleId="144">
+  <w:style w:type="paragraph" w:styleId="867">
     <w:name w:val="Heading 7"/>
-    <w:basedOn w:val="696"/>
-    <w:next w:val="696"/>
-    <w:link w:val="155"/>
+    <w:basedOn w:val="916"/>
+    <w:next w:val="916"/>
+    <w:link w:val="876"/>
     <w:uiPriority w:val="9"/>
     <w:unhideWhenUsed/>
     <w:qFormat/>
@@ -30333,11 +30428,11 @@
       <w:color w:val="595959" w:themeColor="text1" w:themeTint="A6"/>
     </w:rPr>
   </w:style>
-  <w:style w:type="paragraph" w:styleId="145">
+  <w:style w:type="paragraph" w:styleId="868">
     <w:name w:val="Heading 8"/>
-    <w:basedOn w:val="696"/>
-    <w:next w:val="696"/>
-    <w:link w:val="156"/>
+    <w:basedOn w:val="916"/>
+    <w:next w:val="916"/>
+    <w:link w:val="877"/>
     <w:uiPriority w:val="9"/>
     <w:unhideWhenUsed/>
     <w:qFormat/>
@@ -30356,11 +30451,11 @@
       <w:color w:val="272727" w:themeColor="text1" w:themeTint="D8"/>
     </w:rPr>
   </w:style>
-  <w:style w:type="paragraph" w:styleId="146">
+  <w:style w:type="paragraph" w:styleId="869">
     <w:name w:val="Heading 9"/>
-    <w:basedOn w:val="696"/>
-    <w:next w:val="696"/>
-    <w:link w:val="157"/>
+    <w:basedOn w:val="916"/>
+    <w:next w:val="916"/>
+    <w:link w:val="878"/>
     <w:uiPriority w:val="9"/>
     <w:unhideWhenUsed/>
     <w:qFormat/>
@@ -30379,10 +30474,10 @@
       <w:color w:val="272727" w:themeColor="text1" w:themeTint="D8"/>
     </w:rPr>
   </w:style>
-  <w:style w:type="character" w:styleId="149">
+  <w:style w:type="character" w:styleId="870">
     <w:name w:val="Heading 1 Char"/>
-    <w:basedOn w:val="699"/>
-    <w:link w:val="697"/>
+    <w:basedOn w:val="919"/>
+    <w:link w:val="917"/>
     <w:uiPriority w:val="9"/>
     <w:pPr>
       <w:pBdr/>
@@ -30396,10 +30491,10 @@
       <w:szCs w:val="40"/>
     </w:rPr>
   </w:style>
-  <w:style w:type="character" w:styleId="150">
+  <w:style w:type="character" w:styleId="871">
     <w:name w:val="Heading 2 Char"/>
-    <w:basedOn w:val="699"/>
-    <w:link w:val="698"/>
+    <w:basedOn w:val="919"/>
+    <w:link w:val="918"/>
     <w:uiPriority w:val="9"/>
     <w:pPr>
       <w:pBdr/>
@@ -30413,10 +30508,10 @@
       <w:szCs w:val="32"/>
     </w:rPr>
   </w:style>
-  <w:style w:type="character" w:styleId="151">
+  <w:style w:type="character" w:styleId="872">
     <w:name w:val="Heading 3 Char"/>
-    <w:basedOn w:val="699"/>
-    <w:link w:val="140"/>
+    <w:basedOn w:val="919"/>
+    <w:link w:val="863"/>
     <w:uiPriority w:val="9"/>
     <w:pPr>
       <w:pBdr/>
@@ -30430,10 +30525,10 @@
       <w:szCs w:val="28"/>
     </w:rPr>
   </w:style>
-  <w:style w:type="character" w:styleId="152">
+  <w:style w:type="character" w:styleId="873">
     <w:name w:val="Heading 4 Char"/>
-    <w:basedOn w:val="699"/>
-    <w:link w:val="141"/>
+    <w:basedOn w:val="919"/>
+    <w:link w:val="864"/>
     <w:uiPriority w:val="9"/>
     <w:pPr>
       <w:pBdr/>
@@ -30447,10 +30542,10 @@
       <w:color w:val="0f4761" w:themeColor="accent1" w:themeShade="BF"/>
     </w:rPr>
   </w:style>
-  <w:style w:type="character" w:styleId="153">
+  <w:style w:type="character" w:styleId="874">
     <w:name w:val="Heading 5 Char"/>
-    <w:basedOn w:val="699"/>
-    <w:link w:val="142"/>
+    <w:basedOn w:val="919"/>
+    <w:link w:val="865"/>
     <w:uiPriority w:val="9"/>
     <w:pPr>
       <w:pBdr/>
@@ -30462,10 +30557,10 @@
       <w:color w:val="0f4761" w:themeColor="accent1" w:themeShade="BF"/>
     </w:rPr>
   </w:style>
-  <w:style w:type="character" w:styleId="154">
+  <w:style w:type="character" w:styleId="875">
     <w:name w:val="Heading 6 Char"/>
-    <w:basedOn w:val="699"/>
-    <w:link w:val="143"/>
+    <w:basedOn w:val="919"/>
+    <w:link w:val="866"/>
     <w:uiPriority w:val="9"/>
     <w:pPr>
       <w:pBdr/>
@@ -30479,10 +30574,10 @@
       <w:color w:val="595959" w:themeColor="text1" w:themeTint="A6"/>
     </w:rPr>
   </w:style>
-  <w:style w:type="character" w:styleId="155">
+  <w:style w:type="character" w:styleId="876">
     <w:name w:val="Heading 7 Char"/>
-    <w:basedOn w:val="699"/>
-    <w:link w:val="144"/>
+    <w:basedOn w:val="919"/>
+    <w:link w:val="867"/>
     <w:uiPriority w:val="9"/>
     <w:pPr>
       <w:pBdr/>
@@ -30494,10 +30589,10 @@
       <w:color w:val="595959" w:themeColor="text1" w:themeTint="A6"/>
     </w:rPr>
   </w:style>
-  <w:style w:type="character" w:styleId="156">
+  <w:style w:type="character" w:styleId="877">
     <w:name w:val="Heading 8 Char"/>
-    <w:basedOn w:val="699"/>
-    <w:link w:val="145"/>
+    <w:basedOn w:val="919"/>
+    <w:link w:val="868"/>
     <w:uiPriority w:val="9"/>
     <w:pPr>
       <w:pBdr/>
@@ -30511,10 +30606,10 @@
       <w:color w:val="272727" w:themeColor="text1" w:themeTint="D8"/>
     </w:rPr>
   </w:style>
-  <w:style w:type="character" w:styleId="157">
+  <w:style w:type="character" w:styleId="878">
     <w:name w:val="Heading 9 Char"/>
-    <w:basedOn w:val="699"/>
-    <w:link w:val="146"/>
+    <w:basedOn w:val="919"/>
+    <w:link w:val="869"/>
     <w:uiPriority w:val="9"/>
     <w:pPr>
       <w:pBdr/>
@@ -30528,11 +30623,11 @@
       <w:color w:val="272727" w:themeColor="text1" w:themeTint="D8"/>
     </w:rPr>
   </w:style>
-  <w:style w:type="paragraph" w:styleId="158">
+  <w:style w:type="paragraph" w:styleId="879">
     <w:name w:val="Title"/>
-    <w:basedOn w:val="696"/>
-    <w:next w:val="696"/>
-    <w:link w:val="159"/>
+    <w:basedOn w:val="916"/>
+    <w:next w:val="916"/>
+    <w:link w:val="880"/>
     <w:uiPriority w:val="10"/>
     <w:qFormat/>
     <w:pPr>
@@ -30548,10 +30643,10 @@
       <w:szCs w:val="56"/>
     </w:rPr>
   </w:style>
-  <w:style w:type="character" w:styleId="159">
+  <w:style w:type="character" w:styleId="880">
     <w:name w:val="Title Char"/>
-    <w:basedOn w:val="699"/>
-    <w:link w:val="158"/>
+    <w:basedOn w:val="919"/>
+    <w:link w:val="879"/>
     <w:uiPriority w:val="10"/>
     <w:pPr>
       <w:pBdr/>
@@ -30565,11 +30660,11 @@
       <w:szCs w:val="56"/>
     </w:rPr>
   </w:style>
-  <w:style w:type="paragraph" w:styleId="160">
+  <w:style w:type="paragraph" w:styleId="881">
     <w:name w:val="Subtitle"/>
-    <w:basedOn w:val="696"/>
-    <w:next w:val="696"/>
-    <w:link w:val="161"/>
+    <w:basedOn w:val="916"/>
+    <w:next w:val="916"/>
+    <w:link w:val="882"/>
     <w:uiPriority w:val="11"/>
     <w:qFormat/>
     <w:pPr>
@@ -30587,10 +30682,10 @@
       <w:szCs w:val="28"/>
     </w:rPr>
   </w:style>
-  <w:style w:type="character" w:styleId="161">
+  <w:style w:type="character" w:styleId="882">
     <w:name w:val="Subtitle Char"/>
-    <w:basedOn w:val="699"/>
-    <w:link w:val="160"/>
+    <w:basedOn w:val="919"/>
+    <w:link w:val="881"/>
     <w:uiPriority w:val="11"/>
     <w:pPr>
       <w:pBdr/>
@@ -30604,11 +30699,11 @@
       <w:szCs w:val="28"/>
     </w:rPr>
   </w:style>
-  <w:style w:type="paragraph" w:styleId="162">
+  <w:style w:type="paragraph" w:styleId="883">
     <w:name w:val="Quote"/>
-    <w:basedOn w:val="696"/>
-    <w:next w:val="696"/>
-    <w:link w:val="163"/>
+    <w:basedOn w:val="916"/>
+    <w:next w:val="916"/>
+    <w:link w:val="884"/>
     <w:uiPriority w:val="29"/>
     <w:qFormat/>
     <w:pPr>
@@ -30623,10 +30718,10 @@
       <w:color w:val="404040" w:themeColor="text1" w:themeTint="BF"/>
     </w:rPr>
   </w:style>
-  <w:style w:type="character" w:styleId="163">
+  <w:style w:type="character" w:styleId="884">
     <w:name w:val="Quote Char"/>
-    <w:basedOn w:val="699"/>
-    <w:link w:val="162"/>
+    <w:basedOn w:val="919"/>
+    <w:link w:val="883"/>
     <w:uiPriority w:val="29"/>
     <w:pPr>
       <w:pBdr/>
@@ -30639,9 +30734,9 @@
       <w:color w:val="404040" w:themeColor="text1" w:themeTint="BF"/>
     </w:rPr>
   </w:style>
-  <w:style w:type="paragraph" w:styleId="164">
+  <w:style w:type="paragraph" w:styleId="885">
     <w:name w:val="List Paragraph"/>
-    <w:basedOn w:val="696"/>
+    <w:basedOn w:val="916"/>
     <w:uiPriority w:val="34"/>
     <w:qFormat/>
     <w:pPr>
@@ -30651,9 +30746,9 @@
       <w:contextualSpacing w:val="true"/>
     </w:pPr>
   </w:style>
-  <w:style w:type="character" w:styleId="165">
+  <w:style w:type="character" w:styleId="886">
     <w:name w:val="Intense Emphasis"/>
-    <w:basedOn w:val="699"/>
+    <w:basedOn w:val="919"/>
     <w:uiPriority w:val="21"/>
     <w:qFormat/>
     <w:pPr>
@@ -30667,11 +30762,11 @@
       <w:color w:val="0f4761" w:themeColor="accent1" w:themeShade="BF"/>
     </w:rPr>
   </w:style>
-  <w:style w:type="paragraph" w:styleId="166">
+  <w:style w:type="paragraph" w:styleId="887">
     <w:name w:val="Intense Quote"/>
-    <w:basedOn w:val="696"/>
-    <w:next w:val="696"/>
-    <w:link w:val="167"/>
+    <w:basedOn w:val="916"/>
+    <w:next w:val="916"/>
+    <w:link w:val="888"/>
     <w:uiPriority w:val="30"/>
     <w:qFormat/>
     <w:pPr>
@@ -30689,10 +30784,10 @@
       <w:color w:val="0f4761" w:themeColor="accent1" w:themeShade="BF"/>
     </w:rPr>
   </w:style>
-  <w:style w:type="character" w:styleId="167">
+  <w:style w:type="character" w:styleId="888">
     <w:name w:val="Intense Quote Char"/>
-    <w:basedOn w:val="699"/>
-    <w:link w:val="166"/>
+    <w:basedOn w:val="919"/>
+    <w:link w:val="887"/>
     <w:uiPriority w:val="30"/>
     <w:pPr>
       <w:pBdr/>
@@ -30705,9 +30800,9 @@
       <w:color w:val="0f4761" w:themeColor="accent1" w:themeShade="BF"/>
     </w:rPr>
   </w:style>
-  <w:style w:type="character" w:styleId="168">
+  <w:style w:type="character" w:styleId="889">
     <w:name w:val="Intense Reference"/>
-    <w:basedOn w:val="699"/>
+    <w:basedOn w:val="919"/>
     <w:uiPriority w:val="32"/>
     <w:qFormat/>
     <w:pPr>
@@ -30723,9 +30818,9 @@
       <w:spacing w:val="5"/>
     </w:rPr>
   </w:style>
-  <w:style w:type="paragraph" w:styleId="169">
+  <w:style w:type="paragraph" w:styleId="890">
     <w:name w:val="No Spacing"/>
-    <w:basedOn w:val="696"/>
+    <w:basedOn w:val="916"/>
     <w:uiPriority w:val="1"/>
     <w:qFormat/>
     <w:pPr>
@@ -30734,9 +30829,9 @@
       <w:ind/>
     </w:pPr>
   </w:style>
-  <w:style w:type="character" w:styleId="170">
+  <w:style w:type="character" w:styleId="891">
     <w:name w:val="Subtle Emphasis"/>
-    <w:basedOn w:val="699"/>
+    <w:basedOn w:val="919"/>
     <w:uiPriority w:val="19"/>
     <w:qFormat/>
     <w:pPr>
@@ -30750,9 +30845,9 @@
       <w:color w:val="404040" w:themeColor="text1" w:themeTint="BF"/>
     </w:rPr>
   </w:style>
-  <w:style w:type="character" w:styleId="171">
+  <w:style w:type="character" w:styleId="892">
     <w:name w:val="Emphasis"/>
-    <w:basedOn w:val="699"/>
+    <w:basedOn w:val="919"/>
     <w:uiPriority w:val="20"/>
     <w:qFormat/>
     <w:pPr>
@@ -30765,9 +30860,9 @@
       <w:iCs/>
     </w:rPr>
   </w:style>
-  <w:style w:type="character" w:styleId="172">
+  <w:style w:type="character" w:styleId="893">
     <w:name w:val="Strong"/>
-    <w:basedOn w:val="699"/>
+    <w:basedOn w:val="919"/>
     <w:uiPriority w:val="22"/>
     <w:qFormat/>
     <w:pPr>
@@ -30780,9 +30875,9 @@
       <w:bCs/>
     </w:rPr>
   </w:style>
-  <w:style w:type="character" w:styleId="173">
+  <w:style w:type="character" w:styleId="894">
     <w:name w:val="Subtle Reference"/>
-    <w:basedOn w:val="699"/>
+    <w:basedOn w:val="919"/>
     <w:uiPriority w:val="31"/>
     <w:qFormat/>
     <w:pPr>
@@ -30795,9 +30890,9 @@
       <w:color w:val="5a5a5a" w:themeColor="text1" w:themeTint="A5"/>
     </w:rPr>
   </w:style>
-  <w:style w:type="character" w:styleId="174">
+  <w:style w:type="character" w:styleId="895">
     <w:name w:val="Book Title"/>
-    <w:basedOn w:val="699"/>
+    <w:basedOn w:val="919"/>
     <w:uiPriority w:val="33"/>
     <w:qFormat/>
     <w:pPr>
@@ -30813,10 +30908,10 @@
       <w:spacing w:val="5"/>
     </w:rPr>
   </w:style>
-  <w:style w:type="character" w:styleId="176">
+  <w:style w:type="character" w:styleId="896">
     <w:name w:val="Header Char"/>
-    <w:basedOn w:val="699"/>
-    <w:link w:val="710"/>
+    <w:basedOn w:val="919"/>
+    <w:link w:val="930"/>
     <w:uiPriority w:val="99"/>
     <w:pPr>
       <w:pBdr/>
@@ -30824,10 +30919,10 @@
       <w:ind/>
     </w:pPr>
   </w:style>
-  <w:style w:type="character" w:styleId="178">
+  <w:style w:type="character" w:styleId="897">
     <w:name w:val="Footer Char"/>
-    <w:basedOn w:val="699"/>
-    <w:link w:val="714"/>
+    <w:basedOn w:val="919"/>
+    <w:link w:val="934"/>
     <w:uiPriority w:val="99"/>
     <w:pPr>
       <w:pBdr/>
@@ -30835,10 +30930,10 @@
       <w:ind/>
     </w:pPr>
   </w:style>
-  <w:style w:type="paragraph" w:styleId="180">
+  <w:style w:type="paragraph" w:styleId="898">
     <w:name w:val="footnote text"/>
-    <w:basedOn w:val="696"/>
-    <w:link w:val="181"/>
+    <w:basedOn w:val="916"/>
+    <w:link w:val="899"/>
     <w:uiPriority w:val="99"/>
     <w:semiHidden/>
     <w:unhideWhenUsed/>
@@ -30852,10 +30947,10 @@
       <w:szCs w:val="20"/>
     </w:rPr>
   </w:style>
-  <w:style w:type="character" w:styleId="181">
+  <w:style w:type="character" w:styleId="899">
     <w:name w:val="Footnote Text Char"/>
-    <w:basedOn w:val="699"/>
-    <w:link w:val="180"/>
+    <w:basedOn w:val="919"/>
+    <w:link w:val="898"/>
     <w:uiPriority w:val="99"/>
     <w:semiHidden/>
     <w:pPr>
@@ -30868,9 +30963,9 @@
       <w:szCs w:val="20"/>
     </w:rPr>
   </w:style>
-  <w:style w:type="character" w:styleId="182">
+  <w:style w:type="character" w:styleId="900">
     <w:name w:val="footnote reference"/>
-    <w:basedOn w:val="699"/>
+    <w:basedOn w:val="919"/>
     <w:uiPriority w:val="99"/>
     <w:semiHidden/>
     <w:unhideWhenUsed/>
@@ -30883,10 +30978,10 @@
       <w:vertAlign w:val="superscript"/>
     </w:rPr>
   </w:style>
-  <w:style w:type="paragraph" w:styleId="183">
+  <w:style w:type="paragraph" w:styleId="901">
     <w:name w:val="endnote text"/>
-    <w:basedOn w:val="696"/>
-    <w:link w:val="184"/>
+    <w:basedOn w:val="916"/>
+    <w:link w:val="902"/>
     <w:uiPriority w:val="99"/>
     <w:semiHidden/>
     <w:unhideWhenUsed/>
@@ -30900,10 +30995,10 @@
       <w:szCs w:val="20"/>
     </w:rPr>
   </w:style>
-  <w:style w:type="character" w:styleId="184">
+  <w:style w:type="character" w:styleId="902">
     <w:name w:val="Endnote Text Char"/>
-    <w:basedOn w:val="699"/>
-    <w:link w:val="183"/>
+    <w:basedOn w:val="919"/>
+    <w:link w:val="901"/>
     <w:uiPriority w:val="99"/>
     <w:semiHidden/>
     <w:pPr>
@@ -30916,9 +31011,9 @@
       <w:szCs w:val="20"/>
     </w:rPr>
   </w:style>
-  <w:style w:type="character" w:styleId="185">
+  <w:style w:type="character" w:styleId="903">
     <w:name w:val="endnote reference"/>
-    <w:basedOn w:val="699"/>
+    <w:basedOn w:val="919"/>
     <w:uiPriority w:val="99"/>
     <w:semiHidden/>
     <w:unhideWhenUsed/>
@@ -30931,9 +31026,9 @@
       <w:vertAlign w:val="superscript"/>
     </w:rPr>
   </w:style>
-  <w:style w:type="character" w:styleId="187">
+  <w:style w:type="character" w:styleId="904">
     <w:name w:val="FollowedHyperlink"/>
-    <w:basedOn w:val="699"/>
+    <w:basedOn w:val="919"/>
     <w:uiPriority w:val="99"/>
     <w:semiHidden/>
     <w:unhideWhenUsed/>
@@ -30947,10 +31042,10 @@
       <w:u w:val="single"/>
     </w:rPr>
   </w:style>
-  <w:style w:type="paragraph" w:styleId="188">
+  <w:style w:type="paragraph" w:styleId="905">
     <w:name w:val="toc 1"/>
-    <w:basedOn w:val="696"/>
-    <w:next w:val="696"/>
+    <w:basedOn w:val="916"/>
+    <w:next w:val="916"/>
     <w:uiPriority w:val="39"/>
     <w:unhideWhenUsed/>
     <w:pPr>
@@ -30959,10 +31054,10 @@
       <w:ind/>
     </w:pPr>
   </w:style>
-  <w:style w:type="paragraph" w:styleId="189">
+  <w:style w:type="paragraph" w:styleId="906">
     <w:name w:val="toc 2"/>
-    <w:basedOn w:val="696"/>
-    <w:next w:val="696"/>
+    <w:basedOn w:val="916"/>
+    <w:next w:val="916"/>
     <w:uiPriority w:val="39"/>
     <w:unhideWhenUsed/>
     <w:pPr>
@@ -30971,10 +31066,10 @@
       <w:ind w:left="220"/>
     </w:pPr>
   </w:style>
-  <w:style w:type="paragraph" w:styleId="190">
+  <w:style w:type="paragraph" w:styleId="907">
     <w:name w:val="toc 3"/>
-    <w:basedOn w:val="696"/>
-    <w:next w:val="696"/>
+    <w:basedOn w:val="916"/>
+    <w:next w:val="916"/>
     <w:uiPriority w:val="39"/>
     <w:unhideWhenUsed/>
     <w:pPr>
@@ -30983,10 +31078,10 @@
       <w:ind w:left="440"/>
     </w:pPr>
   </w:style>
-  <w:style w:type="paragraph" w:styleId="191">
+  <w:style w:type="paragraph" w:styleId="908">
     <w:name w:val="toc 4"/>
-    <w:basedOn w:val="696"/>
-    <w:next w:val="696"/>
+    <w:basedOn w:val="916"/>
+    <w:next w:val="916"/>
     <w:uiPriority w:val="39"/>
     <w:unhideWhenUsed/>
     <w:pPr>
@@ -30995,10 +31090,10 @@
       <w:ind w:left="660"/>
     </w:pPr>
   </w:style>
-  <w:style w:type="paragraph" w:styleId="192">
+  <w:style w:type="paragraph" w:styleId="909">
     <w:name w:val="toc 5"/>
-    <w:basedOn w:val="696"/>
-    <w:next w:val="696"/>
+    <w:basedOn w:val="916"/>
+    <w:next w:val="916"/>
     <w:uiPriority w:val="39"/>
     <w:unhideWhenUsed/>
     <w:pPr>
@@ -31007,10 +31102,10 @@
       <w:ind w:left="880"/>
     </w:pPr>
   </w:style>
-  <w:style w:type="paragraph" w:styleId="193">
+  <w:style w:type="paragraph" w:styleId="910">
     <w:name w:val="toc 6"/>
-    <w:basedOn w:val="696"/>
-    <w:next w:val="696"/>
+    <w:basedOn w:val="916"/>
+    <w:next w:val="916"/>
     <w:uiPriority w:val="39"/>
     <w:unhideWhenUsed/>
     <w:pPr>
@@ -31019,10 +31114,10 @@
       <w:ind w:left="1100"/>
     </w:pPr>
   </w:style>
-  <w:style w:type="paragraph" w:styleId="194">
+  <w:style w:type="paragraph" w:styleId="911">
     <w:name w:val="toc 7"/>
-    <w:basedOn w:val="696"/>
-    <w:next w:val="696"/>
+    <w:basedOn w:val="916"/>
+    <w:next w:val="916"/>
     <w:uiPriority w:val="39"/>
     <w:unhideWhenUsed/>
     <w:pPr>
@@ -31031,10 +31126,10 @@
       <w:ind w:left="1320"/>
     </w:pPr>
   </w:style>
-  <w:style w:type="paragraph" w:styleId="195">
+  <w:style w:type="paragraph" w:styleId="912">
     <w:name w:val="toc 8"/>
-    <w:basedOn w:val="696"/>
-    <w:next w:val="696"/>
+    <w:basedOn w:val="916"/>
+    <w:next w:val="916"/>
     <w:uiPriority w:val="39"/>
     <w:unhideWhenUsed/>
     <w:pPr>
@@ -31043,10 +31138,10 @@
       <w:ind w:left="1540"/>
     </w:pPr>
   </w:style>
-  <w:style w:type="paragraph" w:styleId="196">
+  <w:style w:type="paragraph" w:styleId="913">
     <w:name w:val="toc 9"/>
-    <w:basedOn w:val="696"/>
-    <w:next w:val="696"/>
+    <w:basedOn w:val="916"/>
+    <w:next w:val="916"/>
     <w:uiPriority w:val="39"/>
     <w:unhideWhenUsed/>
     <w:pPr>
@@ -31055,7 +31150,7 @@
       <w:ind w:left="1760"/>
     </w:pPr>
   </w:style>
-  <w:style w:type="paragraph" w:styleId="206">
+  <w:style w:type="paragraph" w:styleId="914">
     <w:name w:val="TOC Heading"/>
     <w:uiPriority w:val="39"/>
     <w:unhideWhenUsed/>
@@ -31065,10 +31160,10 @@
       <w:ind/>
     </w:pPr>
   </w:style>
-  <w:style w:type="paragraph" w:styleId="207">
+  <w:style w:type="paragraph" w:styleId="915">
     <w:name w:val="table of figures"/>
-    <w:basedOn w:val="696"/>
-    <w:next w:val="696"/>
+    <w:basedOn w:val="916"/>
+    <w:next w:val="916"/>
     <w:uiPriority w:val="99"/>
     <w:unhideWhenUsed/>
     <w:pPr>
@@ -31077,7 +31172,7 @@
       <w:ind/>
     </w:pPr>
   </w:style>
-  <w:style w:type="paragraph" w:styleId="696" w:default="1">
+  <w:style w:type="paragraph" w:styleId="916" w:default="1">
     <w:name w:val="Normal"/>
     <w:qFormat/>
     <w:pPr>
@@ -31097,9 +31192,9 @@
       <w:lang w:val="ru-RU" w:eastAsia="ru-RU" w:bidi="ar-SA"/>
     </w:rPr>
   </w:style>
-  <w:style w:type="paragraph" w:styleId="697">
+  <w:style w:type="paragraph" w:styleId="917">
     <w:name w:val="Heading 1"/>
-    <w:next w:val="696"/>
+    <w:next w:val="916"/>
     <w:qFormat/>
     <w:pPr>
       <w:keepNext w:val="true"/>
@@ -31122,9 +31217,9 @@
       <w:lang w:val="ru-RU" w:eastAsia="ru-RU" w:bidi="ar-SA"/>
     </w:rPr>
   </w:style>
-  <w:style w:type="paragraph" w:styleId="698">
+  <w:style w:type="paragraph" w:styleId="918">
     <w:name w:val="Heading 2"/>
-    <w:next w:val="696"/>
+    <w:next w:val="916"/>
     <w:qFormat/>
     <w:pPr>
       <w:keepNext w:val="true"/>
@@ -31145,7 +31240,7 @@
       <w:lang w:val="ru-RU" w:eastAsia="ru-RU" w:bidi="ar-SA"/>
     </w:rPr>
   </w:style>
-  <w:style w:type="character" w:styleId="699" w:default="1">
+  <w:style w:type="character" w:styleId="919" w:default="1">
     <w:name w:val="Default Paragraph Font"/>
     <w:uiPriority w:val="1"/>
     <w:semiHidden/>
@@ -31157,7 +31252,7 @@
       <w:ind/>
     </w:pPr>
   </w:style>
-  <w:style w:type="character" w:styleId="700">
+  <w:style w:type="character" w:styleId="920">
     <w:name w:val="Hyperlink"/>
     <w:pPr>
       <w:pBdr/>
@@ -31168,7 +31263,7 @@
       <w:u w:val="single"/>
     </w:rPr>
   </w:style>
-  <w:style w:type="character" w:styleId="701">
+  <w:style w:type="character" w:styleId="921">
     <w:name w:val="Символ нумерации"/>
     <w:qFormat/>
     <w:pPr>
@@ -31177,10 +31272,10 @@
       <w:ind/>
     </w:pPr>
   </w:style>
-  <w:style w:type="paragraph" w:styleId="702" w:customStyle="1">
+  <w:style w:type="paragraph" w:styleId="922" w:customStyle="1">
     <w:name w:val="Заголовок"/>
-    <w:basedOn w:val="696"/>
-    <w:next w:val="703"/>
+    <w:basedOn w:val="916"/>
+    <w:next w:val="923"/>
     <w:qFormat/>
     <w:pPr>
       <w:keepNext w:val="true"/>
@@ -31194,18 +31289,18 @@
       <w:szCs w:val="28"/>
     </w:rPr>
   </w:style>
-  <w:style w:type="paragraph" w:styleId="703">
+  <w:style w:type="paragraph" w:styleId="923">
     <w:name w:val="Body Text"/>
-    <w:basedOn w:val="696"/>
+    <w:basedOn w:val="916"/>
     <w:pPr>
       <w:pBdr/>
       <w:spacing w:after="140" w:before="0" w:line="276" w:lineRule="auto"/>
       <w:ind/>
     </w:pPr>
   </w:style>
-  <w:style w:type="paragraph" w:styleId="704">
+  <w:style w:type="paragraph" w:styleId="924">
     <w:name w:val="List"/>
-    <w:basedOn w:val="703"/>
+    <w:basedOn w:val="923"/>
     <w:pPr>
       <w:pBdr/>
       <w:spacing/>
@@ -31215,9 +31310,9 @@
       <w:rFonts w:cs="Lucida Sans"/>
     </w:rPr>
   </w:style>
-  <w:style w:type="paragraph" w:styleId="705">
+  <w:style w:type="paragraph" w:styleId="925">
     <w:name w:val="Caption"/>
-    <w:basedOn w:val="696"/>
+    <w:basedOn w:val="916"/>
     <w:qFormat/>
     <w:pPr>
       <w:suppressLineNumbers w:val="true"/>
@@ -31233,9 +31328,9 @@
       <w:szCs w:val="24"/>
     </w:rPr>
   </w:style>
-  <w:style w:type="paragraph" w:styleId="706">
+  <w:style w:type="paragraph" w:styleId="926">
     <w:name w:val="Указатель"/>
-    <w:basedOn w:val="696"/>
+    <w:basedOn w:val="916"/>
     <w:qFormat/>
     <w:pPr>
       <w:suppressLineNumbers w:val="true"/>
@@ -31247,9 +31342,9 @@
       <w:rFonts w:cs="Lucida Sans"/>
     </w:rPr>
   </w:style>
-  <w:style w:type="paragraph" w:styleId="707">
+  <w:style w:type="paragraph" w:styleId="927">
     <w:name w:val="caption1"/>
-    <w:basedOn w:val="696"/>
+    <w:basedOn w:val="916"/>
     <w:qFormat/>
     <w:pPr>
       <w:suppressLineNumbers w:val="true"/>
@@ -31263,9 +31358,9 @@
       <w:iCs/>
     </w:rPr>
   </w:style>
-  <w:style w:type="paragraph" w:styleId="708">
+  <w:style w:type="paragraph" w:styleId="928">
     <w:name w:val="index heading"/>
-    <w:basedOn w:val="696"/>
+    <w:basedOn w:val="916"/>
     <w:qFormat/>
     <w:pPr>
       <w:suppressLineNumbers w:val="true"/>
@@ -31277,9 +31372,9 @@
       <w:rFonts w:cs="Lucida Sans"/>
     </w:rPr>
   </w:style>
-  <w:style w:type="paragraph" w:styleId="709" w:customStyle="1">
+  <w:style w:type="paragraph" w:styleId="929" w:customStyle="1">
     <w:name w:val="Колонтитул"/>
-    <w:basedOn w:val="696"/>
+    <w:basedOn w:val="916"/>
     <w:qFormat/>
     <w:pPr>
       <w:pBdr/>
@@ -31287,7 +31382,7 @@
       <w:ind/>
     </w:pPr>
   </w:style>
-  <w:style w:type="paragraph" w:styleId="710">
+  <w:style w:type="paragraph" w:styleId="930">
     <w:name w:val="Header"/>
     <w:pPr>
       <w:widowControl w:val="true"/>
@@ -31311,7 +31406,7 @@
       <w:lang w:val="ru-RU" w:eastAsia="ru-RU" w:bidi="ar-SA"/>
     </w:rPr>
   </w:style>
-  <w:style w:type="paragraph" w:styleId="711" w:customStyle="1">
+  <w:style w:type="paragraph" w:styleId="931" w:customStyle="1">
     <w:name w:val="Колонтитулы"/>
     <w:qFormat/>
     <w:pPr>
@@ -31339,7 +31434,7 @@
       </w14:textOutline>
     </w:rPr>
   </w:style>
-  <w:style w:type="paragraph" w:styleId="712" w:customStyle="1">
+  <w:style w:type="paragraph" w:styleId="932" w:customStyle="1">
     <w:name w:val="Основной текст A"/>
     <w:qFormat/>
     <w:pPr>
@@ -31366,9 +31461,9 @@
       </w14:textOutline>
     </w:rPr>
   </w:style>
-  <w:style w:type="paragraph" w:styleId="713" w:customStyle="1">
+  <w:style w:type="paragraph" w:styleId="933" w:customStyle="1">
     <w:name w:val="Содержимое врезки"/>
-    <w:basedOn w:val="696"/>
+    <w:basedOn w:val="916"/>
     <w:qFormat/>
     <w:pPr>
       <w:pBdr/>
@@ -31376,16 +31471,16 @@
       <w:ind/>
     </w:pPr>
   </w:style>
-  <w:style w:type="paragraph" w:styleId="714">
+  <w:style w:type="paragraph" w:styleId="934">
     <w:name w:val="Footer"/>
-    <w:basedOn w:val="709"/>
+    <w:basedOn w:val="929"/>
     <w:pPr>
       <w:pBdr/>
       <w:spacing/>
       <w:ind/>
     </w:pPr>
   </w:style>
-  <w:style w:type="numbering" w:styleId="715" w:default="1">
+  <w:style w:type="numbering" w:styleId="935" w:default="1">
     <w:name w:val="No List"/>
     <w:uiPriority w:val="99"/>
     <w:semiHidden/>
@@ -31397,7 +31492,7 @@
       <w:ind/>
     </w:pPr>
   </w:style>
-  <w:style w:type="table" w:styleId="716" w:default="1">
+  <w:style w:type="table" w:styleId="936" w:default="1">
     <w:name w:val="Normal Table"/>
     <w:uiPriority w:val="99"/>
     <w:semiHidden/>
@@ -31408,13 +31503,13 @@
       <w:ind/>
     </w:pPr>
     <w:tblPr>
-      <w:tblBorders/>
       <w:tblCellMar>
         <w:left w:w="108" w:type="dxa"/>
         <w:top w:w="0" w:type="dxa"/>
         <w:right w:w="108" w:type="dxa"/>
         <w:bottom w:w="0" w:type="dxa"/>
       </w:tblCellMar>
+      <w:tblBorders/>
     </w:tblPr>
     <w:tcPr>
       <w:tcBorders/>
@@ -31589,7 +31684,7 @@
       </w:tcPr>
     </w:tblStylePr>
   </w:style>
-  <w:style w:type="table" w:styleId="717" w:customStyle="1">
+  <w:style w:type="table" w:styleId="937" w:customStyle="1">
     <w:name w:val="Table Normal"/>
     <w:pPr>
       <w:pBdr/>
@@ -31597,13 +31692,13 @@
       <w:ind/>
     </w:pPr>
     <w:tblPr>
-      <w:tblBorders/>
       <w:tblCellMar>
         <w:left w:w="0" w:type="dxa"/>
         <w:top w:w="0" w:type="dxa"/>
         <w:right w:w="0" w:type="dxa"/>
         <w:bottom w:w="0" w:type="dxa"/>
       </w:tblCellMar>
+      <w:tblBorders/>
     </w:tblPr>
     <w:tcPr>
       <w:tcBorders/>

--- a/Documentation/Титульник ТЗ.docx
+++ b/Documentation/Титульник ТЗ.docx
@@ -4,7 +4,7 @@
   <w:body>
     <w:p>
       <w:pPr>
-        <w:pStyle w:val="918"/>
+        <w:pStyle w:val="919"/>
         <w:pBdr/>
         <w:spacing/>
         <w:ind/>
@@ -34,7 +34,7 @@
     </w:p>
     <w:p>
       <w:pPr>
-        <w:pStyle w:val="918"/>
+        <w:pStyle w:val="919"/>
         <w:pBdr/>
         <w:spacing/>
         <w:ind/>
@@ -64,7 +64,7 @@
     </w:p>
     <w:p>
       <w:pPr>
-        <w:pStyle w:val="918"/>
+        <w:pStyle w:val="919"/>
         <w:pBdr/>
         <w:spacing/>
         <w:ind/>
@@ -94,7 +94,7 @@
     </w:p>
     <w:p>
       <w:pPr>
-        <w:pStyle w:val="918"/>
+        <w:pStyle w:val="919"/>
         <w:pBdr/>
         <w:spacing/>
         <w:ind/>
@@ -124,7 +124,7 @@
     </w:p>
     <w:p>
       <w:pPr>
-        <w:pStyle w:val="918"/>
+        <w:pStyle w:val="919"/>
         <w:pBdr/>
         <w:spacing/>
         <w:ind/>
@@ -154,7 +154,7 @@
     </w:p>
     <w:p>
       <w:pPr>
-        <w:pStyle w:val="918"/>
+        <w:pStyle w:val="919"/>
         <w:pBdr/>
         <w:spacing/>
         <w:ind/>
@@ -184,7 +184,7 @@
     </w:p>
     <w:p>
       <w:pPr>
-        <w:pStyle w:val="918"/>
+        <w:pStyle w:val="919"/>
         <w:pBdr/>
         <w:spacing/>
         <w:ind/>
@@ -214,7 +214,7 @@
     </w:p>
     <w:p>
       <w:pPr>
-        <w:pStyle w:val="918"/>
+        <w:pStyle w:val="919"/>
         <w:pBdr/>
         <w:spacing/>
         <w:ind/>
@@ -244,7 +244,7 @@
     </w:p>
     <w:p>
       <w:pPr>
-        <w:pStyle w:val="918"/>
+        <w:pStyle w:val="919"/>
         <w:pBdr/>
         <w:spacing/>
         <w:ind/>
@@ -274,7 +274,7 @@
     </w:p>
     <w:p>
       <w:pPr>
-        <w:pStyle w:val="918"/>
+        <w:pStyle w:val="919"/>
         <w:pBdr/>
         <w:spacing/>
         <w:ind/>
@@ -304,7 +304,7 @@
     </w:p>
     <w:p>
       <w:pPr>
-        <w:pStyle w:val="917"/>
+        <w:pStyle w:val="918"/>
         <w:pBdr/>
         <w:spacing w:line="360" w:lineRule="auto"/>
         <w:ind/>
@@ -335,7 +335,7 @@
     </w:p>
     <w:p>
       <w:pPr>
-        <w:pStyle w:val="932"/>
+        <w:pStyle w:val="933"/>
         <w:pBdr/>
         <w:spacing w:line="240" w:lineRule="auto"/>
         <w:ind/>
@@ -367,7 +367,7 @@
           <w:highlight w:val="white"/>
           <w:u w:val="none"/>
         </w:rPr>
-        <w:t xml:space="preserve">Разработка RESTful API для систематизации и отслеживания персональных финансов</w:t>
+        <w:t xml:space="preserve">Разработка веб-системы для структурирования и анализа персональных финансов</w:t>
       </w:r>
       <w:r>
         <w:rPr>
@@ -392,7 +392,7 @@
     </w:p>
     <w:p>
       <w:pPr>
-        <w:pStyle w:val="932"/>
+        <w:pStyle w:val="933"/>
         <w:pBdr/>
         <w:spacing w:line="240" w:lineRule="auto"/>
         <w:ind/>
@@ -422,7 +422,7 @@
     </w:p>
     <w:p>
       <w:pPr>
-        <w:pStyle w:val="918"/>
+        <w:pStyle w:val="919"/>
         <w:pBdr/>
         <w:spacing/>
         <w:ind/>
@@ -453,7 +453,7 @@
     </w:p>
     <w:p>
       <w:pPr>
-        <w:pStyle w:val="930"/>
+        <w:pStyle w:val="931"/>
         <w:pBdr/>
         <w:spacing/>
         <w:ind/>
@@ -476,7 +476,7 @@
     </w:p>
     <w:p>
       <w:pPr>
-        <w:pStyle w:val="930"/>
+        <w:pStyle w:val="931"/>
         <w:pBdr/>
         <w:spacing/>
         <w:ind/>
@@ -487,7 +487,7 @@
     </w:p>
     <w:p>
       <w:pPr>
-        <w:pStyle w:val="930"/>
+        <w:pStyle w:val="931"/>
         <w:pBdr/>
         <w:spacing/>
         <w:ind/>
@@ -505,7 +505,7 @@
     </w:p>
     <w:p>
       <w:pPr>
-        <w:pStyle w:val="930"/>
+        <w:pStyle w:val="931"/>
         <w:pBdr/>
         <w:spacing/>
         <w:ind/>
@@ -517,7 +517,7 @@
     </w:p>
     <w:p>
       <w:pPr>
-        <w:pStyle w:val="932"/>
+        <w:pStyle w:val="933"/>
         <w:pBdr/>
         <w:spacing w:line="240" w:lineRule="auto"/>
         <w:ind/>
@@ -597,7 +597,7 @@
 <w:ftr xmlns:wpc="http://schemas.microsoft.com/office/word/2010/wordprocessingCanvas" xmlns:mc="http://schemas.openxmlformats.org/markup-compatibility/2006" xmlns:o="urn:schemas-microsoft-com:office:office" xmlns:r="http://schemas.openxmlformats.org/officeDocument/2006/relationships" xmlns:m="http://schemas.openxmlformats.org/officeDocument/2006/math" xmlns:v="urn:schemas-microsoft-com:vml" xmlns:wp14="http://schemas.microsoft.com/office/word/2010/wordprocessingDrawing" xmlns:wp="http://schemas.openxmlformats.org/drawingml/2006/wordprocessingDrawing" xmlns:w10="urn:schemas-microsoft-com:office:word" xmlns:w="http://schemas.openxmlformats.org/wordprocessingml/2006/main" xmlns:w14="http://schemas.microsoft.com/office/word/2010/wordml" xmlns:w15="http://schemas.microsoft.com/office/word/2012/wordml" xmlns:wpg="http://schemas.microsoft.com/office/word/2010/wordprocessingGroup" xmlns:wpi="http://schemas.microsoft.com/office/word/2010/wordprocessingInk" xmlns:wne="http://schemas.microsoft.com/office/word/2006/wordml" xmlns:a="http://schemas.openxmlformats.org/drawingml/2006/main" xmlns:wps="http://schemas.microsoft.com/office/word/2010/wordprocessingShape" mc:Ignorable="w14 w15 wp14">
   <w:p>
     <w:pPr>
-      <w:pStyle w:val="931"/>
+      <w:pStyle w:val="932"/>
       <w:pBdr/>
       <w:spacing/>
       <w:ind/>
@@ -646,7 +646,7 @@
 <w:hdr xmlns:wpc="http://schemas.microsoft.com/office/word/2010/wordprocessingCanvas" xmlns:mc="http://schemas.openxmlformats.org/markup-compatibility/2006" xmlns:o="urn:schemas-microsoft-com:office:office" xmlns:r="http://schemas.openxmlformats.org/officeDocument/2006/relationships" xmlns:m="http://schemas.openxmlformats.org/officeDocument/2006/math" xmlns:v="urn:schemas-microsoft-com:vml" xmlns:wp14="http://schemas.microsoft.com/office/word/2010/wordprocessingDrawing" xmlns:wp="http://schemas.openxmlformats.org/drawingml/2006/wordprocessingDrawing" xmlns:w10="urn:schemas-microsoft-com:office:word" xmlns:w="http://schemas.openxmlformats.org/wordprocessingml/2006/main" xmlns:w14="http://schemas.microsoft.com/office/word/2010/wordml" xmlns:w15="http://schemas.microsoft.com/office/word/2012/wordml" xmlns:wpg="http://schemas.microsoft.com/office/word/2010/wordprocessingGroup" xmlns:wpi="http://schemas.microsoft.com/office/word/2010/wordprocessingInk" xmlns:wne="http://schemas.microsoft.com/office/word/2006/wordml" xmlns:a="http://schemas.openxmlformats.org/drawingml/2006/main" xmlns:wps="http://schemas.microsoft.com/office/word/2010/wordprocessingShape" mc:Ignorable="w14 w15 wp14">
   <w:p>
     <w:pPr>
-      <w:pStyle w:val="930"/>
+      <w:pStyle w:val="931"/>
       <w:pBdr/>
       <w:spacing/>
       <w:ind/>
@@ -660,7 +660,7 @@
   </w:p>
   <w:p>
     <w:pPr>
-      <w:pStyle w:val="930"/>
+      <w:pStyle w:val="931"/>
       <w:pBdr/>
       <w:spacing/>
       <w:ind/>
@@ -674,7 +674,7 @@
   </w:p>
   <w:p>
     <w:pPr>
-      <w:pStyle w:val="930"/>
+      <w:pStyle w:val="931"/>
       <w:pBdr/>
       <w:spacing/>
       <w:ind/>
@@ -688,7 +688,7 @@
   </w:p>
   <w:p>
     <w:pPr>
-      <w:pStyle w:val="930"/>
+      <w:pStyle w:val="931"/>
       <w:pBdr/>
       <w:spacing/>
       <w:ind/>
@@ -702,7 +702,7 @@
   </w:p>
   <w:p>
     <w:pPr>
-      <w:pStyle w:val="930"/>
+      <w:pStyle w:val="931"/>
       <w:pBdr/>
       <w:spacing/>
       <w:ind/>
@@ -873,9 +873,9 @@
     <w:lsdException w:name="Bibliography" w:uiPriority="37"/>
     <w:lsdException w:name="TOC Heading" w:uiPriority="39" w:qFormat="1"/>
   </w:latentStyles>
-  <w:style w:type="character" w:styleId="198">
+  <w:style w:type="character" w:styleId="737">
     <w:name w:val="Placeholder Text"/>
-    <w:basedOn w:val="919"/>
+    <w:basedOn w:val="920"/>
     <w:uiPriority w:val="99"/>
     <w:semiHidden/>
     <w:pPr>
@@ -887,9 +887,9 @@
       <w:color w:val="666666"/>
     </w:rPr>
   </w:style>
-  <w:style w:type="table" w:styleId="737">
+  <w:style w:type="table" w:styleId="738">
     <w:name w:val="Table Grid"/>
-    <w:basedOn w:val="936"/>
+    <w:basedOn w:val="937"/>
     <w:uiPriority w:val="59"/>
     <w:pPr>
       <w:pBdr/>
@@ -1086,9 +1086,9 @@
       </w:tcPr>
     </w:tblStylePr>
   </w:style>
-  <w:style w:type="table" w:styleId="738">
+  <w:style w:type="table" w:styleId="739">
     <w:name w:val="Table Grid Light"/>
-    <w:basedOn w:val="936"/>
+    <w:basedOn w:val="937"/>
     <w:uiPriority w:val="59"/>
     <w:pPr>
       <w:pBdr/>
@@ -1285,9 +1285,9 @@
       </w:tcPr>
     </w:tblStylePr>
   </w:style>
-  <w:style w:type="table" w:styleId="739">
+  <w:style w:type="table" w:styleId="740">
     <w:name w:val="Plain Table 1"/>
-    <w:basedOn w:val="936"/>
+    <w:basedOn w:val="937"/>
     <w:uiPriority w:val="59"/>
     <w:pPr>
       <w:pBdr/>
@@ -1510,9 +1510,9 @@
       </w:tcPr>
     </w:tblStylePr>
   </w:style>
-  <w:style w:type="table" w:styleId="740">
+  <w:style w:type="table" w:styleId="741">
     <w:name w:val="Plain Table 2"/>
-    <w:basedOn w:val="936"/>
+    <w:basedOn w:val="937"/>
     <w:uiPriority w:val="59"/>
     <w:pPr>
       <w:pBdr/>
@@ -1743,9 +1743,9 @@
       </w:tcPr>
     </w:tblStylePr>
   </w:style>
-  <w:style w:type="table" w:styleId="741">
+  <w:style w:type="table" w:styleId="742">
     <w:name w:val="Plain Table 3"/>
-    <w:basedOn w:val="936"/>
+    <w:basedOn w:val="937"/>
     <w:uiPriority w:val="99"/>
     <w:pPr>
       <w:pBdr/>
@@ -1973,9 +1973,9 @@
       </w:tcPr>
     </w:tblStylePr>
   </w:style>
-  <w:style w:type="table" w:styleId="742">
+  <w:style w:type="table" w:styleId="743">
     <w:name w:val="Plain Table 4"/>
-    <w:basedOn w:val="936"/>
+    <w:basedOn w:val="937"/>
     <w:uiPriority w:val="99"/>
     <w:pPr>
       <w:pBdr/>
@@ -2189,9 +2189,9 @@
       </w:tcPr>
     </w:tblStylePr>
   </w:style>
-  <w:style w:type="table" w:styleId="743">
+  <w:style w:type="table" w:styleId="744">
     <w:name w:val="Plain Table 5"/>
-    <w:basedOn w:val="936"/>
+    <w:basedOn w:val="937"/>
     <w:uiPriority w:val="99"/>
     <w:pPr>
       <w:pBdr/>
@@ -2422,9 +2422,9 @@
       </w:tcPr>
     </w:tblStylePr>
   </w:style>
-  <w:style w:type="table" w:styleId="744">
+  <w:style w:type="table" w:styleId="745">
     <w:name w:val="Grid Table 1 Light"/>
-    <w:basedOn w:val="936"/>
+    <w:basedOn w:val="937"/>
     <w:uiPriority w:val="99"/>
     <w:pPr>
       <w:pBdr/>
@@ -2645,9 +2645,9 @@
       </w:tcPr>
     </w:tblStylePr>
   </w:style>
-  <w:style w:type="table" w:styleId="745">
+  <w:style w:type="table" w:styleId="746">
     <w:name w:val="Grid Table 1 Light - Accent 1"/>
-    <w:basedOn w:val="936"/>
+    <w:basedOn w:val="937"/>
     <w:uiPriority w:val="99"/>
     <w:pPr>
       <w:pBdr/>
@@ -2868,9 +2868,9 @@
       </w:tcPr>
     </w:tblStylePr>
   </w:style>
-  <w:style w:type="table" w:styleId="746">
+  <w:style w:type="table" w:styleId="747">
     <w:name w:val="Grid Table 1 Light - Accent 2"/>
-    <w:basedOn w:val="936"/>
+    <w:basedOn w:val="937"/>
     <w:uiPriority w:val="99"/>
     <w:pPr>
       <w:pBdr/>
@@ -3091,9 +3091,9 @@
       </w:tcPr>
     </w:tblStylePr>
   </w:style>
-  <w:style w:type="table" w:styleId="747">
+  <w:style w:type="table" w:styleId="748">
     <w:name w:val="Grid Table 1 Light - Accent 3"/>
-    <w:basedOn w:val="936"/>
+    <w:basedOn w:val="937"/>
     <w:uiPriority w:val="99"/>
     <w:pPr>
       <w:pBdr/>
@@ -3314,9 +3314,9 @@
       </w:tcPr>
     </w:tblStylePr>
   </w:style>
-  <w:style w:type="table" w:styleId="748">
+  <w:style w:type="table" w:styleId="749">
     <w:name w:val="Grid Table 1 Light - Accent 4"/>
-    <w:basedOn w:val="936"/>
+    <w:basedOn w:val="937"/>
     <w:uiPriority w:val="99"/>
     <w:pPr>
       <w:pBdr/>
@@ -3537,9 +3537,9 @@
       </w:tcPr>
     </w:tblStylePr>
   </w:style>
-  <w:style w:type="table" w:styleId="749">
+  <w:style w:type="table" w:styleId="750">
     <w:name w:val="Grid Table 1 Light - Accent 5"/>
-    <w:basedOn w:val="936"/>
+    <w:basedOn w:val="937"/>
     <w:uiPriority w:val="99"/>
     <w:pPr>
       <w:pBdr/>
@@ -3760,9 +3760,9 @@
       </w:tcPr>
     </w:tblStylePr>
   </w:style>
-  <w:style w:type="table" w:styleId="750">
+  <w:style w:type="table" w:styleId="751">
     <w:name w:val="Grid Table 1 Light - Accent 6"/>
-    <w:basedOn w:val="936"/>
+    <w:basedOn w:val="937"/>
     <w:uiPriority w:val="99"/>
     <w:pPr>
       <w:pBdr/>
@@ -3983,9 +3983,9 @@
       </w:tcPr>
     </w:tblStylePr>
   </w:style>
-  <w:style w:type="table" w:styleId="751">
+  <w:style w:type="table" w:styleId="752">
     <w:name w:val="Grid Table 2"/>
-    <w:basedOn w:val="936"/>
+    <w:basedOn w:val="937"/>
     <w:uiPriority w:val="99"/>
     <w:pPr>
       <w:pBdr/>
@@ -4215,9 +4215,9 @@
       </w:tcPr>
     </w:tblStylePr>
   </w:style>
-  <w:style w:type="table" w:styleId="752">
+  <w:style w:type="table" w:styleId="753">
     <w:name w:val="Grid Table 2 - Accent 1"/>
-    <w:basedOn w:val="936"/>
+    <w:basedOn w:val="937"/>
     <w:uiPriority w:val="99"/>
     <w:pPr>
       <w:pBdr/>
@@ -4447,9 +4447,9 @@
       </w:tcPr>
     </w:tblStylePr>
   </w:style>
-  <w:style w:type="table" w:styleId="753">
+  <w:style w:type="table" w:styleId="754">
     <w:name w:val="Grid Table 2 - Accent 2"/>
-    <w:basedOn w:val="936"/>
+    <w:basedOn w:val="937"/>
     <w:uiPriority w:val="99"/>
     <w:pPr>
       <w:pBdr/>
@@ -4679,9 +4679,9 @@
       </w:tcPr>
     </w:tblStylePr>
   </w:style>
-  <w:style w:type="table" w:styleId="754">
+  <w:style w:type="table" w:styleId="755">
     <w:name w:val="Grid Table 2 - Accent 3"/>
-    <w:basedOn w:val="936"/>
+    <w:basedOn w:val="937"/>
     <w:uiPriority w:val="99"/>
     <w:pPr>
       <w:pBdr/>
@@ -4911,9 +4911,9 @@
       </w:tcPr>
     </w:tblStylePr>
   </w:style>
-  <w:style w:type="table" w:styleId="755">
+  <w:style w:type="table" w:styleId="756">
     <w:name w:val="Grid Table 2 - Accent 4"/>
-    <w:basedOn w:val="936"/>
+    <w:basedOn w:val="937"/>
     <w:uiPriority w:val="99"/>
     <w:pPr>
       <w:pBdr/>
@@ -5143,9 +5143,9 @@
       </w:tcPr>
     </w:tblStylePr>
   </w:style>
-  <w:style w:type="table" w:styleId="756">
+  <w:style w:type="table" w:styleId="757">
     <w:name w:val="Grid Table 2 - Accent 5"/>
-    <w:basedOn w:val="936"/>
+    <w:basedOn w:val="937"/>
     <w:uiPriority w:val="99"/>
     <w:pPr>
       <w:pBdr/>
@@ -5375,9 +5375,9 @@
       </w:tcPr>
     </w:tblStylePr>
   </w:style>
-  <w:style w:type="table" w:styleId="757">
+  <w:style w:type="table" w:styleId="758">
     <w:name w:val="Grid Table 2 - Accent 6"/>
-    <w:basedOn w:val="936"/>
+    <w:basedOn w:val="937"/>
     <w:uiPriority w:val="99"/>
     <w:pPr>
       <w:pBdr/>
@@ -5607,9 +5607,9 @@
       </w:tcPr>
     </w:tblStylePr>
   </w:style>
-  <w:style w:type="table" w:styleId="758">
+  <w:style w:type="table" w:styleId="759">
     <w:name w:val="Grid Table 3"/>
-    <w:basedOn w:val="936"/>
+    <w:basedOn w:val="937"/>
     <w:uiPriority w:val="99"/>
     <w:pPr>
       <w:pBdr/>
@@ -5852,9 +5852,9 @@
       </w:tcPr>
     </w:tblStylePr>
   </w:style>
-  <w:style w:type="table" w:styleId="759">
+  <w:style w:type="table" w:styleId="760">
     <w:name w:val="Grid Table 3 - Accent 1"/>
-    <w:basedOn w:val="936"/>
+    <w:basedOn w:val="937"/>
     <w:uiPriority w:val="99"/>
     <w:pPr>
       <w:pBdr/>
@@ -6097,9 +6097,9 @@
       </w:tcPr>
     </w:tblStylePr>
   </w:style>
-  <w:style w:type="table" w:styleId="760">
+  <w:style w:type="table" w:styleId="761">
     <w:name w:val="Grid Table 3 - Accent 2"/>
-    <w:basedOn w:val="936"/>
+    <w:basedOn w:val="937"/>
     <w:uiPriority w:val="99"/>
     <w:pPr>
       <w:pBdr/>
@@ -6342,9 +6342,9 @@
       </w:tcPr>
     </w:tblStylePr>
   </w:style>
-  <w:style w:type="table" w:styleId="761">
+  <w:style w:type="table" w:styleId="762">
     <w:name w:val="Grid Table 3 - Accent 3"/>
-    <w:basedOn w:val="936"/>
+    <w:basedOn w:val="937"/>
     <w:uiPriority w:val="99"/>
     <w:pPr>
       <w:pBdr/>
@@ -6587,9 +6587,9 @@
       </w:tcPr>
     </w:tblStylePr>
   </w:style>
-  <w:style w:type="table" w:styleId="762">
+  <w:style w:type="table" w:styleId="763">
     <w:name w:val="Grid Table 3 - Accent 4"/>
-    <w:basedOn w:val="936"/>
+    <w:basedOn w:val="937"/>
     <w:uiPriority w:val="99"/>
     <w:pPr>
       <w:pBdr/>
@@ -6832,9 +6832,9 @@
       </w:tcPr>
     </w:tblStylePr>
   </w:style>
-  <w:style w:type="table" w:styleId="763">
+  <w:style w:type="table" w:styleId="764">
     <w:name w:val="Grid Table 3 - Accent 5"/>
-    <w:basedOn w:val="936"/>
+    <w:basedOn w:val="937"/>
     <w:uiPriority w:val="99"/>
     <w:pPr>
       <w:pBdr/>
@@ -7077,9 +7077,9 @@
       </w:tcPr>
     </w:tblStylePr>
   </w:style>
-  <w:style w:type="table" w:styleId="764">
+  <w:style w:type="table" w:styleId="765">
     <w:name w:val="Grid Table 3 - Accent 6"/>
-    <w:basedOn w:val="936"/>
+    <w:basedOn w:val="937"/>
     <w:uiPriority w:val="99"/>
     <w:pPr>
       <w:pBdr/>
@@ -7322,9 +7322,9 @@
       </w:tcPr>
     </w:tblStylePr>
   </w:style>
-  <w:style w:type="table" w:styleId="765">
+  <w:style w:type="table" w:styleId="766">
     <w:name w:val="Grid Table 4"/>
-    <w:basedOn w:val="936"/>
+    <w:basedOn w:val="937"/>
     <w:uiPriority w:val="59"/>
     <w:pPr>
       <w:pBdr/>
@@ -7555,9 +7555,9 @@
       </w:tcPr>
     </w:tblStylePr>
   </w:style>
-  <w:style w:type="table" w:styleId="766">
+  <w:style w:type="table" w:styleId="767">
     <w:name w:val="Grid Table 4 - Accent 1"/>
-    <w:basedOn w:val="936"/>
+    <w:basedOn w:val="937"/>
     <w:uiPriority w:val="59"/>
     <w:pPr>
       <w:pBdr/>
@@ -7788,9 +7788,9 @@
       </w:tcPr>
     </w:tblStylePr>
   </w:style>
-  <w:style w:type="table" w:styleId="767">
+  <w:style w:type="table" w:styleId="768">
     <w:name w:val="Grid Table 4 - Accent 2"/>
-    <w:basedOn w:val="936"/>
+    <w:basedOn w:val="937"/>
     <w:uiPriority w:val="59"/>
     <w:pPr>
       <w:pBdr/>
@@ -8021,9 +8021,9 @@
       </w:tcPr>
     </w:tblStylePr>
   </w:style>
-  <w:style w:type="table" w:styleId="768">
+  <w:style w:type="table" w:styleId="769">
     <w:name w:val="Grid Table 4 - Accent 3"/>
-    <w:basedOn w:val="936"/>
+    <w:basedOn w:val="937"/>
     <w:uiPriority w:val="59"/>
     <w:pPr>
       <w:pBdr/>
@@ -8254,9 +8254,9 @@
       </w:tcPr>
     </w:tblStylePr>
   </w:style>
-  <w:style w:type="table" w:styleId="769">
+  <w:style w:type="table" w:styleId="770">
     <w:name w:val="Grid Table 4 - Accent 4"/>
-    <w:basedOn w:val="936"/>
+    <w:basedOn w:val="937"/>
     <w:uiPriority w:val="59"/>
     <w:pPr>
       <w:pBdr/>
@@ -8487,9 +8487,9 @@
       </w:tcPr>
     </w:tblStylePr>
   </w:style>
-  <w:style w:type="table" w:styleId="770">
+  <w:style w:type="table" w:styleId="771">
     <w:name w:val="Grid Table 4 - Accent 5"/>
-    <w:basedOn w:val="936"/>
+    <w:basedOn w:val="937"/>
     <w:uiPriority w:val="59"/>
     <w:pPr>
       <w:pBdr/>
@@ -8720,9 +8720,9 @@
       </w:tcPr>
     </w:tblStylePr>
   </w:style>
-  <w:style w:type="table" w:styleId="771">
+  <w:style w:type="table" w:styleId="772">
     <w:name w:val="Grid Table 4 - Accent 6"/>
-    <w:basedOn w:val="936"/>
+    <w:basedOn w:val="937"/>
     <w:uiPriority w:val="59"/>
     <w:pPr>
       <w:pBdr/>
@@ -8953,9 +8953,9 @@
       </w:tcPr>
     </w:tblStylePr>
   </w:style>
-  <w:style w:type="table" w:styleId="772">
+  <w:style w:type="table" w:styleId="773">
     <w:name w:val="Grid Table 5 Dark"/>
-    <w:basedOn w:val="936"/>
+    <w:basedOn w:val="937"/>
     <w:uiPriority w:val="99"/>
     <w:pPr>
       <w:pBdr/>
@@ -9181,9 +9181,9 @@
       </w:tcPr>
     </w:tblStylePr>
   </w:style>
-  <w:style w:type="table" w:styleId="773">
+  <w:style w:type="table" w:styleId="774">
     <w:name w:val="Grid Table 5 Dark- Accent 1"/>
-    <w:basedOn w:val="936"/>
+    <w:basedOn w:val="937"/>
     <w:uiPriority w:val="99"/>
     <w:pPr>
       <w:pBdr/>
@@ -9409,9 +9409,9 @@
       </w:tcPr>
     </w:tblStylePr>
   </w:style>
-  <w:style w:type="table" w:styleId="774">
+  <w:style w:type="table" w:styleId="775">
     <w:name w:val="Grid Table 5 Dark - Accent 2"/>
-    <w:basedOn w:val="936"/>
+    <w:basedOn w:val="937"/>
     <w:uiPriority w:val="99"/>
     <w:pPr>
       <w:pBdr/>
@@ -9637,9 +9637,9 @@
       </w:tcPr>
     </w:tblStylePr>
   </w:style>
-  <w:style w:type="table" w:styleId="775">
+  <w:style w:type="table" w:styleId="776">
     <w:name w:val="Grid Table 5 Dark - Accent 3"/>
-    <w:basedOn w:val="936"/>
+    <w:basedOn w:val="937"/>
     <w:uiPriority w:val="99"/>
     <w:pPr>
       <w:pBdr/>
@@ -9865,9 +9865,9 @@
       </w:tcPr>
     </w:tblStylePr>
   </w:style>
-  <w:style w:type="table" w:styleId="776">
+  <w:style w:type="table" w:styleId="777">
     <w:name w:val="Grid Table 5 Dark- Accent 4"/>
-    <w:basedOn w:val="936"/>
+    <w:basedOn w:val="937"/>
     <w:uiPriority w:val="99"/>
     <w:pPr>
       <w:pBdr/>
@@ -10093,9 +10093,9 @@
       </w:tcPr>
     </w:tblStylePr>
   </w:style>
-  <w:style w:type="table" w:styleId="777">
+  <w:style w:type="table" w:styleId="778">
     <w:name w:val="Grid Table 5 Dark - Accent 5"/>
-    <w:basedOn w:val="936"/>
+    <w:basedOn w:val="937"/>
     <w:uiPriority w:val="99"/>
     <w:pPr>
       <w:pBdr/>
@@ -10321,9 +10321,9 @@
       </w:tcPr>
     </w:tblStylePr>
   </w:style>
-  <w:style w:type="table" w:styleId="778">
+  <w:style w:type="table" w:styleId="779">
     <w:name w:val="Grid Table 5 Dark - Accent 6"/>
-    <w:basedOn w:val="936"/>
+    <w:basedOn w:val="937"/>
     <w:uiPriority w:val="99"/>
     <w:pPr>
       <w:pBdr/>
@@ -10549,9 +10549,9 @@
       </w:tcPr>
     </w:tblStylePr>
   </w:style>
-  <w:style w:type="table" w:styleId="779">
+  <w:style w:type="table" w:styleId="780">
     <w:name w:val="Grid Table 6 Colorful"/>
-    <w:basedOn w:val="936"/>
+    <w:basedOn w:val="937"/>
     <w:uiPriority w:val="99"/>
     <w:pPr>
       <w:pBdr/>
@@ -10779,9 +10779,9 @@
       </w:tcPr>
     </w:tblStylePr>
   </w:style>
-  <w:style w:type="table" w:styleId="780">
+  <w:style w:type="table" w:styleId="781">
     <w:name w:val="Grid Table 6 Colorful - Accent 1"/>
-    <w:basedOn w:val="936"/>
+    <w:basedOn w:val="937"/>
     <w:uiPriority w:val="99"/>
     <w:pPr>
       <w:pBdr/>
@@ -11009,9 +11009,9 @@
       </w:tcPr>
     </w:tblStylePr>
   </w:style>
-  <w:style w:type="table" w:styleId="781">
+  <w:style w:type="table" w:styleId="782">
     <w:name w:val="Grid Table 6 Colorful - Accent 2"/>
-    <w:basedOn w:val="936"/>
+    <w:basedOn w:val="937"/>
     <w:uiPriority w:val="99"/>
     <w:pPr>
       <w:pBdr/>
@@ -11239,9 +11239,9 @@
       </w:tcPr>
     </w:tblStylePr>
   </w:style>
-  <w:style w:type="table" w:styleId="782">
+  <w:style w:type="table" w:styleId="783">
     <w:name w:val="Grid Table 6 Colorful - Accent 3"/>
-    <w:basedOn w:val="936"/>
+    <w:basedOn w:val="937"/>
     <w:uiPriority w:val="99"/>
     <w:pPr>
       <w:pBdr/>
@@ -11469,9 +11469,9 @@
       </w:tcPr>
     </w:tblStylePr>
   </w:style>
-  <w:style w:type="table" w:styleId="783">
+  <w:style w:type="table" w:styleId="784">
     <w:name w:val="Grid Table 6 Colorful - Accent 4"/>
-    <w:basedOn w:val="936"/>
+    <w:basedOn w:val="937"/>
     <w:uiPriority w:val="99"/>
     <w:pPr>
       <w:pBdr/>
@@ -11699,9 +11699,9 @@
       </w:tcPr>
     </w:tblStylePr>
   </w:style>
-  <w:style w:type="table" w:styleId="784">
+  <w:style w:type="table" w:styleId="785">
     <w:name w:val="Grid Table 6 Colorful - Accent 5"/>
-    <w:basedOn w:val="936"/>
+    <w:basedOn w:val="937"/>
     <w:uiPriority w:val="99"/>
     <w:pPr>
       <w:pBdr/>
@@ -11929,9 +11929,9 @@
       </w:tcPr>
     </w:tblStylePr>
   </w:style>
-  <w:style w:type="table" w:styleId="785">
+  <w:style w:type="table" w:styleId="786">
     <w:name w:val="Grid Table 6 Colorful - Accent 6"/>
-    <w:basedOn w:val="936"/>
+    <w:basedOn w:val="937"/>
     <w:uiPriority w:val="99"/>
     <w:pPr>
       <w:pBdr/>
@@ -12159,9 +12159,9 @@
       </w:tcPr>
     </w:tblStylePr>
   </w:style>
-  <w:style w:type="table" w:styleId="786">
+  <w:style w:type="table" w:styleId="787">
     <w:name w:val="Grid Table 7 Colorful"/>
-    <w:basedOn w:val="936"/>
+    <w:basedOn w:val="937"/>
     <w:uiPriority w:val="99"/>
     <w:pPr>
       <w:pBdr/>
@@ -12413,9 +12413,9 @@
       </w:tcPr>
     </w:tblStylePr>
   </w:style>
-  <w:style w:type="table" w:styleId="787">
+  <w:style w:type="table" w:styleId="788">
     <w:name w:val="Grid Table 7 Colorful - Accent 1"/>
-    <w:basedOn w:val="936"/>
+    <w:basedOn w:val="937"/>
     <w:uiPriority w:val="99"/>
     <w:pPr>
       <w:pBdr/>
@@ -12667,9 +12667,9 @@
       </w:tcPr>
     </w:tblStylePr>
   </w:style>
-  <w:style w:type="table" w:styleId="788">
+  <w:style w:type="table" w:styleId="789">
     <w:name w:val="Grid Table 7 Colorful - Accent 2"/>
-    <w:basedOn w:val="936"/>
+    <w:basedOn w:val="937"/>
     <w:uiPriority w:val="99"/>
     <w:pPr>
       <w:pBdr/>
@@ -12921,9 +12921,9 @@
       </w:tcPr>
     </w:tblStylePr>
   </w:style>
-  <w:style w:type="table" w:styleId="789">
+  <w:style w:type="table" w:styleId="790">
     <w:name w:val="Grid Table 7 Colorful - Accent 3"/>
-    <w:basedOn w:val="936"/>
+    <w:basedOn w:val="937"/>
     <w:uiPriority w:val="99"/>
     <w:pPr>
       <w:pBdr/>
@@ -13175,9 +13175,9 @@
       </w:tcPr>
     </w:tblStylePr>
   </w:style>
-  <w:style w:type="table" w:styleId="790">
+  <w:style w:type="table" w:styleId="791">
     <w:name w:val="Grid Table 7 Colorful - Accent 4"/>
-    <w:basedOn w:val="936"/>
+    <w:basedOn w:val="937"/>
     <w:uiPriority w:val="99"/>
     <w:pPr>
       <w:pBdr/>
@@ -13429,9 +13429,9 @@
       </w:tcPr>
     </w:tblStylePr>
   </w:style>
-  <w:style w:type="table" w:styleId="791">
+  <w:style w:type="table" w:styleId="792">
     <w:name w:val="Grid Table 7 Colorful - Accent 5"/>
-    <w:basedOn w:val="936"/>
+    <w:basedOn w:val="937"/>
     <w:uiPriority w:val="99"/>
     <w:pPr>
       <w:pBdr/>
@@ -13683,9 +13683,9 @@
       </w:tcPr>
     </w:tblStylePr>
   </w:style>
-  <w:style w:type="table" w:styleId="792">
+  <w:style w:type="table" w:styleId="793">
     <w:name w:val="Grid Table 7 Colorful - Accent 6"/>
-    <w:basedOn w:val="936"/>
+    <w:basedOn w:val="937"/>
     <w:uiPriority w:val="99"/>
     <w:pPr>
       <w:pBdr/>
@@ -13937,9 +13937,9 @@
       </w:tcPr>
     </w:tblStylePr>
   </w:style>
-  <w:style w:type="table" w:styleId="793">
+  <w:style w:type="table" w:styleId="794">
     <w:name w:val="List Table 1 Light"/>
-    <w:basedOn w:val="936"/>
+    <w:basedOn w:val="937"/>
     <w:uiPriority w:val="99"/>
     <w:pPr>
       <w:pBdr/>
@@ -14153,9 +14153,9 @@
       </w:tcPr>
     </w:tblStylePr>
   </w:style>
-  <w:style w:type="table" w:styleId="794">
+  <w:style w:type="table" w:styleId="795">
     <w:name w:val="List Table 1 Light - Accent 1"/>
-    <w:basedOn w:val="936"/>
+    <w:basedOn w:val="937"/>
     <w:uiPriority w:val="99"/>
     <w:pPr>
       <w:pBdr/>
@@ -14369,9 +14369,9 @@
       </w:tcPr>
     </w:tblStylePr>
   </w:style>
-  <w:style w:type="table" w:styleId="795">
+  <w:style w:type="table" w:styleId="796">
     <w:name w:val="List Table 1 Light - Accent 2"/>
-    <w:basedOn w:val="936"/>
+    <w:basedOn w:val="937"/>
     <w:uiPriority w:val="99"/>
     <w:pPr>
       <w:pBdr/>
@@ -14585,9 +14585,9 @@
       </w:tcPr>
     </w:tblStylePr>
   </w:style>
-  <w:style w:type="table" w:styleId="796">
+  <w:style w:type="table" w:styleId="797">
     <w:name w:val="List Table 1 Light - Accent 3"/>
-    <w:basedOn w:val="936"/>
+    <w:basedOn w:val="937"/>
     <w:uiPriority w:val="99"/>
     <w:pPr>
       <w:pBdr/>
@@ -14801,9 +14801,9 @@
       </w:tcPr>
     </w:tblStylePr>
   </w:style>
-  <w:style w:type="table" w:styleId="797">
+  <w:style w:type="table" w:styleId="798">
     <w:name w:val="List Table 1 Light - Accent 4"/>
-    <w:basedOn w:val="936"/>
+    <w:basedOn w:val="937"/>
     <w:uiPriority w:val="99"/>
     <w:pPr>
       <w:pBdr/>
@@ -15017,9 +15017,9 @@
       </w:tcPr>
     </w:tblStylePr>
   </w:style>
-  <w:style w:type="table" w:styleId="798">
+  <w:style w:type="table" w:styleId="799">
     <w:name w:val="List Table 1 Light - Accent 5"/>
-    <w:basedOn w:val="936"/>
+    <w:basedOn w:val="937"/>
     <w:uiPriority w:val="99"/>
     <w:pPr>
       <w:pBdr/>
@@ -15233,9 +15233,9 @@
       </w:tcPr>
     </w:tblStylePr>
   </w:style>
-  <w:style w:type="table" w:styleId="799">
+  <w:style w:type="table" w:styleId="800">
     <w:name w:val="List Table 1 Light - Accent 6"/>
-    <w:basedOn w:val="936"/>
+    <w:basedOn w:val="937"/>
     <w:uiPriority w:val="99"/>
     <w:pPr>
       <w:pBdr/>
@@ -15449,9 +15449,9 @@
       </w:tcPr>
     </w:tblStylePr>
   </w:style>
-  <w:style w:type="table" w:styleId="800">
+  <w:style w:type="table" w:styleId="801">
     <w:name w:val="List Table 2"/>
-    <w:basedOn w:val="936"/>
+    <w:basedOn w:val="937"/>
     <w:uiPriority w:val="99"/>
     <w:pPr>
       <w:pBdr/>
@@ -15687,9 +15687,9 @@
       </w:tcPr>
     </w:tblStylePr>
   </w:style>
-  <w:style w:type="table" w:styleId="801">
+  <w:style w:type="table" w:styleId="802">
     <w:name w:val="List Table 2 - Accent 1"/>
-    <w:basedOn w:val="936"/>
+    <w:basedOn w:val="937"/>
     <w:uiPriority w:val="99"/>
     <w:pPr>
       <w:pBdr/>
@@ -15925,9 +15925,9 @@
       </w:tcPr>
     </w:tblStylePr>
   </w:style>
-  <w:style w:type="table" w:styleId="802">
+  <w:style w:type="table" w:styleId="803">
     <w:name w:val="List Table 2 - Accent 2"/>
-    <w:basedOn w:val="936"/>
+    <w:basedOn w:val="937"/>
     <w:uiPriority w:val="99"/>
     <w:pPr>
       <w:pBdr/>
@@ -16163,9 +16163,9 @@
       </w:tcPr>
     </w:tblStylePr>
   </w:style>
-  <w:style w:type="table" w:styleId="803">
+  <w:style w:type="table" w:styleId="804">
     <w:name w:val="List Table 2 - Accent 3"/>
-    <w:basedOn w:val="936"/>
+    <w:basedOn w:val="937"/>
     <w:uiPriority w:val="99"/>
     <w:pPr>
       <w:pBdr/>
@@ -16401,9 +16401,9 @@
       </w:tcPr>
     </w:tblStylePr>
   </w:style>
-  <w:style w:type="table" w:styleId="804">
+  <w:style w:type="table" w:styleId="805">
     <w:name w:val="List Table 2 - Accent 4"/>
-    <w:basedOn w:val="936"/>
+    <w:basedOn w:val="937"/>
     <w:uiPriority w:val="99"/>
     <w:pPr>
       <w:pBdr/>
@@ -16639,9 +16639,9 @@
       </w:tcPr>
     </w:tblStylePr>
   </w:style>
-  <w:style w:type="table" w:styleId="805">
+  <w:style w:type="table" w:styleId="806">
     <w:name w:val="List Table 2 - Accent 5"/>
-    <w:basedOn w:val="936"/>
+    <w:basedOn w:val="937"/>
     <w:uiPriority w:val="99"/>
     <w:pPr>
       <w:pBdr/>
@@ -16877,9 +16877,9 @@
       </w:tcPr>
     </w:tblStylePr>
   </w:style>
-  <w:style w:type="table" w:styleId="806">
+  <w:style w:type="table" w:styleId="807">
     <w:name w:val="List Table 2 - Accent 6"/>
-    <w:basedOn w:val="936"/>
+    <w:basedOn w:val="937"/>
     <w:uiPriority w:val="99"/>
     <w:pPr>
       <w:pBdr/>
@@ -17115,9 +17115,9 @@
       </w:tcPr>
     </w:tblStylePr>
   </w:style>
-  <w:style w:type="table" w:styleId="807">
+  <w:style w:type="table" w:styleId="808">
     <w:name w:val="List Table 3"/>
-    <w:basedOn w:val="936"/>
+    <w:basedOn w:val="937"/>
     <w:uiPriority w:val="99"/>
     <w:pPr>
       <w:pBdr/>
@@ -17343,9 +17343,9 @@
       </w:tcPr>
     </w:tblStylePr>
   </w:style>
-  <w:style w:type="table" w:styleId="808">
+  <w:style w:type="table" w:styleId="809">
     <w:name w:val="List Table 3 - Accent 1"/>
-    <w:basedOn w:val="936"/>
+    <w:basedOn w:val="937"/>
     <w:uiPriority w:val="99"/>
     <w:pPr>
       <w:pBdr/>
@@ -17571,9 +17571,9 @@
       </w:tcPr>
     </w:tblStylePr>
   </w:style>
-  <w:style w:type="table" w:styleId="809">
+  <w:style w:type="table" w:styleId="810">
     <w:name w:val="List Table 3 - Accent 2"/>
-    <w:basedOn w:val="936"/>
+    <w:basedOn w:val="937"/>
     <w:uiPriority w:val="99"/>
     <w:pPr>
       <w:pBdr/>
@@ -17799,9 +17799,9 @@
       </w:tcPr>
     </w:tblStylePr>
   </w:style>
-  <w:style w:type="table" w:styleId="810">
+  <w:style w:type="table" w:styleId="811">
     <w:name w:val="List Table 3 - Accent 3"/>
-    <w:basedOn w:val="936"/>
+    <w:basedOn w:val="937"/>
     <w:uiPriority w:val="99"/>
     <w:pPr>
       <w:pBdr/>
@@ -18027,9 +18027,9 @@
       </w:tcPr>
     </w:tblStylePr>
   </w:style>
-  <w:style w:type="table" w:styleId="811">
+  <w:style w:type="table" w:styleId="812">
     <w:name w:val="List Table 3 - Accent 4"/>
-    <w:basedOn w:val="936"/>
+    <w:basedOn w:val="937"/>
     <w:uiPriority w:val="99"/>
     <w:pPr>
       <w:pBdr/>
@@ -18255,9 +18255,9 @@
       </w:tcPr>
     </w:tblStylePr>
   </w:style>
-  <w:style w:type="table" w:styleId="812">
+  <w:style w:type="table" w:styleId="813">
     <w:name w:val="List Table 3 - Accent 5"/>
-    <w:basedOn w:val="936"/>
+    <w:basedOn w:val="937"/>
     <w:uiPriority w:val="99"/>
     <w:pPr>
       <w:pBdr/>
@@ -18483,9 +18483,9 @@
       </w:tcPr>
     </w:tblStylePr>
   </w:style>
-  <w:style w:type="table" w:styleId="813">
+  <w:style w:type="table" w:styleId="814">
     <w:name w:val="List Table 3 - Accent 6"/>
-    <w:basedOn w:val="936"/>
+    <w:basedOn w:val="937"/>
     <w:uiPriority w:val="99"/>
     <w:pPr>
       <w:pBdr/>
@@ -18711,9 +18711,9 @@
       </w:tcPr>
     </w:tblStylePr>
   </w:style>
-  <w:style w:type="table" w:styleId="814">
+  <w:style w:type="table" w:styleId="815">
     <w:name w:val="List Table 4"/>
-    <w:basedOn w:val="936"/>
+    <w:basedOn w:val="937"/>
     <w:uiPriority w:val="99"/>
     <w:pPr>
       <w:pBdr/>
@@ -18936,9 +18936,9 @@
       </w:tcPr>
     </w:tblStylePr>
   </w:style>
-  <w:style w:type="table" w:styleId="815">
+  <w:style w:type="table" w:styleId="816">
     <w:name w:val="List Table 4 - Accent 1"/>
-    <w:basedOn w:val="936"/>
+    <w:basedOn w:val="937"/>
     <w:uiPriority w:val="99"/>
     <w:pPr>
       <w:pBdr/>
@@ -19161,9 +19161,9 @@
       </w:tcPr>
     </w:tblStylePr>
   </w:style>
-  <w:style w:type="table" w:styleId="816">
+  <w:style w:type="table" w:styleId="817">
     <w:name w:val="List Table 4 - Accent 2"/>
-    <w:basedOn w:val="936"/>
+    <w:basedOn w:val="937"/>
     <w:uiPriority w:val="99"/>
     <w:pPr>
       <w:pBdr/>
@@ -19386,9 +19386,9 @@
       </w:tcPr>
     </w:tblStylePr>
   </w:style>
-  <w:style w:type="table" w:styleId="817">
+  <w:style w:type="table" w:styleId="818">
     <w:name w:val="List Table 4 - Accent 3"/>
-    <w:basedOn w:val="936"/>
+    <w:basedOn w:val="937"/>
     <w:uiPriority w:val="99"/>
     <w:pPr>
       <w:pBdr/>
@@ -19611,9 +19611,9 @@
       </w:tcPr>
     </w:tblStylePr>
   </w:style>
-  <w:style w:type="table" w:styleId="818">
+  <w:style w:type="table" w:styleId="819">
     <w:name w:val="List Table 4 - Accent 4"/>
-    <w:basedOn w:val="936"/>
+    <w:basedOn w:val="937"/>
     <w:uiPriority w:val="99"/>
     <w:pPr>
       <w:pBdr/>
@@ -19836,9 +19836,9 @@
       </w:tcPr>
     </w:tblStylePr>
   </w:style>
-  <w:style w:type="table" w:styleId="819">
+  <w:style w:type="table" w:styleId="820">
     <w:name w:val="List Table 4 - Accent 5"/>
-    <w:basedOn w:val="936"/>
+    <w:basedOn w:val="937"/>
     <w:uiPriority w:val="99"/>
     <w:pPr>
       <w:pBdr/>
@@ -20061,9 +20061,9 @@
       </w:tcPr>
     </w:tblStylePr>
   </w:style>
-  <w:style w:type="table" w:styleId="820">
+  <w:style w:type="table" w:styleId="821">
     <w:name w:val="List Table 4 - Accent 6"/>
-    <w:basedOn w:val="936"/>
+    <w:basedOn w:val="937"/>
     <w:uiPriority w:val="99"/>
     <w:pPr>
       <w:pBdr/>
@@ -20286,9 +20286,9 @@
       </w:tcPr>
     </w:tblStylePr>
   </w:style>
-  <w:style w:type="table" w:styleId="821">
+  <w:style w:type="table" w:styleId="822">
     <w:name w:val="List Table 5 Dark"/>
-    <w:basedOn w:val="936"/>
+    <w:basedOn w:val="937"/>
     <w:uiPriority w:val="99"/>
     <w:pPr>
       <w:pBdr/>
@@ -20528,9 +20528,9 @@
       </w:tcPr>
     </w:tblStylePr>
   </w:style>
-  <w:style w:type="table" w:styleId="822">
+  <w:style w:type="table" w:styleId="823">
     <w:name w:val="List Table 5 Dark - Accent 1"/>
-    <w:basedOn w:val="936"/>
+    <w:basedOn w:val="937"/>
     <w:uiPriority w:val="99"/>
     <w:pPr>
       <w:pBdr/>
@@ -20770,9 +20770,9 @@
       </w:tcPr>
     </w:tblStylePr>
   </w:style>
-  <w:style w:type="table" w:styleId="823">
+  <w:style w:type="table" w:styleId="824">
     <w:name w:val="List Table 5 Dark - Accent 2"/>
-    <w:basedOn w:val="936"/>
+    <w:basedOn w:val="937"/>
     <w:uiPriority w:val="99"/>
     <w:pPr>
       <w:pBdr/>
@@ -21012,9 +21012,9 @@
       </w:tcPr>
     </w:tblStylePr>
   </w:style>
-  <w:style w:type="table" w:styleId="824">
+  <w:style w:type="table" w:styleId="825">
     <w:name w:val="List Table 5 Dark - Accent 3"/>
-    <w:basedOn w:val="936"/>
+    <w:basedOn w:val="937"/>
     <w:uiPriority w:val="99"/>
     <w:pPr>
       <w:pBdr/>
@@ -21254,9 +21254,9 @@
       </w:tcPr>
     </w:tblStylePr>
   </w:style>
-  <w:style w:type="table" w:styleId="825">
+  <w:style w:type="table" w:styleId="826">
     <w:name w:val="List Table 5 Dark - Accent 4"/>
-    <w:basedOn w:val="936"/>
+    <w:basedOn w:val="937"/>
     <w:uiPriority w:val="99"/>
     <w:pPr>
       <w:pBdr/>
@@ -21496,9 +21496,9 @@
       </w:tcPr>
     </w:tblStylePr>
   </w:style>
-  <w:style w:type="table" w:styleId="826">
+  <w:style w:type="table" w:styleId="827">
     <w:name w:val="List Table 5 Dark - Accent 5"/>
-    <w:basedOn w:val="936"/>
+    <w:basedOn w:val="937"/>
     <w:uiPriority w:val="99"/>
     <w:pPr>
       <w:pBdr/>
@@ -21738,9 +21738,9 @@
       </w:tcPr>
     </w:tblStylePr>
   </w:style>
-  <w:style w:type="table" w:styleId="827">
+  <w:style w:type="table" w:styleId="828">
     <w:name w:val="List Table 5 Dark - Accent 6"/>
-    <w:basedOn w:val="936"/>
+    <w:basedOn w:val="937"/>
     <w:uiPriority w:val="99"/>
     <w:pPr>
       <w:pBdr/>
@@ -21980,9 +21980,9 @@
       </w:tcPr>
     </w:tblStylePr>
   </w:style>
-  <w:style w:type="table" w:styleId="828">
+  <w:style w:type="table" w:styleId="829">
     <w:name w:val="List Table 6 Colorful"/>
-    <w:basedOn w:val="936"/>
+    <w:basedOn w:val="937"/>
     <w:uiPriority w:val="99"/>
     <w:pPr>
       <w:pBdr/>
@@ -22203,9 +22203,9 @@
       </w:tcPr>
     </w:tblStylePr>
   </w:style>
-  <w:style w:type="table" w:styleId="829">
+  <w:style w:type="table" w:styleId="830">
     <w:name w:val="List Table 6 Colorful - Accent 1"/>
-    <w:basedOn w:val="936"/>
+    <w:basedOn w:val="937"/>
     <w:uiPriority w:val="99"/>
     <w:pPr>
       <w:pBdr/>
@@ -22426,9 +22426,9 @@
       </w:tcPr>
     </w:tblStylePr>
   </w:style>
-  <w:style w:type="table" w:styleId="830">
+  <w:style w:type="table" w:styleId="831">
     <w:name w:val="List Table 6 Colorful - Accent 2"/>
-    <w:basedOn w:val="936"/>
+    <w:basedOn w:val="937"/>
     <w:uiPriority w:val="99"/>
     <w:pPr>
       <w:pBdr/>
@@ -22649,9 +22649,9 @@
       </w:tcPr>
     </w:tblStylePr>
   </w:style>
-  <w:style w:type="table" w:styleId="831">
+  <w:style w:type="table" w:styleId="832">
     <w:name w:val="List Table 6 Colorful - Accent 3"/>
-    <w:basedOn w:val="936"/>
+    <w:basedOn w:val="937"/>
     <w:uiPriority w:val="99"/>
     <w:pPr>
       <w:pBdr/>
@@ -22872,9 +22872,9 @@
       </w:tcPr>
     </w:tblStylePr>
   </w:style>
-  <w:style w:type="table" w:styleId="832">
+  <w:style w:type="table" w:styleId="833">
     <w:name w:val="List Table 6 Colorful - Accent 4"/>
-    <w:basedOn w:val="936"/>
+    <w:basedOn w:val="937"/>
     <w:uiPriority w:val="99"/>
     <w:pPr>
       <w:pBdr/>
@@ -23095,9 +23095,9 @@
       </w:tcPr>
     </w:tblStylePr>
   </w:style>
-  <w:style w:type="table" w:styleId="833">
+  <w:style w:type="table" w:styleId="834">
     <w:name w:val="List Table 6 Colorful - Accent 5"/>
-    <w:basedOn w:val="936"/>
+    <w:basedOn w:val="937"/>
     <w:uiPriority w:val="99"/>
     <w:pPr>
       <w:pBdr/>
@@ -23318,9 +23318,9 @@
       </w:tcPr>
     </w:tblStylePr>
   </w:style>
-  <w:style w:type="table" w:styleId="834">
+  <w:style w:type="table" w:styleId="835">
     <w:name w:val="List Table 6 Colorful - Accent 6"/>
-    <w:basedOn w:val="936"/>
+    <w:basedOn w:val="937"/>
     <w:uiPriority w:val="99"/>
     <w:pPr>
       <w:pBdr/>
@@ -23541,9 +23541,9 @@
       </w:tcPr>
     </w:tblStylePr>
   </w:style>
-  <w:style w:type="table" w:styleId="835">
+  <w:style w:type="table" w:styleId="836">
     <w:name w:val="List Table 7 Colorful"/>
-    <w:basedOn w:val="936"/>
+    <w:basedOn w:val="937"/>
     <w:uiPriority w:val="99"/>
     <w:pPr>
       <w:pBdr/>
@@ -23797,9 +23797,9 @@
       </w:tcPr>
     </w:tblStylePr>
   </w:style>
-  <w:style w:type="table" w:styleId="836">
+  <w:style w:type="table" w:styleId="837">
     <w:name w:val="List Table 7 Colorful - Accent 1"/>
-    <w:basedOn w:val="936"/>
+    <w:basedOn w:val="937"/>
     <w:uiPriority w:val="99"/>
     <w:pPr>
       <w:pBdr/>
@@ -24053,9 +24053,9 @@
       </w:tcPr>
     </w:tblStylePr>
   </w:style>
-  <w:style w:type="table" w:styleId="837">
+  <w:style w:type="table" w:styleId="838">
     <w:name w:val="List Table 7 Colorful - Accent 2"/>
-    <w:basedOn w:val="936"/>
+    <w:basedOn w:val="937"/>
     <w:uiPriority w:val="99"/>
     <w:pPr>
       <w:pBdr/>
@@ -24309,9 +24309,9 @@
       </w:tcPr>
     </w:tblStylePr>
   </w:style>
-  <w:style w:type="table" w:styleId="838">
+  <w:style w:type="table" w:styleId="839">
     <w:name w:val="List Table 7 Colorful - Accent 3"/>
-    <w:basedOn w:val="936"/>
+    <w:basedOn w:val="937"/>
     <w:uiPriority w:val="99"/>
     <w:pPr>
       <w:pBdr/>
@@ -24565,9 +24565,9 @@
       </w:tcPr>
     </w:tblStylePr>
   </w:style>
-  <w:style w:type="table" w:styleId="839">
+  <w:style w:type="table" w:styleId="840">
     <w:name w:val="List Table 7 Colorful - Accent 4"/>
-    <w:basedOn w:val="936"/>
+    <w:basedOn w:val="937"/>
     <w:uiPriority w:val="99"/>
     <w:pPr>
       <w:pBdr/>
@@ -24821,9 +24821,9 @@
       </w:tcPr>
     </w:tblStylePr>
   </w:style>
-  <w:style w:type="table" w:styleId="840">
+  <w:style w:type="table" w:styleId="841">
     <w:name w:val="List Table 7 Colorful - Accent 5"/>
-    <w:basedOn w:val="936"/>
+    <w:basedOn w:val="937"/>
     <w:uiPriority w:val="99"/>
     <w:pPr>
       <w:pBdr/>
@@ -25077,9 +25077,9 @@
       </w:tcPr>
     </w:tblStylePr>
   </w:style>
-  <w:style w:type="table" w:styleId="841">
+  <w:style w:type="table" w:styleId="842">
     <w:name w:val="List Table 7 Colorful - Accent 6"/>
-    <w:basedOn w:val="936"/>
+    <w:basedOn w:val="937"/>
     <w:uiPriority w:val="99"/>
     <w:pPr>
       <w:pBdr/>
@@ -25333,9 +25333,9 @@
       </w:tcPr>
     </w:tblStylePr>
   </w:style>
-  <w:style w:type="table" w:styleId="842">
+  <w:style w:type="table" w:styleId="843">
     <w:name w:val="Lined - Accent"/>
-    <w:basedOn w:val="936"/>
+    <w:basedOn w:val="937"/>
     <w:uiPriority w:val="99"/>
     <w:pPr>
       <w:pBdr/>
@@ -25570,9 +25570,9 @@
       </w:tcPr>
     </w:tblStylePr>
   </w:style>
-  <w:style w:type="table" w:styleId="843">
+  <w:style w:type="table" w:styleId="844">
     <w:name w:val="Lined - Accent 1"/>
-    <w:basedOn w:val="936"/>
+    <w:basedOn w:val="937"/>
     <w:uiPriority w:val="99"/>
     <w:pPr>
       <w:pBdr/>
@@ -25807,9 +25807,9 @@
       </w:tcPr>
     </w:tblStylePr>
   </w:style>
-  <w:style w:type="table" w:styleId="844">
+  <w:style w:type="table" w:styleId="845">
     <w:name w:val="Lined - Accent 2"/>
-    <w:basedOn w:val="936"/>
+    <w:basedOn w:val="937"/>
     <w:uiPriority w:val="99"/>
     <w:pPr>
       <w:pBdr/>
@@ -26044,9 +26044,9 @@
       </w:tcPr>
     </w:tblStylePr>
   </w:style>
-  <w:style w:type="table" w:styleId="845">
+  <w:style w:type="table" w:styleId="846">
     <w:name w:val="Lined - Accent 3"/>
-    <w:basedOn w:val="936"/>
+    <w:basedOn w:val="937"/>
     <w:uiPriority w:val="99"/>
     <w:pPr>
       <w:pBdr/>
@@ -26281,9 +26281,9 @@
       </w:tcPr>
     </w:tblStylePr>
   </w:style>
-  <w:style w:type="table" w:styleId="846">
+  <w:style w:type="table" w:styleId="847">
     <w:name w:val="Lined - Accent 4"/>
-    <w:basedOn w:val="936"/>
+    <w:basedOn w:val="937"/>
     <w:uiPriority w:val="99"/>
     <w:pPr>
       <w:pBdr/>
@@ -26518,9 +26518,9 @@
       </w:tcPr>
     </w:tblStylePr>
   </w:style>
-  <w:style w:type="table" w:styleId="847">
+  <w:style w:type="table" w:styleId="848">
     <w:name w:val="Lined - Accent 5"/>
-    <w:basedOn w:val="936"/>
+    <w:basedOn w:val="937"/>
     <w:uiPriority w:val="99"/>
     <w:pPr>
       <w:pBdr/>
@@ -26755,9 +26755,9 @@
       </w:tcPr>
     </w:tblStylePr>
   </w:style>
-  <w:style w:type="table" w:styleId="848">
+  <w:style w:type="table" w:styleId="849">
     <w:name w:val="Lined - Accent 6"/>
-    <w:basedOn w:val="936"/>
+    <w:basedOn w:val="937"/>
     <w:uiPriority w:val="99"/>
     <w:pPr>
       <w:pBdr/>
@@ -26992,9 +26992,9 @@
       </w:tcPr>
     </w:tblStylePr>
   </w:style>
-  <w:style w:type="table" w:styleId="849">
+  <w:style w:type="table" w:styleId="850">
     <w:name w:val="Bordered &amp; Lined - Accent"/>
-    <w:basedOn w:val="936"/>
+    <w:basedOn w:val="937"/>
     <w:uiPriority w:val="99"/>
     <w:pPr>
       <w:pBdr/>
@@ -27236,9 +27236,9 @@
       </w:tcPr>
     </w:tblStylePr>
   </w:style>
-  <w:style w:type="table" w:styleId="850">
+  <w:style w:type="table" w:styleId="851">
     <w:name w:val="Bordered &amp; Lined - Accent 1"/>
-    <w:basedOn w:val="936"/>
+    <w:basedOn w:val="937"/>
     <w:uiPriority w:val="99"/>
     <w:pPr>
       <w:pBdr/>
@@ -27480,9 +27480,9 @@
       </w:tcPr>
     </w:tblStylePr>
   </w:style>
-  <w:style w:type="table" w:styleId="851">
+  <w:style w:type="table" w:styleId="852">
     <w:name w:val="Bordered &amp; Lined - Accent 2"/>
-    <w:basedOn w:val="936"/>
+    <w:basedOn w:val="937"/>
     <w:uiPriority w:val="99"/>
     <w:pPr>
       <w:pBdr/>
@@ -27724,9 +27724,9 @@
       </w:tcPr>
     </w:tblStylePr>
   </w:style>
-  <w:style w:type="table" w:styleId="852">
+  <w:style w:type="table" w:styleId="853">
     <w:name w:val="Bordered &amp; Lined - Accent 3"/>
-    <w:basedOn w:val="936"/>
+    <w:basedOn w:val="937"/>
     <w:uiPriority w:val="99"/>
     <w:pPr>
       <w:pBdr/>
@@ -27968,9 +27968,9 @@
       </w:tcPr>
     </w:tblStylePr>
   </w:style>
-  <w:style w:type="table" w:styleId="853">
+  <w:style w:type="table" w:styleId="854">
     <w:name w:val="Bordered &amp; Lined - Accent 4"/>
-    <w:basedOn w:val="936"/>
+    <w:basedOn w:val="937"/>
     <w:uiPriority w:val="99"/>
     <w:pPr>
       <w:pBdr/>
@@ -28212,9 +28212,9 @@
       </w:tcPr>
     </w:tblStylePr>
   </w:style>
-  <w:style w:type="table" w:styleId="854">
+  <w:style w:type="table" w:styleId="855">
     <w:name w:val="Bordered &amp; Lined - Accent 5"/>
-    <w:basedOn w:val="936"/>
+    <w:basedOn w:val="937"/>
     <w:uiPriority w:val="99"/>
     <w:pPr>
       <w:pBdr/>
@@ -28456,9 +28456,9 @@
       </w:tcPr>
     </w:tblStylePr>
   </w:style>
-  <w:style w:type="table" w:styleId="855">
+  <w:style w:type="table" w:styleId="856">
     <w:name w:val="Bordered &amp; Lined - Accent 6"/>
-    <w:basedOn w:val="936"/>
+    <w:basedOn w:val="937"/>
     <w:uiPriority w:val="99"/>
     <w:pPr>
       <w:pBdr/>
@@ -28700,9 +28700,9 @@
       </w:tcPr>
     </w:tblStylePr>
   </w:style>
-  <w:style w:type="table" w:styleId="856">
+  <w:style w:type="table" w:styleId="857">
     <w:name w:val="Bordered"/>
-    <w:basedOn w:val="936"/>
+    <w:basedOn w:val="937"/>
     <w:uiPriority w:val="99"/>
     <w:pPr>
       <w:pBdr/>
@@ -28931,9 +28931,9 @@
       </w:tcPr>
     </w:tblStylePr>
   </w:style>
-  <w:style w:type="table" w:styleId="857">
+  <w:style w:type="table" w:styleId="858">
     <w:name w:val="Bordered - Accent 1"/>
-    <w:basedOn w:val="936"/>
+    <w:basedOn w:val="937"/>
     <w:uiPriority w:val="99"/>
     <w:pPr>
       <w:pBdr/>
@@ -29162,9 +29162,9 @@
       </w:tcPr>
     </w:tblStylePr>
   </w:style>
-  <w:style w:type="table" w:styleId="858">
+  <w:style w:type="table" w:styleId="859">
     <w:name w:val="Bordered - Accent 2"/>
-    <w:basedOn w:val="936"/>
+    <w:basedOn w:val="937"/>
     <w:uiPriority w:val="99"/>
     <w:pPr>
       <w:pBdr/>
@@ -29393,9 +29393,9 @@
       </w:tcPr>
     </w:tblStylePr>
   </w:style>
-  <w:style w:type="table" w:styleId="859">
+  <w:style w:type="table" w:styleId="860">
     <w:name w:val="Bordered - Accent 3"/>
-    <w:basedOn w:val="936"/>
+    <w:basedOn w:val="937"/>
     <w:uiPriority w:val="99"/>
     <w:pPr>
       <w:pBdr/>
@@ -29624,9 +29624,9 @@
       </w:tcPr>
     </w:tblStylePr>
   </w:style>
-  <w:style w:type="table" w:styleId="860">
+  <w:style w:type="table" w:styleId="861">
     <w:name w:val="Bordered - Accent 4"/>
-    <w:basedOn w:val="936"/>
+    <w:basedOn w:val="937"/>
     <w:uiPriority w:val="99"/>
     <w:pPr>
       <w:pBdr/>
@@ -29855,9 +29855,9 @@
       </w:tcPr>
     </w:tblStylePr>
   </w:style>
-  <w:style w:type="table" w:styleId="861">
+  <w:style w:type="table" w:styleId="862">
     <w:name w:val="Bordered - Accent 5"/>
-    <w:basedOn w:val="936"/>
+    <w:basedOn w:val="937"/>
     <w:uiPriority w:val="99"/>
     <w:pPr>
       <w:pBdr/>
@@ -30086,9 +30086,9 @@
       </w:tcPr>
     </w:tblStylePr>
   </w:style>
-  <w:style w:type="table" w:styleId="862">
+  <w:style w:type="table" w:styleId="863">
     <w:name w:val="Bordered - Accent 6"/>
-    <w:basedOn w:val="936"/>
+    <w:basedOn w:val="937"/>
     <w:uiPriority w:val="99"/>
     <w:pPr>
       <w:pBdr/>
@@ -30317,11 +30317,11 @@
       </w:tcPr>
     </w:tblStylePr>
   </w:style>
-  <w:style w:type="paragraph" w:styleId="863">
+  <w:style w:type="paragraph" w:styleId="864">
     <w:name w:val="Heading 3"/>
-    <w:basedOn w:val="916"/>
-    <w:next w:val="916"/>
-    <w:link w:val="872"/>
+    <w:basedOn w:val="917"/>
+    <w:next w:val="917"/>
+    <w:link w:val="873"/>
     <w:uiPriority w:val="9"/>
     <w:unhideWhenUsed/>
     <w:qFormat/>
@@ -30340,11 +30340,11 @@
       <w:szCs w:val="28"/>
     </w:rPr>
   </w:style>
-  <w:style w:type="paragraph" w:styleId="864">
+  <w:style w:type="paragraph" w:styleId="865">
     <w:name w:val="Heading 4"/>
-    <w:basedOn w:val="916"/>
-    <w:next w:val="916"/>
-    <w:link w:val="873"/>
+    <w:basedOn w:val="917"/>
+    <w:next w:val="917"/>
+    <w:link w:val="874"/>
     <w:uiPriority w:val="9"/>
     <w:unhideWhenUsed/>
     <w:qFormat/>
@@ -30363,11 +30363,11 @@
       <w:color w:val="0f4761" w:themeColor="accent1" w:themeShade="BF"/>
     </w:rPr>
   </w:style>
-  <w:style w:type="paragraph" w:styleId="865">
+  <w:style w:type="paragraph" w:styleId="866">
     <w:name w:val="Heading 5"/>
-    <w:basedOn w:val="916"/>
-    <w:next w:val="916"/>
-    <w:link w:val="874"/>
+    <w:basedOn w:val="917"/>
+    <w:next w:val="917"/>
+    <w:link w:val="875"/>
     <w:uiPriority w:val="9"/>
     <w:unhideWhenUsed/>
     <w:qFormat/>
@@ -30384,11 +30384,11 @@
       <w:color w:val="0f4761" w:themeColor="accent1" w:themeShade="BF"/>
     </w:rPr>
   </w:style>
-  <w:style w:type="paragraph" w:styleId="866">
+  <w:style w:type="paragraph" w:styleId="867">
     <w:name w:val="Heading 6"/>
-    <w:basedOn w:val="916"/>
-    <w:next w:val="916"/>
-    <w:link w:val="875"/>
+    <w:basedOn w:val="917"/>
+    <w:next w:val="917"/>
+    <w:link w:val="876"/>
     <w:uiPriority w:val="9"/>
     <w:unhideWhenUsed/>
     <w:qFormat/>
@@ -30407,11 +30407,11 @@
       <w:color w:val="595959" w:themeColor="text1" w:themeTint="A6"/>
     </w:rPr>
   </w:style>
-  <w:style w:type="paragraph" w:styleId="867">
+  <w:style w:type="paragraph" w:styleId="868">
     <w:name w:val="Heading 7"/>
-    <w:basedOn w:val="916"/>
-    <w:next w:val="916"/>
-    <w:link w:val="876"/>
+    <w:basedOn w:val="917"/>
+    <w:next w:val="917"/>
+    <w:link w:val="877"/>
     <w:uiPriority w:val="9"/>
     <w:unhideWhenUsed/>
     <w:qFormat/>
@@ -30428,11 +30428,11 @@
       <w:color w:val="595959" w:themeColor="text1" w:themeTint="A6"/>
     </w:rPr>
   </w:style>
-  <w:style w:type="paragraph" w:styleId="868">
+  <w:style w:type="paragraph" w:styleId="869">
     <w:name w:val="Heading 8"/>
-    <w:basedOn w:val="916"/>
-    <w:next w:val="916"/>
-    <w:link w:val="877"/>
+    <w:basedOn w:val="917"/>
+    <w:next w:val="917"/>
+    <w:link w:val="878"/>
     <w:uiPriority w:val="9"/>
     <w:unhideWhenUsed/>
     <w:qFormat/>
@@ -30451,11 +30451,11 @@
       <w:color w:val="272727" w:themeColor="text1" w:themeTint="D8"/>
     </w:rPr>
   </w:style>
-  <w:style w:type="paragraph" w:styleId="869">
+  <w:style w:type="paragraph" w:styleId="870">
     <w:name w:val="Heading 9"/>
-    <w:basedOn w:val="916"/>
-    <w:next w:val="916"/>
-    <w:link w:val="878"/>
+    <w:basedOn w:val="917"/>
+    <w:next w:val="917"/>
+    <w:link w:val="879"/>
     <w:uiPriority w:val="9"/>
     <w:unhideWhenUsed/>
     <w:qFormat/>
@@ -30474,10 +30474,10 @@
       <w:color w:val="272727" w:themeColor="text1" w:themeTint="D8"/>
     </w:rPr>
   </w:style>
-  <w:style w:type="character" w:styleId="870">
+  <w:style w:type="character" w:styleId="871">
     <w:name w:val="Heading 1 Char"/>
-    <w:basedOn w:val="919"/>
-    <w:link w:val="917"/>
+    <w:basedOn w:val="920"/>
+    <w:link w:val="918"/>
     <w:uiPriority w:val="9"/>
     <w:pPr>
       <w:pBdr/>
@@ -30491,10 +30491,10 @@
       <w:szCs w:val="40"/>
     </w:rPr>
   </w:style>
-  <w:style w:type="character" w:styleId="871">
+  <w:style w:type="character" w:styleId="872">
     <w:name w:val="Heading 2 Char"/>
-    <w:basedOn w:val="919"/>
-    <w:link w:val="918"/>
+    <w:basedOn w:val="920"/>
+    <w:link w:val="919"/>
     <w:uiPriority w:val="9"/>
     <w:pPr>
       <w:pBdr/>
@@ -30508,10 +30508,10 @@
       <w:szCs w:val="32"/>
     </w:rPr>
   </w:style>
-  <w:style w:type="character" w:styleId="872">
+  <w:style w:type="character" w:styleId="873">
     <w:name w:val="Heading 3 Char"/>
-    <w:basedOn w:val="919"/>
-    <w:link w:val="863"/>
+    <w:basedOn w:val="920"/>
+    <w:link w:val="864"/>
     <w:uiPriority w:val="9"/>
     <w:pPr>
       <w:pBdr/>
@@ -30525,10 +30525,10 @@
       <w:szCs w:val="28"/>
     </w:rPr>
   </w:style>
-  <w:style w:type="character" w:styleId="873">
+  <w:style w:type="character" w:styleId="874">
     <w:name w:val="Heading 4 Char"/>
-    <w:basedOn w:val="919"/>
-    <w:link w:val="864"/>
+    <w:basedOn w:val="920"/>
+    <w:link w:val="865"/>
     <w:uiPriority w:val="9"/>
     <w:pPr>
       <w:pBdr/>
@@ -30542,10 +30542,10 @@
       <w:color w:val="0f4761" w:themeColor="accent1" w:themeShade="BF"/>
     </w:rPr>
   </w:style>
-  <w:style w:type="character" w:styleId="874">
+  <w:style w:type="character" w:styleId="875">
     <w:name w:val="Heading 5 Char"/>
-    <w:basedOn w:val="919"/>
-    <w:link w:val="865"/>
+    <w:basedOn w:val="920"/>
+    <w:link w:val="866"/>
     <w:uiPriority w:val="9"/>
     <w:pPr>
       <w:pBdr/>
@@ -30557,10 +30557,10 @@
       <w:color w:val="0f4761" w:themeColor="accent1" w:themeShade="BF"/>
     </w:rPr>
   </w:style>
-  <w:style w:type="character" w:styleId="875">
+  <w:style w:type="character" w:styleId="876">
     <w:name w:val="Heading 6 Char"/>
-    <w:basedOn w:val="919"/>
-    <w:link w:val="866"/>
+    <w:basedOn w:val="920"/>
+    <w:link w:val="867"/>
     <w:uiPriority w:val="9"/>
     <w:pPr>
       <w:pBdr/>
@@ -30574,10 +30574,10 @@
       <w:color w:val="595959" w:themeColor="text1" w:themeTint="A6"/>
     </w:rPr>
   </w:style>
-  <w:style w:type="character" w:styleId="876">
+  <w:style w:type="character" w:styleId="877">
     <w:name w:val="Heading 7 Char"/>
-    <w:basedOn w:val="919"/>
-    <w:link w:val="867"/>
+    <w:basedOn w:val="920"/>
+    <w:link w:val="868"/>
     <w:uiPriority w:val="9"/>
     <w:pPr>
       <w:pBdr/>
@@ -30589,26 +30589,9 @@
       <w:color w:val="595959" w:themeColor="text1" w:themeTint="A6"/>
     </w:rPr>
   </w:style>
-  <w:style w:type="character" w:styleId="877">
+  <w:style w:type="character" w:styleId="878">
     <w:name w:val="Heading 8 Char"/>
-    <w:basedOn w:val="919"/>
-    <w:link w:val="868"/>
-    <w:uiPriority w:val="9"/>
-    <w:pPr>
-      <w:pBdr/>
-      <w:spacing/>
-      <w:ind/>
-    </w:pPr>
-    <w:rPr>
-      <w:rFonts w:ascii="Arial" w:hAnsi="Arial" w:eastAsia="Arial" w:cs="Arial"/>
-      <w:i/>
-      <w:iCs/>
-      <w:color w:val="272727" w:themeColor="text1" w:themeTint="D8"/>
-    </w:rPr>
-  </w:style>
-  <w:style w:type="character" w:styleId="878">
-    <w:name w:val="Heading 9 Char"/>
-    <w:basedOn w:val="919"/>
+    <w:basedOn w:val="920"/>
     <w:link w:val="869"/>
     <w:uiPriority w:val="9"/>
     <w:pPr>
@@ -30623,11 +30606,28 @@
       <w:color w:val="272727" w:themeColor="text1" w:themeTint="D8"/>
     </w:rPr>
   </w:style>
-  <w:style w:type="paragraph" w:styleId="879">
+  <w:style w:type="character" w:styleId="879">
+    <w:name w:val="Heading 9 Char"/>
+    <w:basedOn w:val="920"/>
+    <w:link w:val="870"/>
+    <w:uiPriority w:val="9"/>
+    <w:pPr>
+      <w:pBdr/>
+      <w:spacing/>
+      <w:ind/>
+    </w:pPr>
+    <w:rPr>
+      <w:rFonts w:ascii="Arial" w:hAnsi="Arial" w:eastAsia="Arial" w:cs="Arial"/>
+      <w:i/>
+      <w:iCs/>
+      <w:color w:val="272727" w:themeColor="text1" w:themeTint="D8"/>
+    </w:rPr>
+  </w:style>
+  <w:style w:type="paragraph" w:styleId="880">
     <w:name w:val="Title"/>
-    <w:basedOn w:val="916"/>
-    <w:next w:val="916"/>
-    <w:link w:val="880"/>
+    <w:basedOn w:val="917"/>
+    <w:next w:val="917"/>
+    <w:link w:val="881"/>
     <w:uiPriority w:val="10"/>
     <w:qFormat/>
     <w:pPr>
@@ -30643,10 +30643,10 @@
       <w:szCs w:val="56"/>
     </w:rPr>
   </w:style>
-  <w:style w:type="character" w:styleId="880">
+  <w:style w:type="character" w:styleId="881">
     <w:name w:val="Title Char"/>
-    <w:basedOn w:val="919"/>
-    <w:link w:val="879"/>
+    <w:basedOn w:val="920"/>
+    <w:link w:val="880"/>
     <w:uiPriority w:val="10"/>
     <w:pPr>
       <w:pBdr/>
@@ -30660,11 +30660,11 @@
       <w:szCs w:val="56"/>
     </w:rPr>
   </w:style>
-  <w:style w:type="paragraph" w:styleId="881">
+  <w:style w:type="paragraph" w:styleId="882">
     <w:name w:val="Subtitle"/>
-    <w:basedOn w:val="916"/>
-    <w:next w:val="916"/>
-    <w:link w:val="882"/>
+    <w:basedOn w:val="917"/>
+    <w:next w:val="917"/>
+    <w:link w:val="883"/>
     <w:uiPriority w:val="11"/>
     <w:qFormat/>
     <w:pPr>
@@ -30682,10 +30682,10 @@
       <w:szCs w:val="28"/>
     </w:rPr>
   </w:style>
-  <w:style w:type="character" w:styleId="882">
+  <w:style w:type="character" w:styleId="883">
     <w:name w:val="Subtitle Char"/>
-    <w:basedOn w:val="919"/>
-    <w:link w:val="881"/>
+    <w:basedOn w:val="920"/>
+    <w:link w:val="882"/>
     <w:uiPriority w:val="11"/>
     <w:pPr>
       <w:pBdr/>
@@ -30699,11 +30699,11 @@
       <w:szCs w:val="28"/>
     </w:rPr>
   </w:style>
-  <w:style w:type="paragraph" w:styleId="883">
+  <w:style w:type="paragraph" w:styleId="884">
     <w:name w:val="Quote"/>
-    <w:basedOn w:val="916"/>
-    <w:next w:val="916"/>
-    <w:link w:val="884"/>
+    <w:basedOn w:val="917"/>
+    <w:next w:val="917"/>
+    <w:link w:val="885"/>
     <w:uiPriority w:val="29"/>
     <w:qFormat/>
     <w:pPr>
@@ -30718,10 +30718,10 @@
       <w:color w:val="404040" w:themeColor="text1" w:themeTint="BF"/>
     </w:rPr>
   </w:style>
-  <w:style w:type="character" w:styleId="884">
+  <w:style w:type="character" w:styleId="885">
     <w:name w:val="Quote Char"/>
-    <w:basedOn w:val="919"/>
-    <w:link w:val="883"/>
+    <w:basedOn w:val="920"/>
+    <w:link w:val="884"/>
     <w:uiPriority w:val="29"/>
     <w:pPr>
       <w:pBdr/>
@@ -30734,9 +30734,9 @@
       <w:color w:val="404040" w:themeColor="text1" w:themeTint="BF"/>
     </w:rPr>
   </w:style>
-  <w:style w:type="paragraph" w:styleId="885">
+  <w:style w:type="paragraph" w:styleId="886">
     <w:name w:val="List Paragraph"/>
-    <w:basedOn w:val="916"/>
+    <w:basedOn w:val="917"/>
     <w:uiPriority w:val="34"/>
     <w:qFormat/>
     <w:pPr>
@@ -30746,9 +30746,9 @@
       <w:contextualSpacing w:val="true"/>
     </w:pPr>
   </w:style>
-  <w:style w:type="character" w:styleId="886">
+  <w:style w:type="character" w:styleId="887">
     <w:name w:val="Intense Emphasis"/>
-    <w:basedOn w:val="919"/>
+    <w:basedOn w:val="920"/>
     <w:uiPriority w:val="21"/>
     <w:qFormat/>
     <w:pPr>
@@ -30762,11 +30762,11 @@
       <w:color w:val="0f4761" w:themeColor="accent1" w:themeShade="BF"/>
     </w:rPr>
   </w:style>
-  <w:style w:type="paragraph" w:styleId="887">
+  <w:style w:type="paragraph" w:styleId="888">
     <w:name w:val="Intense Quote"/>
-    <w:basedOn w:val="916"/>
-    <w:next w:val="916"/>
-    <w:link w:val="888"/>
+    <w:basedOn w:val="917"/>
+    <w:next w:val="917"/>
+    <w:link w:val="889"/>
     <w:uiPriority w:val="30"/>
     <w:qFormat/>
     <w:pPr>
@@ -30784,10 +30784,10 @@
       <w:color w:val="0f4761" w:themeColor="accent1" w:themeShade="BF"/>
     </w:rPr>
   </w:style>
-  <w:style w:type="character" w:styleId="888">
+  <w:style w:type="character" w:styleId="889">
     <w:name w:val="Intense Quote Char"/>
-    <w:basedOn w:val="919"/>
-    <w:link w:val="887"/>
+    <w:basedOn w:val="920"/>
+    <w:link w:val="888"/>
     <w:uiPriority w:val="30"/>
     <w:pPr>
       <w:pBdr/>
@@ -30800,9 +30800,9 @@
       <w:color w:val="0f4761" w:themeColor="accent1" w:themeShade="BF"/>
     </w:rPr>
   </w:style>
-  <w:style w:type="character" w:styleId="889">
+  <w:style w:type="character" w:styleId="890">
     <w:name w:val="Intense Reference"/>
-    <w:basedOn w:val="919"/>
+    <w:basedOn w:val="920"/>
     <w:uiPriority w:val="32"/>
     <w:qFormat/>
     <w:pPr>
@@ -30818,9 +30818,9 @@
       <w:spacing w:val="5"/>
     </w:rPr>
   </w:style>
-  <w:style w:type="paragraph" w:styleId="890">
+  <w:style w:type="paragraph" w:styleId="891">
     <w:name w:val="No Spacing"/>
-    <w:basedOn w:val="916"/>
+    <w:basedOn w:val="917"/>
     <w:uiPriority w:val="1"/>
     <w:qFormat/>
     <w:pPr>
@@ -30829,9 +30829,9 @@
       <w:ind/>
     </w:pPr>
   </w:style>
-  <w:style w:type="character" w:styleId="891">
+  <w:style w:type="character" w:styleId="892">
     <w:name w:val="Subtle Emphasis"/>
-    <w:basedOn w:val="919"/>
+    <w:basedOn w:val="920"/>
     <w:uiPriority w:val="19"/>
     <w:qFormat/>
     <w:pPr>
@@ -30845,9 +30845,9 @@
       <w:color w:val="404040" w:themeColor="text1" w:themeTint="BF"/>
     </w:rPr>
   </w:style>
-  <w:style w:type="character" w:styleId="892">
+  <w:style w:type="character" w:styleId="893">
     <w:name w:val="Emphasis"/>
-    <w:basedOn w:val="919"/>
+    <w:basedOn w:val="920"/>
     <w:uiPriority w:val="20"/>
     <w:qFormat/>
     <w:pPr>
@@ -30860,9 +30860,9 @@
       <w:iCs/>
     </w:rPr>
   </w:style>
-  <w:style w:type="character" w:styleId="893">
+  <w:style w:type="character" w:styleId="894">
     <w:name w:val="Strong"/>
-    <w:basedOn w:val="919"/>
+    <w:basedOn w:val="920"/>
     <w:uiPriority w:val="22"/>
     <w:qFormat/>
     <w:pPr>
@@ -30875,9 +30875,9 @@
       <w:bCs/>
     </w:rPr>
   </w:style>
-  <w:style w:type="character" w:styleId="894">
+  <w:style w:type="character" w:styleId="895">
     <w:name w:val="Subtle Reference"/>
-    <w:basedOn w:val="919"/>
+    <w:basedOn w:val="920"/>
     <w:uiPriority w:val="31"/>
     <w:qFormat/>
     <w:pPr>
@@ -30890,9 +30890,9 @@
       <w:color w:val="5a5a5a" w:themeColor="text1" w:themeTint="A5"/>
     </w:rPr>
   </w:style>
-  <w:style w:type="character" w:styleId="895">
+  <w:style w:type="character" w:styleId="896">
     <w:name w:val="Book Title"/>
-    <w:basedOn w:val="919"/>
+    <w:basedOn w:val="920"/>
     <w:uiPriority w:val="33"/>
     <w:qFormat/>
     <w:pPr>
@@ -30908,10 +30908,10 @@
       <w:spacing w:val="5"/>
     </w:rPr>
   </w:style>
-  <w:style w:type="character" w:styleId="896">
+  <w:style w:type="character" w:styleId="897">
     <w:name w:val="Header Char"/>
-    <w:basedOn w:val="919"/>
-    <w:link w:val="930"/>
+    <w:basedOn w:val="920"/>
+    <w:link w:val="931"/>
     <w:uiPriority w:val="99"/>
     <w:pPr>
       <w:pBdr/>
@@ -30919,10 +30919,10 @@
       <w:ind/>
     </w:pPr>
   </w:style>
-  <w:style w:type="character" w:styleId="897">
+  <w:style w:type="character" w:styleId="898">
     <w:name w:val="Footer Char"/>
-    <w:basedOn w:val="919"/>
-    <w:link w:val="934"/>
+    <w:basedOn w:val="920"/>
+    <w:link w:val="935"/>
     <w:uiPriority w:val="99"/>
     <w:pPr>
       <w:pBdr/>
@@ -30930,10 +30930,10 @@
       <w:ind/>
     </w:pPr>
   </w:style>
-  <w:style w:type="paragraph" w:styleId="898">
+  <w:style w:type="paragraph" w:styleId="899">
     <w:name w:val="footnote text"/>
-    <w:basedOn w:val="916"/>
-    <w:link w:val="899"/>
+    <w:basedOn w:val="917"/>
+    <w:link w:val="900"/>
     <w:uiPriority w:val="99"/>
     <w:semiHidden/>
     <w:unhideWhenUsed/>
@@ -30947,10 +30947,10 @@
       <w:szCs w:val="20"/>
     </w:rPr>
   </w:style>
-  <w:style w:type="character" w:styleId="899">
+  <w:style w:type="character" w:styleId="900">
     <w:name w:val="Footnote Text Char"/>
-    <w:basedOn w:val="919"/>
-    <w:link w:val="898"/>
+    <w:basedOn w:val="920"/>
+    <w:link w:val="899"/>
     <w:uiPriority w:val="99"/>
     <w:semiHidden/>
     <w:pPr>
@@ -30963,9 +30963,9 @@
       <w:szCs w:val="20"/>
     </w:rPr>
   </w:style>
-  <w:style w:type="character" w:styleId="900">
+  <w:style w:type="character" w:styleId="901">
     <w:name w:val="footnote reference"/>
-    <w:basedOn w:val="919"/>
+    <w:basedOn w:val="920"/>
     <w:uiPriority w:val="99"/>
     <w:semiHidden/>
     <w:unhideWhenUsed/>
@@ -30978,10 +30978,10 @@
       <w:vertAlign w:val="superscript"/>
     </w:rPr>
   </w:style>
-  <w:style w:type="paragraph" w:styleId="901">
+  <w:style w:type="paragraph" w:styleId="902">
     <w:name w:val="endnote text"/>
-    <w:basedOn w:val="916"/>
-    <w:link w:val="902"/>
+    <w:basedOn w:val="917"/>
+    <w:link w:val="903"/>
     <w:uiPriority w:val="99"/>
     <w:semiHidden/>
     <w:unhideWhenUsed/>
@@ -30995,10 +30995,10 @@
       <w:szCs w:val="20"/>
     </w:rPr>
   </w:style>
-  <w:style w:type="character" w:styleId="902">
+  <w:style w:type="character" w:styleId="903">
     <w:name w:val="Endnote Text Char"/>
-    <w:basedOn w:val="919"/>
-    <w:link w:val="901"/>
+    <w:basedOn w:val="920"/>
+    <w:link w:val="902"/>
     <w:uiPriority w:val="99"/>
     <w:semiHidden/>
     <w:pPr>
@@ -31011,9 +31011,9 @@
       <w:szCs w:val="20"/>
     </w:rPr>
   </w:style>
-  <w:style w:type="character" w:styleId="903">
+  <w:style w:type="character" w:styleId="904">
     <w:name w:val="endnote reference"/>
-    <w:basedOn w:val="919"/>
+    <w:basedOn w:val="920"/>
     <w:uiPriority w:val="99"/>
     <w:semiHidden/>
     <w:unhideWhenUsed/>
@@ -31026,9 +31026,9 @@
       <w:vertAlign w:val="superscript"/>
     </w:rPr>
   </w:style>
-  <w:style w:type="character" w:styleId="904">
+  <w:style w:type="character" w:styleId="905">
     <w:name w:val="FollowedHyperlink"/>
-    <w:basedOn w:val="919"/>
+    <w:basedOn w:val="920"/>
     <w:uiPriority w:val="99"/>
     <w:semiHidden/>
     <w:unhideWhenUsed/>
@@ -31042,10 +31042,10 @@
       <w:u w:val="single"/>
     </w:rPr>
   </w:style>
-  <w:style w:type="paragraph" w:styleId="905">
+  <w:style w:type="paragraph" w:styleId="906">
     <w:name w:val="toc 1"/>
-    <w:basedOn w:val="916"/>
-    <w:next w:val="916"/>
+    <w:basedOn w:val="917"/>
+    <w:next w:val="917"/>
     <w:uiPriority w:val="39"/>
     <w:unhideWhenUsed/>
     <w:pPr>
@@ -31054,10 +31054,10 @@
       <w:ind/>
     </w:pPr>
   </w:style>
-  <w:style w:type="paragraph" w:styleId="906">
+  <w:style w:type="paragraph" w:styleId="907">
     <w:name w:val="toc 2"/>
-    <w:basedOn w:val="916"/>
-    <w:next w:val="916"/>
+    <w:basedOn w:val="917"/>
+    <w:next w:val="917"/>
     <w:uiPriority w:val="39"/>
     <w:unhideWhenUsed/>
     <w:pPr>
@@ -31066,10 +31066,10 @@
       <w:ind w:left="220"/>
     </w:pPr>
   </w:style>
-  <w:style w:type="paragraph" w:styleId="907">
+  <w:style w:type="paragraph" w:styleId="908">
     <w:name w:val="toc 3"/>
-    <w:basedOn w:val="916"/>
-    <w:next w:val="916"/>
+    <w:basedOn w:val="917"/>
+    <w:next w:val="917"/>
     <w:uiPriority w:val="39"/>
     <w:unhideWhenUsed/>
     <w:pPr>
@@ -31078,10 +31078,10 @@
       <w:ind w:left="440"/>
     </w:pPr>
   </w:style>
-  <w:style w:type="paragraph" w:styleId="908">
+  <w:style w:type="paragraph" w:styleId="909">
     <w:name w:val="toc 4"/>
-    <w:basedOn w:val="916"/>
-    <w:next w:val="916"/>
+    <w:basedOn w:val="917"/>
+    <w:next w:val="917"/>
     <w:uiPriority w:val="39"/>
     <w:unhideWhenUsed/>
     <w:pPr>
@@ -31090,10 +31090,10 @@
       <w:ind w:left="660"/>
     </w:pPr>
   </w:style>
-  <w:style w:type="paragraph" w:styleId="909">
+  <w:style w:type="paragraph" w:styleId="910">
     <w:name w:val="toc 5"/>
-    <w:basedOn w:val="916"/>
-    <w:next w:val="916"/>
+    <w:basedOn w:val="917"/>
+    <w:next w:val="917"/>
     <w:uiPriority w:val="39"/>
     <w:unhideWhenUsed/>
     <w:pPr>
@@ -31102,10 +31102,10 @@
       <w:ind w:left="880"/>
     </w:pPr>
   </w:style>
-  <w:style w:type="paragraph" w:styleId="910">
+  <w:style w:type="paragraph" w:styleId="911">
     <w:name w:val="toc 6"/>
-    <w:basedOn w:val="916"/>
-    <w:next w:val="916"/>
+    <w:basedOn w:val="917"/>
+    <w:next w:val="917"/>
     <w:uiPriority w:val="39"/>
     <w:unhideWhenUsed/>
     <w:pPr>
@@ -31114,10 +31114,10 @@
       <w:ind w:left="1100"/>
     </w:pPr>
   </w:style>
-  <w:style w:type="paragraph" w:styleId="911">
+  <w:style w:type="paragraph" w:styleId="912">
     <w:name w:val="toc 7"/>
-    <w:basedOn w:val="916"/>
-    <w:next w:val="916"/>
+    <w:basedOn w:val="917"/>
+    <w:next w:val="917"/>
     <w:uiPriority w:val="39"/>
     <w:unhideWhenUsed/>
     <w:pPr>
@@ -31126,10 +31126,10 @@
       <w:ind w:left="1320"/>
     </w:pPr>
   </w:style>
-  <w:style w:type="paragraph" w:styleId="912">
+  <w:style w:type="paragraph" w:styleId="913">
     <w:name w:val="toc 8"/>
-    <w:basedOn w:val="916"/>
-    <w:next w:val="916"/>
+    <w:basedOn w:val="917"/>
+    <w:next w:val="917"/>
     <w:uiPriority w:val="39"/>
     <w:unhideWhenUsed/>
     <w:pPr>
@@ -31138,10 +31138,10 @@
       <w:ind w:left="1540"/>
     </w:pPr>
   </w:style>
-  <w:style w:type="paragraph" w:styleId="913">
+  <w:style w:type="paragraph" w:styleId="914">
     <w:name w:val="toc 9"/>
-    <w:basedOn w:val="916"/>
-    <w:next w:val="916"/>
+    <w:basedOn w:val="917"/>
+    <w:next w:val="917"/>
     <w:uiPriority w:val="39"/>
     <w:unhideWhenUsed/>
     <w:pPr>
@@ -31150,7 +31150,7 @@
       <w:ind w:left="1760"/>
     </w:pPr>
   </w:style>
-  <w:style w:type="paragraph" w:styleId="914">
+  <w:style w:type="paragraph" w:styleId="915">
     <w:name w:val="TOC Heading"/>
     <w:uiPriority w:val="39"/>
     <w:unhideWhenUsed/>
@@ -31160,10 +31160,10 @@
       <w:ind/>
     </w:pPr>
   </w:style>
-  <w:style w:type="paragraph" w:styleId="915">
+  <w:style w:type="paragraph" w:styleId="916">
     <w:name w:val="table of figures"/>
-    <w:basedOn w:val="916"/>
-    <w:next w:val="916"/>
+    <w:basedOn w:val="917"/>
+    <w:next w:val="917"/>
     <w:uiPriority w:val="99"/>
     <w:unhideWhenUsed/>
     <w:pPr>
@@ -31172,7 +31172,7 @@
       <w:ind/>
     </w:pPr>
   </w:style>
-  <w:style w:type="paragraph" w:styleId="916" w:default="1">
+  <w:style w:type="paragraph" w:styleId="917" w:default="1">
     <w:name w:val="Normal"/>
     <w:qFormat/>
     <w:pPr>
@@ -31192,9 +31192,9 @@
       <w:lang w:val="ru-RU" w:eastAsia="ru-RU" w:bidi="ar-SA"/>
     </w:rPr>
   </w:style>
-  <w:style w:type="paragraph" w:styleId="917">
+  <w:style w:type="paragraph" w:styleId="918">
     <w:name w:val="Heading 1"/>
-    <w:next w:val="916"/>
+    <w:next w:val="917"/>
     <w:qFormat/>
     <w:pPr>
       <w:keepNext w:val="true"/>
@@ -31217,9 +31217,9 @@
       <w:lang w:val="ru-RU" w:eastAsia="ru-RU" w:bidi="ar-SA"/>
     </w:rPr>
   </w:style>
-  <w:style w:type="paragraph" w:styleId="918">
+  <w:style w:type="paragraph" w:styleId="919">
     <w:name w:val="Heading 2"/>
-    <w:next w:val="916"/>
+    <w:next w:val="917"/>
     <w:qFormat/>
     <w:pPr>
       <w:keepNext w:val="true"/>
@@ -31240,7 +31240,7 @@
       <w:lang w:val="ru-RU" w:eastAsia="ru-RU" w:bidi="ar-SA"/>
     </w:rPr>
   </w:style>
-  <w:style w:type="character" w:styleId="919" w:default="1">
+  <w:style w:type="character" w:styleId="920" w:default="1">
     <w:name w:val="Default Paragraph Font"/>
     <w:uiPriority w:val="1"/>
     <w:semiHidden/>
@@ -31252,7 +31252,7 @@
       <w:ind/>
     </w:pPr>
   </w:style>
-  <w:style w:type="character" w:styleId="920">
+  <w:style w:type="character" w:styleId="921">
     <w:name w:val="Hyperlink"/>
     <w:pPr>
       <w:pBdr/>
@@ -31263,7 +31263,7 @@
       <w:u w:val="single"/>
     </w:rPr>
   </w:style>
-  <w:style w:type="character" w:styleId="921">
+  <w:style w:type="character" w:styleId="922">
     <w:name w:val="Символ нумерации"/>
     <w:qFormat/>
     <w:pPr>
@@ -31272,10 +31272,10 @@
       <w:ind/>
     </w:pPr>
   </w:style>
-  <w:style w:type="paragraph" w:styleId="922" w:customStyle="1">
+  <w:style w:type="paragraph" w:styleId="923" w:customStyle="1">
     <w:name w:val="Заголовок"/>
-    <w:basedOn w:val="916"/>
-    <w:next w:val="923"/>
+    <w:basedOn w:val="917"/>
+    <w:next w:val="924"/>
     <w:qFormat/>
     <w:pPr>
       <w:keepNext w:val="true"/>
@@ -31289,18 +31289,18 @@
       <w:szCs w:val="28"/>
     </w:rPr>
   </w:style>
-  <w:style w:type="paragraph" w:styleId="923">
+  <w:style w:type="paragraph" w:styleId="924">
     <w:name w:val="Body Text"/>
-    <w:basedOn w:val="916"/>
+    <w:basedOn w:val="917"/>
     <w:pPr>
       <w:pBdr/>
       <w:spacing w:after="140" w:before="0" w:line="276" w:lineRule="auto"/>
       <w:ind/>
     </w:pPr>
   </w:style>
-  <w:style w:type="paragraph" w:styleId="924">
+  <w:style w:type="paragraph" w:styleId="925">
     <w:name w:val="List"/>
-    <w:basedOn w:val="923"/>
+    <w:basedOn w:val="924"/>
     <w:pPr>
       <w:pBdr/>
       <w:spacing/>
@@ -31310,9 +31310,9 @@
       <w:rFonts w:cs="Lucida Sans"/>
     </w:rPr>
   </w:style>
-  <w:style w:type="paragraph" w:styleId="925">
+  <w:style w:type="paragraph" w:styleId="926">
     <w:name w:val="Caption"/>
-    <w:basedOn w:val="916"/>
+    <w:basedOn w:val="917"/>
     <w:qFormat/>
     <w:pPr>
       <w:suppressLineNumbers w:val="true"/>
@@ -31328,9 +31328,9 @@
       <w:szCs w:val="24"/>
     </w:rPr>
   </w:style>
-  <w:style w:type="paragraph" w:styleId="926">
+  <w:style w:type="paragraph" w:styleId="927">
     <w:name w:val="Указатель"/>
-    <w:basedOn w:val="916"/>
+    <w:basedOn w:val="917"/>
     <w:qFormat/>
     <w:pPr>
       <w:suppressLineNumbers w:val="true"/>
@@ -31342,9 +31342,9 @@
       <w:rFonts w:cs="Lucida Sans"/>
     </w:rPr>
   </w:style>
-  <w:style w:type="paragraph" w:styleId="927">
+  <w:style w:type="paragraph" w:styleId="928">
     <w:name w:val="caption1"/>
-    <w:basedOn w:val="916"/>
+    <w:basedOn w:val="917"/>
     <w:qFormat/>
     <w:pPr>
       <w:suppressLineNumbers w:val="true"/>
@@ -31358,9 +31358,9 @@
       <w:iCs/>
     </w:rPr>
   </w:style>
-  <w:style w:type="paragraph" w:styleId="928">
+  <w:style w:type="paragraph" w:styleId="929">
     <w:name w:val="index heading"/>
-    <w:basedOn w:val="916"/>
+    <w:basedOn w:val="917"/>
     <w:qFormat/>
     <w:pPr>
       <w:suppressLineNumbers w:val="true"/>
@@ -31372,9 +31372,9 @@
       <w:rFonts w:cs="Lucida Sans"/>
     </w:rPr>
   </w:style>
-  <w:style w:type="paragraph" w:styleId="929" w:customStyle="1">
+  <w:style w:type="paragraph" w:styleId="930" w:customStyle="1">
     <w:name w:val="Колонтитул"/>
-    <w:basedOn w:val="916"/>
+    <w:basedOn w:val="917"/>
     <w:qFormat/>
     <w:pPr>
       <w:pBdr/>
@@ -31382,7 +31382,7 @@
       <w:ind/>
     </w:pPr>
   </w:style>
-  <w:style w:type="paragraph" w:styleId="930">
+  <w:style w:type="paragraph" w:styleId="931">
     <w:name w:val="Header"/>
     <w:pPr>
       <w:widowControl w:val="true"/>
@@ -31406,7 +31406,7 @@
       <w:lang w:val="ru-RU" w:eastAsia="ru-RU" w:bidi="ar-SA"/>
     </w:rPr>
   </w:style>
-  <w:style w:type="paragraph" w:styleId="931" w:customStyle="1">
+  <w:style w:type="paragraph" w:styleId="932" w:customStyle="1">
     <w:name w:val="Колонтитулы"/>
     <w:qFormat/>
     <w:pPr>
@@ -31434,7 +31434,7 @@
       </w14:textOutline>
     </w:rPr>
   </w:style>
-  <w:style w:type="paragraph" w:styleId="932" w:customStyle="1">
+  <w:style w:type="paragraph" w:styleId="933" w:customStyle="1">
     <w:name w:val="Основной текст A"/>
     <w:qFormat/>
     <w:pPr>
@@ -31461,9 +31461,9 @@
       </w14:textOutline>
     </w:rPr>
   </w:style>
-  <w:style w:type="paragraph" w:styleId="933" w:customStyle="1">
+  <w:style w:type="paragraph" w:styleId="934" w:customStyle="1">
     <w:name w:val="Содержимое врезки"/>
-    <w:basedOn w:val="916"/>
+    <w:basedOn w:val="917"/>
     <w:qFormat/>
     <w:pPr>
       <w:pBdr/>
@@ -31471,16 +31471,16 @@
       <w:ind/>
     </w:pPr>
   </w:style>
-  <w:style w:type="paragraph" w:styleId="934">
+  <w:style w:type="paragraph" w:styleId="935">
     <w:name w:val="Footer"/>
-    <w:basedOn w:val="929"/>
+    <w:basedOn w:val="930"/>
     <w:pPr>
       <w:pBdr/>
       <w:spacing/>
       <w:ind/>
     </w:pPr>
   </w:style>
-  <w:style w:type="numbering" w:styleId="935" w:default="1">
+  <w:style w:type="numbering" w:styleId="936" w:default="1">
     <w:name w:val="No List"/>
     <w:uiPriority w:val="99"/>
     <w:semiHidden/>
@@ -31492,7 +31492,7 @@
       <w:ind/>
     </w:pPr>
   </w:style>
-  <w:style w:type="table" w:styleId="936" w:default="1">
+  <w:style w:type="table" w:styleId="937" w:default="1">
     <w:name w:val="Normal Table"/>
     <w:uiPriority w:val="99"/>
     <w:semiHidden/>
@@ -31684,7 +31684,7 @@
       </w:tcPr>
     </w:tblStylePr>
   </w:style>
-  <w:style w:type="table" w:styleId="937" w:customStyle="1">
+  <w:style w:type="table" w:styleId="938" w:customStyle="1">
     <w:name w:val="Table Normal"/>
     <w:pPr>
       <w:pBdr/>
